--- a/МатМодиИИ/rpd__doc_docx/Б1.О.02.01_Иностранный язык.docx
+++ b/МатМодиИИ/rpd__doc_docx/Б1.О.02.01_Иностранный язык.docx
@@ -894,6 +894,62 @@
     </w:p>
     <w:p>
       <w:pPr>
+        <w:pageBreakBefore/>
+        <w:spacing w:after="160"/>
+      </w:pPr>
+      <w:r>
+        <w:rPr>
+          <w:rFonts w:ascii="Times New Roman" w:hAnsi="Times New Roman"/>
+          <w:b w:val="0"/>
+          <w:sz w:val="28"/>
+        </w:rPr>
+        <w:t>Разработана в соответствии с ФГОС ВО по специальности 01.05.01 «Фундаментальные математика и механика», утверждённым приказом Минобрнауки России от 10 января 2018 г. № 16.</w:t>
+      </w:r>
+    </w:p>
+    <w:p>
+      <w:pPr>
+        <w:spacing w:after="160"/>
+      </w:pPr>
+      <w:r>
+        <w:rPr>
+          <w:rFonts w:ascii="Times New Roman" w:hAnsi="Times New Roman"/>
+          <w:b w:val="0"/>
+          <w:sz w:val="28"/>
+        </w:rPr>
+        <w:t>Учебный план по специальности 01.05.01 «Фундаментальные математика и механика», специализация «Математическое моделирование и искусственный интеллект», одобрен учёным советом РГУ имени С.А. Есенина «___» __________ 20___ г.</w:t>
+      </w:r>
+    </w:p>
+    <w:p>
+      <w:pPr>
+        <w:spacing w:after="160"/>
+      </w:pPr>
+      <w:r>
+        <w:rPr>
+          <w:rFonts w:ascii="Times New Roman" w:hAnsi="Times New Roman"/>
+          <w:b w:val="0"/>
+          <w:sz w:val="28"/>
+        </w:rPr>
+        <w:t>Рабочая программа дисциплины (модуля) утверждена на заседании кафедры иностранных языков факультета истории и международных отношений «___» __________ 20___ г., протокол № ____.</w:t>
+      </w:r>
+    </w:p>
+    <w:p>
+      <w:pPr>
+        <w:spacing w:after="160"/>
+      </w:pPr>
+      <w:r>
+        <w:rPr>
+          <w:rFonts w:ascii="Times New Roman" w:hAnsi="Times New Roman"/>
+          <w:b w:val="0"/>
+          <w:sz w:val="28"/>
+        </w:rPr>
+        <w:t>Разработчик — __________________________________________________________</w:t>
+        <w:br/>
+        <w:t>(учёная степень, учёное звание, должность, Ф.И.О.)</w:t>
+      </w:r>
+    </w:p>
+    <w:p>
+      <w:pPr>
+        <w:pageBreakBefore/>
         <w:spacing w:after="0" w:line="240" w:lineRule="auto"/>
         <w:jc w:val="center"/>
         <w:rPr>
@@ -916,7 +972,6 @@
           <w:szCs w:val="28"/>
           <w:lang w:eastAsia="ru-RU"/>
         </w:rPr>
-        <w:br w:type="page"/>
       </w:r>
       <w:r>
         <w:rPr>
@@ -1472,49 +1527,21 @@
     </w:p>
     <w:p>
       <w:pPr>
-        <w:pStyle w:val="Standard"/>
-        <w:tabs>
-          <w:tab w:val="num" w:pos="0"/>
-        </w:tabs>
-        <w:ind w:firstLine="709"/>
-        <w:rPr>
-          <w:sz w:val="28"/>
-          <w:szCs w:val="28"/>
-        </w:rPr>
-      </w:pPr>
-    </w:p>
-    <w:p>
-      <w:pPr>
-        <w:suppressAutoHyphens/>
-        <w:spacing w:after="0" w:line="240" w:lineRule="auto"/>
-        <w:ind w:left="360"/>
-        <w:jc w:val="both"/>
-        <w:rPr>
-          <w:rFonts w:ascii="Times New Roman" w:hAnsi="Times New Roman"/>
-          <w:bCs/>
-          <w:sz w:val="28"/>
-          <w:szCs w:val="28"/>
-          <w:lang w:eastAsia="zh-CN"/>
-        </w:rPr>
-      </w:pPr>
-    </w:p>
-    <w:p>
-      <w:pPr>
-        <w:spacing w:after="0" w:line="240" w:lineRule="auto"/>
+        <w:spacing w:after="0" w:line="20" w:lineRule="exact" w:before="0"/>
         <w:rPr>
           <w:rFonts w:ascii="Times New Roman" w:hAnsi="Times New Roman"/>
           <w:b/>
           <w:bCs/>
-          <w:sz w:val="28"/>
-          <w:szCs w:val="28"/>
+          <w:sz w:val="2"/>
+          <w:szCs w:val="2"/>
           <w:lang w:eastAsia="ru-RU"/>
         </w:rPr>
         <w:sectPr>
           <w:footnotePr>
             <w:pos w:val="beneathText"/>
           </w:footnotePr>
-          <w:pgSz w:w="11905" w:h="16837"/>
-          <w:pgMar w:top="1134" w:right="851" w:bottom="1134" w:left="1701" w:header="1134" w:footer="1134" w:gutter="0"/>
+          <w:pgSz w:w="11906" w:h="16838"/>
+          <w:pgMar w:top="1134" w:right="851" w:bottom="1134" w:left="1701" w:header="709" w:footer="709" w:gutter="0"/>
           <w:cols w:space="720"/>
           <w:docGrid w:linePitch="326"/>
         </w:sectPr>
@@ -1689,6 +1716,7 @@
         <w:trPr>
           <w:trHeight w:val="633"/>
           <w:jc w:val="center"/>
+          <w:tblHeader/>
         </w:trPr>
         <w:tc>
           <w:tcPr>
@@ -1845,6 +1873,7 @@
         <w:trPr>
           <w:trHeight w:val="343"/>
           <w:jc w:val="center"/>
+          <w:tblHeader/>
         </w:trPr>
         <w:tc>
           <w:tcPr>
@@ -2001,191 +2030,6 @@
                 <w:lang w:eastAsia="ru-RU"/>
               </w:rPr>
               <w:t>Владеть</w:t>
-            </w:r>
-          </w:p>
-        </w:tc>
-      </w:tr>
-      <w:tr>
-        <w:trPr>
-          <w:trHeight w:val="73"/>
-          <w:jc w:val="center"/>
-        </w:trPr>
-        <w:tc>
-          <w:tcPr>
-            <w:tcW w:w="415" w:type="dxa"/>
-          </w:tcPr>
-          <w:p>
-            <w:pPr>
-              <w:widowControl w:val="0"/>
-              <w:autoSpaceDE w:val="0"/>
-              <w:autoSpaceDN w:val="0"/>
-              <w:spacing w:after="0" w:line="240" w:lineRule="auto"/>
-              <w:jc w:val="center"/>
-              <w:rPr>
-                <w:rFonts w:ascii="Times New Roman" w:hAnsi="Times New Roman"/>
-                <w:sz w:val="24"/>
-                <w:szCs w:val="24"/>
-                <w:lang w:val="en-US"/>
-              </w:rPr>
-            </w:pPr>
-            <w:r>
-              <w:rPr>
-                <w:rFonts w:ascii="Times New Roman" w:hAnsi="Times New Roman"/>
-                <w:sz w:val="24"/>
-                <w:szCs w:val="24"/>
-                <w:lang w:val="en-US"/>
-              </w:rPr>
-              <w:t>1</w:t>
-            </w:r>
-          </w:p>
-        </w:tc>
-        <w:tc>
-          <w:tcPr>
-            <w:tcW w:w="2313" w:type="dxa"/>
-            <w:tcBorders>
-              <w:right w:val="single" w:sz="4" w:space="0" w:color="auto"/>
-            </w:tcBorders>
-          </w:tcPr>
-          <w:p>
-            <w:pPr>
-              <w:widowControl w:val="0"/>
-              <w:autoSpaceDE w:val="0"/>
-              <w:autoSpaceDN w:val="0"/>
-              <w:spacing w:after="0" w:line="240" w:lineRule="auto"/>
-              <w:ind w:left="3"/>
-              <w:jc w:val="center"/>
-              <w:rPr>
-                <w:rFonts w:ascii="Times New Roman" w:hAnsi="Times New Roman"/>
-                <w:sz w:val="24"/>
-                <w:szCs w:val="24"/>
-              </w:rPr>
-            </w:pPr>
-            <w:r>
-              <w:rPr>
-                <w:rFonts w:ascii="Times New Roman" w:hAnsi="Times New Roman"/>
-                <w:sz w:val="24"/>
-                <w:szCs w:val="24"/>
-                <w:lang w:val="en-US"/>
-              </w:rPr>
-              <w:t>2</w:t>
-            </w:r>
-          </w:p>
-        </w:tc>
-        <w:tc>
-          <w:tcPr>
-            <w:tcW w:w="3240" w:type="dxa"/>
-            <w:tcBorders>
-              <w:left w:val="single" w:sz="4" w:space="0" w:color="auto"/>
-            </w:tcBorders>
-          </w:tcPr>
-          <w:p>
-            <w:pPr>
-              <w:widowControl w:val="0"/>
-              <w:autoSpaceDE w:val="0"/>
-              <w:autoSpaceDN w:val="0"/>
-              <w:spacing w:after="0" w:line="240" w:lineRule="auto"/>
-              <w:jc w:val="center"/>
-              <w:rPr>
-                <w:rFonts w:ascii="Times New Roman" w:hAnsi="Times New Roman"/>
-                <w:sz w:val="24"/>
-                <w:szCs w:val="24"/>
-              </w:rPr>
-            </w:pPr>
-            <w:r>
-              <w:rPr>
-                <w:rFonts w:ascii="Times New Roman" w:hAnsi="Times New Roman"/>
-                <w:sz w:val="24"/>
-                <w:szCs w:val="24"/>
-              </w:rPr>
-              <w:t>3</w:t>
-            </w:r>
-          </w:p>
-        </w:tc>
-        <w:tc>
-          <w:tcPr>
-            <w:tcW w:w="3240" w:type="dxa"/>
-          </w:tcPr>
-          <w:p>
-            <w:pPr>
-              <w:widowControl w:val="0"/>
-              <w:autoSpaceDE w:val="0"/>
-              <w:autoSpaceDN w:val="0"/>
-              <w:spacing w:after="0" w:line="240" w:lineRule="auto"/>
-              <w:jc w:val="center"/>
-              <w:rPr>
-                <w:rFonts w:ascii="Times New Roman" w:hAnsi="Times New Roman"/>
-                <w:sz w:val="24"/>
-                <w:szCs w:val="24"/>
-                <w:lang w:val="en-US"/>
-              </w:rPr>
-            </w:pPr>
-            <w:r>
-              <w:rPr>
-                <w:rFonts w:ascii="Times New Roman" w:hAnsi="Times New Roman"/>
-                <w:sz w:val="24"/>
-                <w:szCs w:val="24"/>
-                <w:lang w:val="en-US"/>
-              </w:rPr>
-              <w:t>4</w:t>
-            </w:r>
-          </w:p>
-        </w:tc>
-        <w:tc>
-          <w:tcPr>
-            <w:tcW w:w="2520" w:type="dxa"/>
-          </w:tcPr>
-          <w:p>
-            <w:pPr>
-              <w:widowControl w:val="0"/>
-              <w:autoSpaceDE w:val="0"/>
-              <w:autoSpaceDN w:val="0"/>
-              <w:spacing w:after="0" w:line="240" w:lineRule="auto"/>
-              <w:ind w:left="7"/>
-              <w:jc w:val="center"/>
-              <w:rPr>
-                <w:rFonts w:ascii="Times New Roman" w:hAnsi="Times New Roman"/>
-                <w:sz w:val="24"/>
-                <w:szCs w:val="24"/>
-                <w:lang w:val="en-US"/>
-              </w:rPr>
-            </w:pPr>
-            <w:r>
-              <w:rPr>
-                <w:rFonts w:ascii="Times New Roman" w:hAnsi="Times New Roman"/>
-                <w:sz w:val="24"/>
-                <w:szCs w:val="24"/>
-                <w:lang w:val="en-US"/>
-              </w:rPr>
-              <w:t>5</w:t>
-            </w:r>
-          </w:p>
-        </w:tc>
-        <w:tc>
-          <w:tcPr>
-            <w:tcW w:w="2880" w:type="dxa"/>
-          </w:tcPr>
-          <w:p>
-            <w:pPr>
-              <w:widowControl w:val="0"/>
-              <w:autoSpaceDE w:val="0"/>
-              <w:autoSpaceDN w:val="0"/>
-              <w:spacing w:after="0" w:line="240" w:lineRule="auto"/>
-              <w:jc w:val="center"/>
-              <w:rPr>
-                <w:rFonts w:ascii="Times New Roman" w:hAnsi="Times New Roman"/>
-                <w:sz w:val="24"/>
-                <w:szCs w:val="24"/>
-                <w:lang w:val="en-US"/>
-              </w:rPr>
-            </w:pPr>
-            <w:r>
-              <w:rPr>
-                <w:rFonts w:ascii="Times New Roman" w:hAnsi="Times New Roman"/>
-                <w:sz w:val="24"/>
-                <w:szCs w:val="24"/>
-                <w:lang w:val="en-US"/>
-              </w:rPr>
-              <w:t>6</w:t>
             </w:r>
           </w:p>
         </w:tc>
@@ -2821,46 +2665,15 @@
     </w:tbl>
     <w:p>
       <w:pPr>
-        <w:widowControl w:val="0"/>
-        <w:autoSpaceDE w:val="0"/>
-        <w:autoSpaceDN w:val="0"/>
-        <w:spacing w:after="0" w:line="240" w:lineRule="auto"/>
-        <w:ind w:left="2332" w:right="-28"/>
-        <w:rPr>
-          <w:rFonts w:ascii="Times New Roman" w:hAnsi="Times New Roman"/>
-          <w:sz w:val="24"/>
-          <w:szCs w:val="24"/>
-          <w:lang w:eastAsia="zh-CN"/>
-        </w:rPr>
-      </w:pPr>
-    </w:p>
-    <w:p>
-      <w:pPr>
-        <w:tabs>
-          <w:tab w:val="left" w:pos="708"/>
-        </w:tabs>
-        <w:spacing w:after="0" w:line="240" w:lineRule="auto"/>
-        <w:ind w:firstLine="567"/>
-        <w:jc w:val="both"/>
-        <w:rPr>
-          <w:rFonts w:ascii="Times New Roman" w:hAnsi="Times New Roman"/>
-          <w:sz w:val="24"/>
-          <w:szCs w:val="24"/>
-          <w:lang w:eastAsia="ar-SA"/>
-        </w:rPr>
-      </w:pPr>
-    </w:p>
-    <w:p>
-      <w:pPr>
-        <w:spacing w:after="0" w:line="240" w:lineRule="auto"/>
-        <w:rPr>
-          <w:rFonts w:ascii="Times New Roman" w:hAnsi="Times New Roman"/>
-          <w:sz w:val="24"/>
-          <w:szCs w:val="24"/>
+        <w:spacing w:after="0" w:line="20" w:lineRule="exact" w:before="0"/>
+        <w:rPr>
+          <w:rFonts w:ascii="Times New Roman" w:hAnsi="Times New Roman"/>
+          <w:sz w:val="2"/>
+          <w:szCs w:val="2"/>
         </w:rPr>
         <w:sectPr>
           <w:pgSz w:w="16838" w:h="11906" w:orient="landscape"/>
-          <w:pgMar w:top="1134" w:right="851" w:bottom="1134" w:left="1701" w:header="720" w:footer="720" w:gutter="0"/>
+          <w:pgMar w:top="1701" w:right="1134" w:bottom="1134" w:left="1134" w:header="709" w:footer="709" w:gutter="0"/>
           <w:cols w:space="720"/>
           <w:noEndnote/>
           <w:docGrid w:linePitch="326"/>
@@ -2932,29 +2745,30 @@
     </w:p>
     <w:tbl>
       <w:tblPr>
-        <w:tblLook w:val="0000" w:firstRow="0" w:lastRow="0" w:firstColumn="0" w:lastColumn="0" w:noHBand="0" w:noVBand="0"/>
-        <w:tblW w:w="9707" w:type="dxa"/>
+        <w:tblW w:w="5000" w:type="pct"/>
+        <w:tblBorders>
+          <w:top w:val="single" w:sz="4" w:space="0" w:color="000000"/>
+          <w:left w:val="single" w:sz="4" w:space="0" w:color="000000"/>
+          <w:bottom w:val="single" w:sz="4" w:space="0" w:color="000000"/>
+          <w:right w:val="single" w:sz="4" w:space="0" w:color="000000"/>
+          <w:insideH w:val="single" w:sz="4" w:space="0" w:color="000000"/>
+          <w:insideV w:val="single" w:sz="4" w:space="0" w:color="000000"/>
+        </w:tblBorders>
         <w:tblLayout w:type="fixed"/>
-        <w:tblBorders>
-          <w:top w:val="single" w:sz="4" w:color="000000"/>
-          <w:left w:val="single" w:sz="4" w:color="000000"/>
-          <w:bottom w:val="single" w:sz="4" w:color="000000"/>
-          <w:right w:val="single" w:sz="4" w:color="000000"/>
-          <w:insideH w:val="single" w:sz="4" w:color="000000"/>
-          <w:insideV w:val="single" w:sz="4" w:color="000000"/>
-        </w:tblBorders>
         <w:tblCellMar>
-          <w:top w:w="65" w:type="dxa"/>
-          <w:left w:w="65" w:type="dxa"/>
-          <w:bottom w:w="65" w:type="dxa"/>
-          <w:right w:w="65" w:type="dxa"/>
+          <w:left w:w="0" w:type="dxa"/>
+          <w:right w:w="0" w:type="dxa"/>
         </w:tblCellMar>
+        <w:tblLook w:val="01E0" w:firstRow="1" w:lastRow="1" w:firstColumn="1" w:lastColumn="1" w:noHBand="0" w:noVBand="0"/>
       </w:tblPr>
       <w:tblGrid>
-        <w:gridCol w:w="5924"/>
-        <w:gridCol w:w="1261"/>
-        <w:gridCol w:w="1261"/>
-        <w:gridCol w:w="1261"/>
+        <w:gridCol w:w="454"/>
+        <w:gridCol w:w="1814"/>
+        <w:gridCol w:w="1361"/>
+        <w:gridCol w:w="737"/>
+        <w:gridCol w:w="1587"/>
+        <w:gridCol w:w="1701"/>
+        <w:gridCol w:w="1701"/>
       </w:tblGrid>
       <w:tr>
         <w:trPr>
@@ -2962,19 +2776,42 @@
         </w:trPr>
         <w:tc>
           <w:tcPr>
-            <w:tcW w:w="5924" w:type="dxa"/>
+            <w:tcW w:type="dxa" w:w="454"/>
+            <w:vMerge w:val="restart"/>
             <w:vAlign w:val="center"/>
           </w:tcPr>
           <w:p>
             <w:pPr>
-              <w:spacing w:before="0" w:after="0" w:line="240" w:lineRule="auto"/>
+              <w:spacing w:before="0" w:after="20" w:line="240" w:lineRule="auto"/>
               <w:jc w:val="center"/>
             </w:pPr>
             <w:r>
               <w:rPr>
-                <w:rFonts w:ascii="Times New Roman" w:hAnsi="Times New Roman" w:cs="Times New Roman"/>
-                <w:sz w:val="24"/>
+                <w:rFonts w:ascii="Times New Roman" w:hAnsi="Times New Roman"/>
                 <w:b/>
+                <w:sz w:val="24"/>
+              </w:rPr>
+              <w:t>№ п/п</w:t>
+            </w:r>
+          </w:p>
+        </w:tc>
+        <w:tc>
+          <w:tcPr>
+            <w:tcW w:type="dxa" w:w="3175"/>
+            <w:gridSpan w:val="2"/>
+            <w:vMerge w:val="restart"/>
+            <w:vAlign w:val="center"/>
+          </w:tcPr>
+          <w:p>
+            <w:pPr>
+              <w:spacing w:before="0" w:after="20" w:line="240" w:lineRule="auto"/>
+              <w:jc w:val="center"/>
+            </w:pPr>
+            <w:r>
+              <w:rPr>
+                <w:rFonts w:ascii="Times New Roman" w:hAnsi="Times New Roman"/>
+                <w:b/>
+                <w:sz w:val="24"/>
               </w:rPr>
               <w:t>Вид учебной работы</w:t>
             </w:r>
@@ -2982,217 +2819,212 @@
         </w:tc>
         <w:tc>
           <w:tcPr>
-            <w:tcW w:w="1261" w:type="dxa"/>
+            <w:tcW w:type="dxa" w:w="737"/>
+            <w:vMerge w:val="restart"/>
             <w:vAlign w:val="center"/>
           </w:tcPr>
           <w:p>
             <w:pPr>
-              <w:spacing w:before="0" w:after="0" w:line="240" w:lineRule="auto"/>
+              <w:spacing w:before="0" w:after="20" w:line="240" w:lineRule="auto"/>
               <w:jc w:val="center"/>
             </w:pPr>
             <w:r>
               <w:rPr>
-                <w:rFonts w:ascii="Times New Roman" w:hAnsi="Times New Roman" w:cs="Times New Roman"/>
-                <w:sz w:val="24"/>
+                <w:rFonts w:ascii="Times New Roman" w:hAnsi="Times New Roman"/>
                 <w:b/>
-              </w:rPr>
-              <w:t>Всего</w:t>
-            </w:r>
-          </w:p>
-        </w:tc>
-        <w:tc>
-          <w:tcPr>
-            <w:tcW w:w="1261" w:type="dxa"/>
+                <w:sz w:val="24"/>
+              </w:rPr>
+              <w:t>Всего часов</w:t>
+            </w:r>
+          </w:p>
+        </w:tc>
+        <w:tc>
+          <w:tcPr>
+            <w:tcW w:type="dxa" w:w="1587"/>
+            <w:vMerge w:val="restart"/>
             <w:vAlign w:val="center"/>
           </w:tcPr>
           <w:p>
             <w:pPr>
-              <w:spacing w:before="0" w:after="0" w:line="240" w:lineRule="auto"/>
+              <w:spacing w:before="0" w:after="20" w:line="240" w:lineRule="auto"/>
               <w:jc w:val="center"/>
             </w:pPr>
             <w:r>
               <w:rPr>
-                <w:rFonts w:ascii="Times New Roman" w:hAnsi="Times New Roman" w:cs="Times New Roman"/>
-                <w:sz w:val="24"/>
+                <w:rFonts w:ascii="Times New Roman" w:hAnsi="Times New Roman"/>
                 <w:b/>
-              </w:rPr>
-              <w:t>1 семестр</w:t>
-            </w:r>
-          </w:p>
-        </w:tc>
-        <w:tc>
-          <w:tcPr>
-            <w:tcW w:w="1261" w:type="dxa"/>
+                <w:sz w:val="24"/>
+              </w:rPr>
+              <w:t>В том числе практическая подготовка</w:t>
+            </w:r>
+          </w:p>
+        </w:tc>
+        <w:tc>
+          <w:tcPr>
+            <w:tcW w:type="dxa" w:w="3402"/>
+            <w:gridSpan w:val="2"/>
             <w:vAlign w:val="center"/>
           </w:tcPr>
           <w:p>
             <w:pPr>
-              <w:spacing w:before="0" w:after="0" w:line="240" w:lineRule="auto"/>
+              <w:spacing w:before="0" w:after="20" w:line="240" w:lineRule="auto"/>
               <w:jc w:val="center"/>
             </w:pPr>
             <w:r>
               <w:rPr>
-                <w:rFonts w:ascii="Times New Roman" w:hAnsi="Times New Roman" w:cs="Times New Roman"/>
-                <w:sz w:val="24"/>
+                <w:rFonts w:ascii="Times New Roman" w:hAnsi="Times New Roman"/>
                 <w:b/>
-              </w:rPr>
-              <w:t>2 семестр</w:t>
+                <w:sz w:val="24"/>
+              </w:rPr>
+              <w:t>Семестры / курсы</w:t>
             </w:r>
           </w:p>
         </w:tc>
       </w:tr>
       <w:tr>
-        <w:tc>
-          <w:tcPr>
-            <w:tcW w:w="5924" w:type="dxa"/>
+        <w:trPr>
+          <w:tblHeader/>
+        </w:trPr>
+        <w:tc>
+          <w:tcPr>
+            <w:tcW w:type="dxa" w:w="454"/>
+            <w:vMerge/>
+          </w:tcPr>
+          <w:p/>
+        </w:tc>
+        <w:tc>
+          <w:tcPr>
+            <w:tcW w:type="dxa" w:w="3175"/>
+            <w:gridSpan w:val="2"/>
+            <w:vMerge/>
+          </w:tcPr>
+          <w:p/>
+        </w:tc>
+        <w:tc>
+          <w:tcPr>
+            <w:tcW w:type="dxa" w:w="737"/>
+            <w:vMerge/>
+          </w:tcPr>
+          <w:p/>
+        </w:tc>
+        <w:tc>
+          <w:tcPr>
+            <w:tcW w:type="dxa" w:w="1587"/>
+            <w:vMerge/>
+          </w:tcPr>
+          <w:p/>
+        </w:tc>
+        <w:tc>
+          <w:tcPr>
+            <w:tcW w:type="dxa" w:w="1701"/>
             <w:vAlign w:val="center"/>
           </w:tcPr>
           <w:p>
             <w:pPr>
-              <w:spacing w:before="0" w:after="0" w:line="240" w:lineRule="auto"/>
-              <w:jc w:val="left"/>
-            </w:pPr>
-            <w:r>
-              <w:rPr>
-                <w:rFonts w:ascii="Times New Roman" w:hAnsi="Times New Roman" w:cs="Times New Roman"/>
-                <w:sz w:val="24"/>
-              </w:rPr>
-              <w:t>Контактная работа с преподавателем, часов</w:t>
-            </w:r>
-          </w:p>
-        </w:tc>
-        <w:tc>
-          <w:tcPr>
-            <w:tcW w:w="1261" w:type="dxa"/>
+              <w:spacing w:before="0" w:after="20" w:line="240" w:lineRule="auto"/>
+              <w:jc w:val="center"/>
+            </w:pPr>
+            <w:r>
+              <w:rPr>
+                <w:rFonts w:ascii="Times New Roman" w:hAnsi="Times New Roman"/>
+                <w:b/>
+                <w:sz w:val="24"/>
+              </w:rPr>
+              <w:t>№ 1</w:t>
+            </w:r>
+          </w:p>
+        </w:tc>
+        <w:tc>
+          <w:tcPr>
+            <w:tcW w:type="dxa" w:w="1701"/>
             <w:vAlign w:val="center"/>
           </w:tcPr>
           <w:p>
             <w:pPr>
-              <w:spacing w:before="0" w:after="0" w:line="240" w:lineRule="auto"/>
+              <w:spacing w:before="0" w:after="20" w:line="240" w:lineRule="auto"/>
               <w:jc w:val="center"/>
             </w:pPr>
             <w:r>
               <w:rPr>
-                <w:rFonts w:ascii="Times New Roman" w:hAnsi="Times New Roman" w:cs="Times New Roman"/>
-                <w:sz w:val="24"/>
-              </w:rPr>
-              <w:t>104</w:t>
-            </w:r>
-          </w:p>
-        </w:tc>
-        <w:tc>
-          <w:tcPr>
-            <w:tcW w:w="1261" w:type="dxa"/>
-            <w:vAlign w:val="center"/>
-          </w:tcPr>
-          <w:p>
-            <w:pPr>
-              <w:spacing w:before="0" w:after="0" w:line="240" w:lineRule="auto"/>
-              <w:jc w:val="center"/>
-            </w:pPr>
-            <w:r>
-              <w:rPr>
-                <w:rFonts w:ascii="Times New Roman" w:hAnsi="Times New Roman" w:cs="Times New Roman"/>
-                <w:sz w:val="24"/>
-              </w:rPr>
-              <w:t>50</w:t>
-            </w:r>
-          </w:p>
-        </w:tc>
-        <w:tc>
-          <w:tcPr>
-            <w:tcW w:w="1261" w:type="dxa"/>
-            <w:vAlign w:val="center"/>
-          </w:tcPr>
-          <w:p>
-            <w:pPr>
-              <w:spacing w:before="0" w:after="0" w:line="240" w:lineRule="auto"/>
-              <w:jc w:val="center"/>
-            </w:pPr>
-            <w:r>
-              <w:rPr>
-                <w:rFonts w:ascii="Times New Roman" w:hAnsi="Times New Roman" w:cs="Times New Roman"/>
-                <w:sz w:val="24"/>
-              </w:rPr>
-              <w:t>54</w:t>
+                <w:rFonts w:ascii="Times New Roman" w:hAnsi="Times New Roman"/>
+                <w:b/>
+                <w:sz w:val="24"/>
+              </w:rPr>
+              <w:t>№ 2</w:t>
             </w:r>
           </w:p>
         </w:tc>
       </w:tr>
       <w:tr>
-        <w:tc>
-          <w:tcPr>
-            <w:tcW w:w="5924" w:type="dxa"/>
+        <w:trPr>
+          <w:tblHeader/>
+        </w:trPr>
+        <w:tc>
+          <w:tcPr>
+            <w:tcW w:type="dxa" w:w="454"/>
+            <w:vMerge/>
+          </w:tcPr>
+          <w:p/>
+        </w:tc>
+        <w:tc>
+          <w:tcPr>
+            <w:tcW w:type="dxa" w:w="3175"/>
+            <w:gridSpan w:val="2"/>
+            <w:vMerge/>
+          </w:tcPr>
+          <w:p/>
+        </w:tc>
+        <w:tc>
+          <w:tcPr>
+            <w:tcW w:type="dxa" w:w="737"/>
+            <w:vMerge/>
+          </w:tcPr>
+          <w:p/>
+        </w:tc>
+        <w:tc>
+          <w:tcPr>
+            <w:tcW w:type="dxa" w:w="1587"/>
+            <w:vMerge/>
+          </w:tcPr>
+          <w:p/>
+        </w:tc>
+        <w:tc>
+          <w:tcPr>
+            <w:tcW w:type="dxa" w:w="1701"/>
             <w:vAlign w:val="center"/>
           </w:tcPr>
           <w:p>
             <w:pPr>
-              <w:spacing w:before="0" w:after="0" w:line="240" w:lineRule="auto"/>
-              <w:jc w:val="left"/>
-            </w:pPr>
-            <w:r>
-              <w:rPr>
-                <w:rFonts w:ascii="Times New Roman" w:hAnsi="Times New Roman" w:cs="Times New Roman"/>
-                <w:sz w:val="24"/>
-              </w:rPr>
-              <w:t>Лекции (Л)</w:t>
-            </w:r>
-          </w:p>
-        </w:tc>
-        <w:tc>
-          <w:tcPr>
-            <w:tcW w:w="1261" w:type="dxa"/>
+              <w:spacing w:before="0" w:after="20" w:line="240" w:lineRule="auto"/>
+              <w:jc w:val="center"/>
+            </w:pPr>
+            <w:r>
+              <w:rPr>
+                <w:rFonts w:ascii="Times New Roman" w:hAnsi="Times New Roman"/>
+                <w:b/>
+                <w:sz w:val="24"/>
+              </w:rPr>
+              <w:t>часов</w:t>
+            </w:r>
+          </w:p>
+        </w:tc>
+        <w:tc>
+          <w:tcPr>
+            <w:tcW w:type="dxa" w:w="1701"/>
             <w:vAlign w:val="center"/>
           </w:tcPr>
           <w:p>
             <w:pPr>
-              <w:spacing w:before="0" w:after="0" w:line="240" w:lineRule="auto"/>
+              <w:spacing w:before="0" w:after="20" w:line="240" w:lineRule="auto"/>
               <w:jc w:val="center"/>
             </w:pPr>
             <w:r>
               <w:rPr>
-                <w:rFonts w:ascii="Times New Roman" w:hAnsi="Times New Roman" w:cs="Times New Roman"/>
-                <w:sz w:val="24"/>
-              </w:rPr>
-              <w:t>0</w:t>
-            </w:r>
-          </w:p>
-        </w:tc>
-        <w:tc>
-          <w:tcPr>
-            <w:tcW w:w="1261" w:type="dxa"/>
-            <w:vAlign w:val="center"/>
-          </w:tcPr>
-          <w:p>
-            <w:pPr>
-              <w:spacing w:before="0" w:after="0" w:line="240" w:lineRule="auto"/>
-              <w:jc w:val="center"/>
-            </w:pPr>
-            <w:r>
-              <w:rPr>
-                <w:rFonts w:ascii="Times New Roman" w:hAnsi="Times New Roman" w:cs="Times New Roman"/>
-                <w:sz w:val="24"/>
-              </w:rPr>
-              <w:t>–</w:t>
-            </w:r>
-          </w:p>
-        </w:tc>
-        <w:tc>
-          <w:tcPr>
-            <w:tcW w:w="1261" w:type="dxa"/>
-            <w:vAlign w:val="center"/>
-          </w:tcPr>
-          <w:p>
-            <w:pPr>
-              <w:spacing w:before="0" w:after="0" w:line="240" w:lineRule="auto"/>
-              <w:jc w:val="center"/>
-            </w:pPr>
-            <w:r>
-              <w:rPr>
-                <w:rFonts w:ascii="Times New Roman" w:hAnsi="Times New Roman" w:cs="Times New Roman"/>
-                <w:sz w:val="24"/>
-              </w:rPr>
-              <w:t>–</w:t>
+                <w:rFonts w:ascii="Times New Roman" w:hAnsi="Times New Roman"/>
+                <w:b/>
+                <w:sz w:val="24"/>
+              </w:rPr>
+              <w:t>часов</w:t>
             </w:r>
           </w:p>
         </w:tc>
@@ -3200,36 +3032,59 @@
       <w:tr>
         <w:tc>
           <w:tcPr>
-            <w:tcW w:w="5924" w:type="dxa"/>
+            <w:tcW w:type="dxa" w:w="454"/>
             <w:vAlign w:val="center"/>
           </w:tcPr>
           <w:p>
             <w:pPr>
-              <w:spacing w:before="0" w:after="0" w:line="240" w:lineRule="auto"/>
+              <w:spacing w:before="0" w:after="20" w:line="240" w:lineRule="auto"/>
+              <w:jc w:val="center"/>
+            </w:pPr>
+            <w:r>
+              <w:rPr>
+                <w:rFonts w:ascii="Times New Roman" w:hAnsi="Times New Roman"/>
+                <w:b w:val="0"/>
+                <w:sz w:val="24"/>
+              </w:rPr>
+              <w:t>1</w:t>
+            </w:r>
+          </w:p>
+        </w:tc>
+        <w:tc>
+          <w:tcPr>
+            <w:tcW w:type="dxa" w:w="3175"/>
+            <w:gridSpan w:val="2"/>
+            <w:vAlign w:val="center"/>
+          </w:tcPr>
+          <w:p>
+            <w:pPr>
+              <w:spacing w:before="0" w:after="20" w:line="240" w:lineRule="auto"/>
               <w:jc w:val="left"/>
             </w:pPr>
             <w:r>
               <w:rPr>
-                <w:rFonts w:ascii="Times New Roman" w:hAnsi="Times New Roman" w:cs="Times New Roman"/>
-                <w:sz w:val="24"/>
-              </w:rPr>
-              <w:t>Практические занятия (ПЗ)</w:t>
-            </w:r>
-          </w:p>
-        </w:tc>
-        <w:tc>
-          <w:tcPr>
-            <w:tcW w:w="1261" w:type="dxa"/>
+                <w:rFonts w:ascii="Times New Roman" w:hAnsi="Times New Roman"/>
+                <w:b/>
+                <w:sz w:val="24"/>
+              </w:rPr>
+              <w:t>Контактная работа обучающихся с преподавателем (по видам учебных занятий), всего</w:t>
+            </w:r>
+          </w:p>
+        </w:tc>
+        <w:tc>
+          <w:tcPr>
+            <w:tcW w:type="dxa" w:w="737"/>
             <w:vAlign w:val="center"/>
           </w:tcPr>
           <w:p>
             <w:pPr>
-              <w:spacing w:before="0" w:after="0" w:line="240" w:lineRule="auto"/>
+              <w:spacing w:before="0" w:after="20" w:line="240" w:lineRule="auto"/>
               <w:jc w:val="center"/>
             </w:pPr>
             <w:r>
               <w:rPr>
-                <w:rFonts w:ascii="Times New Roman" w:hAnsi="Times New Roman" w:cs="Times New Roman"/>
+                <w:rFonts w:ascii="Times New Roman" w:hAnsi="Times New Roman"/>
+                <w:b w:val="0"/>
                 <w:sz w:val="24"/>
               </w:rPr>
               <w:t>104</w:t>
@@ -3238,17 +3093,38 @@
         </w:tc>
         <w:tc>
           <w:tcPr>
-            <w:tcW w:w="1261" w:type="dxa"/>
+            <w:tcW w:type="dxa" w:w="1587"/>
             <w:vAlign w:val="center"/>
           </w:tcPr>
           <w:p>
             <w:pPr>
-              <w:spacing w:before="0" w:after="0" w:line="240" w:lineRule="auto"/>
+              <w:spacing w:before="0" w:after="20" w:line="240" w:lineRule="auto"/>
               <w:jc w:val="center"/>
             </w:pPr>
             <w:r>
               <w:rPr>
-                <w:rFonts w:ascii="Times New Roman" w:hAnsi="Times New Roman" w:cs="Times New Roman"/>
+                <w:rFonts w:ascii="Times New Roman" w:hAnsi="Times New Roman"/>
+                <w:b w:val="0"/>
+                <w:sz w:val="24"/>
+              </w:rPr>
+              <w:t>0</w:t>
+            </w:r>
+          </w:p>
+        </w:tc>
+        <w:tc>
+          <w:tcPr>
+            <w:tcW w:type="dxa" w:w="1701"/>
+            <w:vAlign w:val="center"/>
+          </w:tcPr>
+          <w:p>
+            <w:pPr>
+              <w:spacing w:before="0" w:after="20" w:line="240" w:lineRule="auto"/>
+              <w:jc w:val="center"/>
+            </w:pPr>
+            <w:r>
+              <w:rPr>
+                <w:rFonts w:ascii="Times New Roman" w:hAnsi="Times New Roman"/>
+                <w:b w:val="0"/>
                 <w:sz w:val="24"/>
               </w:rPr>
               <w:t>50</w:t>
@@ -3257,17 +3133,18 @@
         </w:tc>
         <w:tc>
           <w:tcPr>
-            <w:tcW w:w="1261" w:type="dxa"/>
+            <w:tcW w:type="dxa" w:w="1701"/>
             <w:vAlign w:val="center"/>
           </w:tcPr>
           <w:p>
             <w:pPr>
-              <w:spacing w:before="0" w:after="0" w:line="240" w:lineRule="auto"/>
+              <w:spacing w:before="0" w:after="20" w:line="240" w:lineRule="auto"/>
               <w:jc w:val="center"/>
             </w:pPr>
             <w:r>
               <w:rPr>
-                <w:rFonts w:ascii="Times New Roman" w:hAnsi="Times New Roman" w:cs="Times New Roman"/>
+                <w:rFonts w:ascii="Times New Roman" w:hAnsi="Times New Roman"/>
+                <w:b w:val="0"/>
                 <w:sz w:val="24"/>
               </w:rPr>
               <w:t>54</w:t>
@@ -3278,114 +3155,125 @@
       <w:tr>
         <w:tc>
           <w:tcPr>
-            <w:tcW w:w="5924" w:type="dxa"/>
+            <w:tcW w:type="dxa" w:w="454"/>
             <w:vAlign w:val="center"/>
           </w:tcPr>
           <w:p>
             <w:pPr>
-              <w:spacing w:before="0" w:after="0" w:line="240" w:lineRule="auto"/>
+              <w:spacing w:before="0" w:after="20" w:line="240" w:lineRule="auto"/>
+              <w:jc w:val="center"/>
+            </w:pPr>
+            <w:r>
+              <w:rPr>
+                <w:rFonts w:ascii="Times New Roman" w:hAnsi="Times New Roman"/>
+                <w:b w:val="0"/>
+                <w:sz w:val="24"/>
+              </w:rPr>
+            </w:r>
+          </w:p>
+        </w:tc>
+        <w:tc>
+          <w:tcPr>
+            <w:tcW w:type="dxa" w:w="3175"/>
+            <w:gridSpan w:val="2"/>
+            <w:vAlign w:val="center"/>
+          </w:tcPr>
+          <w:p>
+            <w:pPr>
+              <w:spacing w:before="0" w:after="20" w:line="240" w:lineRule="auto"/>
               <w:jc w:val="left"/>
             </w:pPr>
             <w:r>
               <w:rPr>
-                <w:rFonts w:ascii="Times New Roman" w:hAnsi="Times New Roman" w:cs="Times New Roman"/>
-                <w:sz w:val="24"/>
-              </w:rPr>
-              <w:t>Семинары (С)</w:t>
-            </w:r>
-          </w:p>
-        </w:tc>
-        <w:tc>
-          <w:tcPr>
-            <w:tcW w:w="1261" w:type="dxa"/>
-            <w:vAlign w:val="center"/>
-          </w:tcPr>
-          <w:p>
-            <w:pPr>
-              <w:spacing w:before="0" w:after="0" w:line="240" w:lineRule="auto"/>
-              <w:jc w:val="center"/>
-            </w:pPr>
-            <w:r>
-              <w:rPr>
-                <w:rFonts w:ascii="Times New Roman" w:hAnsi="Times New Roman" w:cs="Times New Roman"/>
-                <w:sz w:val="24"/>
-              </w:rPr>
-              <w:t>0</w:t>
-            </w:r>
-          </w:p>
-        </w:tc>
-        <w:tc>
-          <w:tcPr>
-            <w:tcW w:w="1261" w:type="dxa"/>
-            <w:vAlign w:val="center"/>
-          </w:tcPr>
-          <w:p>
-            <w:pPr>
-              <w:spacing w:before="0" w:after="0" w:line="240" w:lineRule="auto"/>
-              <w:jc w:val="center"/>
-            </w:pPr>
-            <w:r>
-              <w:rPr>
-                <w:rFonts w:ascii="Times New Roman" w:hAnsi="Times New Roman" w:cs="Times New Roman"/>
-                <w:sz w:val="24"/>
-              </w:rPr>
-              <w:t>–</w:t>
-            </w:r>
-          </w:p>
-        </w:tc>
-        <w:tc>
-          <w:tcPr>
-            <w:tcW w:w="1261" w:type="dxa"/>
-            <w:vAlign w:val="center"/>
-          </w:tcPr>
-          <w:p>
-            <w:pPr>
-              <w:spacing w:before="0" w:after="0" w:line="240" w:lineRule="auto"/>
-              <w:jc w:val="center"/>
-            </w:pPr>
-            <w:r>
-              <w:rPr>
-                <w:rFonts w:ascii="Times New Roman" w:hAnsi="Times New Roman" w:cs="Times New Roman"/>
-                <w:sz w:val="24"/>
-              </w:rPr>
-              <w:t>–</w:t>
-            </w:r>
-          </w:p>
+                <w:rFonts w:ascii="Times New Roman" w:hAnsi="Times New Roman"/>
+                <w:b w:val="0"/>
+                <w:sz w:val="24"/>
+              </w:rPr>
+              <w:t>в том числе:</w:t>
+            </w:r>
+          </w:p>
+        </w:tc>
+        <w:tc>
+          <w:tcPr>
+            <w:tcW w:type="dxa" w:w="737"/>
+          </w:tcPr>
+          <w:p/>
+        </w:tc>
+        <w:tc>
+          <w:tcPr>
+            <w:tcW w:type="dxa" w:w="1587"/>
+          </w:tcPr>
+          <w:p/>
+        </w:tc>
+        <w:tc>
+          <w:tcPr>
+            <w:tcW w:type="dxa" w:w="1701"/>
+          </w:tcPr>
+          <w:p/>
+        </w:tc>
+        <w:tc>
+          <w:tcPr>
+            <w:tcW w:type="dxa" w:w="1701"/>
+          </w:tcPr>
+          <w:p/>
         </w:tc>
       </w:tr>
       <w:tr>
         <w:tc>
           <w:tcPr>
-            <w:tcW w:w="5924" w:type="dxa"/>
+            <w:tcW w:type="dxa" w:w="454"/>
             <w:vAlign w:val="center"/>
           </w:tcPr>
           <w:p>
             <w:pPr>
-              <w:spacing w:before="0" w:after="0" w:line="240" w:lineRule="auto"/>
+              <w:spacing w:before="0" w:after="20" w:line="240" w:lineRule="auto"/>
+              <w:jc w:val="center"/>
+            </w:pPr>
+            <w:r>
+              <w:rPr>
+                <w:rFonts w:ascii="Times New Roman" w:hAnsi="Times New Roman"/>
+                <w:b w:val="0"/>
+                <w:sz w:val="24"/>
+              </w:rPr>
+              <w:t>1.1</w:t>
+            </w:r>
+          </w:p>
+        </w:tc>
+        <w:tc>
+          <w:tcPr>
+            <w:tcW w:type="dxa" w:w="3175"/>
+            <w:gridSpan w:val="2"/>
+            <w:vAlign w:val="center"/>
+          </w:tcPr>
+          <w:p>
+            <w:pPr>
+              <w:spacing w:before="0" w:after="20" w:line="240" w:lineRule="auto"/>
               <w:jc w:val="left"/>
             </w:pPr>
             <w:r>
               <w:rPr>
-                <w:rFonts w:ascii="Times New Roman" w:hAnsi="Times New Roman" w:cs="Times New Roman"/>
-                <w:sz w:val="24"/>
-              </w:rPr>
-              <w:t>Лабораторные работы (ЛР)</w:t>
-            </w:r>
-          </w:p>
-        </w:tc>
-        <w:tc>
-          <w:tcPr>
-            <w:tcW w:w="1261" w:type="dxa"/>
+                <w:rFonts w:ascii="Times New Roman" w:hAnsi="Times New Roman"/>
+                <w:b w:val="0"/>
+                <w:sz w:val="24"/>
+              </w:rPr>
+              <w:t>Лекции (Л)</w:t>
+            </w:r>
+          </w:p>
+        </w:tc>
+        <w:tc>
+          <w:tcPr>
+            <w:tcW w:type="dxa" w:w="737"/>
             <w:vAlign w:val="center"/>
           </w:tcPr>
           <w:p>
             <w:pPr>
-              <w:spacing w:before="0" w:after="0" w:line="240" w:lineRule="auto"/>
+              <w:spacing w:before="0" w:after="20" w:line="240" w:lineRule="auto"/>
               <w:jc w:val="center"/>
             </w:pPr>
             <w:r>
               <w:rPr>
-                <w:rFonts w:ascii="Times New Roman" w:hAnsi="Times New Roman" w:cs="Times New Roman"/>
+                <w:rFonts w:ascii="Times New Roman" w:hAnsi="Times New Roman"/>
+                <w:b w:val="0"/>
                 <w:sz w:val="24"/>
               </w:rPr>
               <w:t>0</w:t>
@@ -3394,39 +3282,61 @@
         </w:tc>
         <w:tc>
           <w:tcPr>
-            <w:tcW w:w="1261" w:type="dxa"/>
+            <w:tcW w:type="dxa" w:w="1587"/>
             <w:vAlign w:val="center"/>
           </w:tcPr>
           <w:p>
             <w:pPr>
-              <w:spacing w:before="0" w:after="0" w:line="240" w:lineRule="auto"/>
+              <w:spacing w:before="0" w:after="20" w:line="240" w:lineRule="auto"/>
               <w:jc w:val="center"/>
             </w:pPr>
             <w:r>
               <w:rPr>
-                <w:rFonts w:ascii="Times New Roman" w:hAnsi="Times New Roman" w:cs="Times New Roman"/>
-                <w:sz w:val="24"/>
-              </w:rPr>
-              <w:t>–</w:t>
-            </w:r>
-          </w:p>
-        </w:tc>
-        <w:tc>
-          <w:tcPr>
-            <w:tcW w:w="1261" w:type="dxa"/>
+                <w:rFonts w:ascii="Times New Roman" w:hAnsi="Times New Roman"/>
+                <w:b w:val="0"/>
+                <w:sz w:val="24"/>
+              </w:rPr>
+              <w:t>0</w:t>
+            </w:r>
+          </w:p>
+        </w:tc>
+        <w:tc>
+          <w:tcPr>
+            <w:tcW w:type="dxa" w:w="1701"/>
             <w:vAlign w:val="center"/>
           </w:tcPr>
           <w:p>
             <w:pPr>
-              <w:spacing w:before="0" w:after="0" w:line="240" w:lineRule="auto"/>
+              <w:spacing w:before="0" w:after="20" w:line="240" w:lineRule="auto"/>
               <w:jc w:val="center"/>
             </w:pPr>
             <w:r>
               <w:rPr>
-                <w:rFonts w:ascii="Times New Roman" w:hAnsi="Times New Roman" w:cs="Times New Roman"/>
-                <w:sz w:val="24"/>
-              </w:rPr>
-              <w:t>–</w:t>
+                <w:rFonts w:ascii="Times New Roman" w:hAnsi="Times New Roman"/>
+                <w:b w:val="0"/>
+                <w:sz w:val="24"/>
+              </w:rPr>
+              <w:t>0</w:t>
+            </w:r>
+          </w:p>
+        </w:tc>
+        <w:tc>
+          <w:tcPr>
+            <w:tcW w:type="dxa" w:w="1701"/>
+            <w:vAlign w:val="center"/>
+          </w:tcPr>
+          <w:p>
+            <w:pPr>
+              <w:spacing w:before="0" w:after="20" w:line="240" w:lineRule="auto"/>
+              <w:jc w:val="center"/>
+            </w:pPr>
+            <w:r>
+              <w:rPr>
+                <w:rFonts w:ascii="Times New Roman" w:hAnsi="Times New Roman"/>
+                <w:b w:val="0"/>
+                <w:sz w:val="24"/>
+              </w:rPr>
+              <w:t>0</w:t>
             </w:r>
           </w:p>
         </w:tc>
@@ -3434,77 +3344,122 @@
       <w:tr>
         <w:tc>
           <w:tcPr>
-            <w:tcW w:w="5924" w:type="dxa"/>
+            <w:tcW w:type="dxa" w:w="454"/>
             <w:vAlign w:val="center"/>
           </w:tcPr>
           <w:p>
             <w:pPr>
-              <w:spacing w:before="0" w:after="0" w:line="240" w:lineRule="auto"/>
+              <w:spacing w:before="0" w:after="20" w:line="240" w:lineRule="auto"/>
+              <w:jc w:val="center"/>
+            </w:pPr>
+            <w:r>
+              <w:rPr>
+                <w:rFonts w:ascii="Times New Roman" w:hAnsi="Times New Roman"/>
+                <w:b w:val="0"/>
+                <w:sz w:val="24"/>
+              </w:rPr>
+              <w:t>1.2</w:t>
+            </w:r>
+          </w:p>
+        </w:tc>
+        <w:tc>
+          <w:tcPr>
+            <w:tcW w:type="dxa" w:w="3175"/>
+            <w:gridSpan w:val="2"/>
+            <w:vAlign w:val="center"/>
+          </w:tcPr>
+          <w:p>
+            <w:pPr>
+              <w:spacing w:before="0" w:after="20" w:line="240" w:lineRule="auto"/>
               <w:jc w:val="left"/>
             </w:pPr>
             <w:r>
               <w:rPr>
-                <w:rFonts w:ascii="Times New Roman" w:hAnsi="Times New Roman" w:cs="Times New Roman"/>
-                <w:sz w:val="24"/>
-              </w:rPr>
-              <w:t>Самостоятельная работа студента, часов</w:t>
-            </w:r>
-          </w:p>
-        </w:tc>
-        <w:tc>
-          <w:tcPr>
-            <w:tcW w:w="1261" w:type="dxa"/>
+                <w:rFonts w:ascii="Times New Roman" w:hAnsi="Times New Roman"/>
+                <w:b w:val="0"/>
+                <w:sz w:val="24"/>
+              </w:rPr>
+              <w:t>Практические занятия (ПЗ)</w:t>
+            </w:r>
+          </w:p>
+        </w:tc>
+        <w:tc>
+          <w:tcPr>
+            <w:tcW w:type="dxa" w:w="737"/>
             <w:vAlign w:val="center"/>
           </w:tcPr>
           <w:p>
             <w:pPr>
-              <w:spacing w:before="0" w:after="0" w:line="240" w:lineRule="auto"/>
+              <w:spacing w:before="0" w:after="20" w:line="240" w:lineRule="auto"/>
               <w:jc w:val="center"/>
             </w:pPr>
             <w:r>
               <w:rPr>
-                <w:rFonts w:ascii="Times New Roman" w:hAnsi="Times New Roman" w:cs="Times New Roman"/>
-                <w:sz w:val="24"/>
-              </w:rPr>
-              <w:t>184</w:t>
-            </w:r>
-          </w:p>
-        </w:tc>
-        <w:tc>
-          <w:tcPr>
-            <w:tcW w:w="1261" w:type="dxa"/>
+                <w:rFonts w:ascii="Times New Roman" w:hAnsi="Times New Roman"/>
+                <w:b w:val="0"/>
+                <w:sz w:val="24"/>
+              </w:rPr>
+              <w:t>104</w:t>
+            </w:r>
+          </w:p>
+        </w:tc>
+        <w:tc>
+          <w:tcPr>
+            <w:tcW w:type="dxa" w:w="1587"/>
             <w:vAlign w:val="center"/>
           </w:tcPr>
           <w:p>
             <w:pPr>
-              <w:spacing w:before="0" w:after="0" w:line="240" w:lineRule="auto"/>
+              <w:spacing w:before="0" w:after="20" w:line="240" w:lineRule="auto"/>
               <w:jc w:val="center"/>
             </w:pPr>
             <w:r>
               <w:rPr>
-                <w:rFonts w:ascii="Times New Roman" w:hAnsi="Times New Roman" w:cs="Times New Roman"/>
-                <w:sz w:val="24"/>
-              </w:rPr>
-              <w:t>94</w:t>
-            </w:r>
-          </w:p>
-        </w:tc>
-        <w:tc>
-          <w:tcPr>
-            <w:tcW w:w="1261" w:type="dxa"/>
+                <w:rFonts w:ascii="Times New Roman" w:hAnsi="Times New Roman"/>
+                <w:b w:val="0"/>
+                <w:sz w:val="24"/>
+              </w:rPr>
+              <w:t>0</w:t>
+            </w:r>
+          </w:p>
+        </w:tc>
+        <w:tc>
+          <w:tcPr>
+            <w:tcW w:type="dxa" w:w="1701"/>
             <w:vAlign w:val="center"/>
           </w:tcPr>
           <w:p>
             <w:pPr>
-              <w:spacing w:before="0" w:after="0" w:line="240" w:lineRule="auto"/>
+              <w:spacing w:before="0" w:after="20" w:line="240" w:lineRule="auto"/>
               <w:jc w:val="center"/>
             </w:pPr>
             <w:r>
               <w:rPr>
-                <w:rFonts w:ascii="Times New Roman" w:hAnsi="Times New Roman" w:cs="Times New Roman"/>
-                <w:sz w:val="24"/>
-              </w:rPr>
-              <w:t>90</w:t>
+                <w:rFonts w:ascii="Times New Roman" w:hAnsi="Times New Roman"/>
+                <w:b w:val="0"/>
+                <w:sz w:val="24"/>
+              </w:rPr>
+              <w:t>50</w:t>
+            </w:r>
+          </w:p>
+        </w:tc>
+        <w:tc>
+          <w:tcPr>
+            <w:tcW w:type="dxa" w:w="1701"/>
+            <w:vAlign w:val="center"/>
+          </w:tcPr>
+          <w:p>
+            <w:pPr>
+              <w:spacing w:before="0" w:after="20" w:line="240" w:lineRule="auto"/>
+              <w:jc w:val="center"/>
+            </w:pPr>
+            <w:r>
+              <w:rPr>
+                <w:rFonts w:ascii="Times New Roman" w:hAnsi="Times New Roman"/>
+                <w:b w:val="0"/>
+                <w:sz w:val="24"/>
+              </w:rPr>
+              <w:t>54</w:t>
             </w:r>
           </w:p>
         </w:tc>
@@ -3512,77 +3467,122 @@
       <w:tr>
         <w:tc>
           <w:tcPr>
-            <w:tcW w:w="5924" w:type="dxa"/>
+            <w:tcW w:type="dxa" w:w="454"/>
             <w:vAlign w:val="center"/>
           </w:tcPr>
           <w:p>
             <w:pPr>
-              <w:spacing w:before="0" w:after="0" w:line="240" w:lineRule="auto"/>
+              <w:spacing w:before="0" w:after="20" w:line="240" w:lineRule="auto"/>
+              <w:jc w:val="center"/>
+            </w:pPr>
+            <w:r>
+              <w:rPr>
+                <w:rFonts w:ascii="Times New Roman" w:hAnsi="Times New Roman"/>
+                <w:b w:val="0"/>
+                <w:sz w:val="24"/>
+              </w:rPr>
+              <w:t>1.3</w:t>
+            </w:r>
+          </w:p>
+        </w:tc>
+        <w:tc>
+          <w:tcPr>
+            <w:tcW w:type="dxa" w:w="3175"/>
+            <w:gridSpan w:val="2"/>
+            <w:vAlign w:val="center"/>
+          </w:tcPr>
+          <w:p>
+            <w:pPr>
+              <w:spacing w:before="0" w:after="20" w:line="240" w:lineRule="auto"/>
               <w:jc w:val="left"/>
             </w:pPr>
             <w:r>
               <w:rPr>
-                <w:rFonts w:ascii="Times New Roman" w:hAnsi="Times New Roman" w:cs="Times New Roman"/>
-                <w:sz w:val="24"/>
-              </w:rPr>
-              <w:t>Контроль (подготовка и сдача экзамена), часов</w:t>
-            </w:r>
-          </w:p>
-        </w:tc>
-        <w:tc>
-          <w:tcPr>
-            <w:tcW w:w="1261" w:type="dxa"/>
+                <w:rFonts w:ascii="Times New Roman" w:hAnsi="Times New Roman"/>
+                <w:b w:val="0"/>
+                <w:sz w:val="24"/>
+              </w:rPr>
+              <w:t>Семинары (С)</w:t>
+            </w:r>
+          </w:p>
+        </w:tc>
+        <w:tc>
+          <w:tcPr>
+            <w:tcW w:type="dxa" w:w="737"/>
             <w:vAlign w:val="center"/>
           </w:tcPr>
           <w:p>
             <w:pPr>
-              <w:spacing w:before="0" w:after="0" w:line="240" w:lineRule="auto"/>
+              <w:spacing w:before="0" w:after="20" w:line="240" w:lineRule="auto"/>
               <w:jc w:val="center"/>
             </w:pPr>
             <w:r>
               <w:rPr>
-                <w:rFonts w:ascii="Times New Roman" w:hAnsi="Times New Roman" w:cs="Times New Roman"/>
-                <w:sz w:val="24"/>
-              </w:rPr>
-              <w:t>36</w:t>
-            </w:r>
-          </w:p>
-        </w:tc>
-        <w:tc>
-          <w:tcPr>
-            <w:tcW w:w="1261" w:type="dxa"/>
+                <w:rFonts w:ascii="Times New Roman" w:hAnsi="Times New Roman"/>
+                <w:b w:val="0"/>
+                <w:sz w:val="24"/>
+              </w:rPr>
+              <w:t>0</w:t>
+            </w:r>
+          </w:p>
+        </w:tc>
+        <w:tc>
+          <w:tcPr>
+            <w:tcW w:type="dxa" w:w="1587"/>
             <w:vAlign w:val="center"/>
           </w:tcPr>
           <w:p>
             <w:pPr>
-              <w:spacing w:before="0" w:after="0" w:line="240" w:lineRule="auto"/>
+              <w:spacing w:before="0" w:after="20" w:line="240" w:lineRule="auto"/>
               <w:jc w:val="center"/>
             </w:pPr>
             <w:r>
               <w:rPr>
-                <w:rFonts w:ascii="Times New Roman" w:hAnsi="Times New Roman" w:cs="Times New Roman"/>
-                <w:sz w:val="24"/>
-              </w:rPr>
-              <w:t>–</w:t>
-            </w:r>
-          </w:p>
-        </w:tc>
-        <w:tc>
-          <w:tcPr>
-            <w:tcW w:w="1261" w:type="dxa"/>
+                <w:rFonts w:ascii="Times New Roman" w:hAnsi="Times New Roman"/>
+                <w:b w:val="0"/>
+                <w:sz w:val="24"/>
+              </w:rPr>
+              <w:t>0</w:t>
+            </w:r>
+          </w:p>
+        </w:tc>
+        <w:tc>
+          <w:tcPr>
+            <w:tcW w:type="dxa" w:w="1701"/>
             <w:vAlign w:val="center"/>
           </w:tcPr>
           <w:p>
             <w:pPr>
-              <w:spacing w:before="0" w:after="0" w:line="240" w:lineRule="auto"/>
+              <w:spacing w:before="0" w:after="20" w:line="240" w:lineRule="auto"/>
               <w:jc w:val="center"/>
             </w:pPr>
             <w:r>
               <w:rPr>
-                <w:rFonts w:ascii="Times New Roman" w:hAnsi="Times New Roman" w:cs="Times New Roman"/>
-                <w:sz w:val="24"/>
-              </w:rPr>
-              <w:t>36</w:t>
+                <w:rFonts w:ascii="Times New Roman" w:hAnsi="Times New Roman"/>
+                <w:b w:val="0"/>
+                <w:sz w:val="24"/>
+              </w:rPr>
+              <w:t>0</w:t>
+            </w:r>
+          </w:p>
+        </w:tc>
+        <w:tc>
+          <w:tcPr>
+            <w:tcW w:type="dxa" w:w="1701"/>
+            <w:vAlign w:val="center"/>
+          </w:tcPr>
+          <w:p>
+            <w:pPr>
+              <w:spacing w:before="0" w:after="20" w:line="240" w:lineRule="auto"/>
+              <w:jc w:val="center"/>
+            </w:pPr>
+            <w:r>
+              <w:rPr>
+                <w:rFonts w:ascii="Times New Roman" w:hAnsi="Times New Roman"/>
+                <w:b w:val="0"/>
+                <w:sz w:val="24"/>
+              </w:rPr>
+              <w:t>0</w:t>
             </w:r>
           </w:p>
         </w:tc>
@@ -3590,77 +3590,122 @@
       <w:tr>
         <w:tc>
           <w:tcPr>
-            <w:tcW w:w="5924" w:type="dxa"/>
+            <w:tcW w:type="dxa" w:w="454"/>
             <w:vAlign w:val="center"/>
           </w:tcPr>
           <w:p>
             <w:pPr>
-              <w:spacing w:before="0" w:after="0" w:line="240" w:lineRule="auto"/>
+              <w:spacing w:before="0" w:after="20" w:line="240" w:lineRule="auto"/>
+              <w:jc w:val="center"/>
+            </w:pPr>
+            <w:r>
+              <w:rPr>
+                <w:rFonts w:ascii="Times New Roman" w:hAnsi="Times New Roman"/>
+                <w:b w:val="0"/>
+                <w:sz w:val="24"/>
+              </w:rPr>
+              <w:t>1.4</w:t>
+            </w:r>
+          </w:p>
+        </w:tc>
+        <w:tc>
+          <w:tcPr>
+            <w:tcW w:type="dxa" w:w="3175"/>
+            <w:gridSpan w:val="2"/>
+            <w:vAlign w:val="center"/>
+          </w:tcPr>
+          <w:p>
+            <w:pPr>
+              <w:spacing w:before="0" w:after="20" w:line="240" w:lineRule="auto"/>
               <w:jc w:val="left"/>
             </w:pPr>
             <w:r>
               <w:rPr>
-                <w:rFonts w:ascii="Times New Roman" w:hAnsi="Times New Roman" w:cs="Times New Roman"/>
-                <w:sz w:val="24"/>
-              </w:rPr>
-              <w:t>Курсовая работа / курсовой проект</w:t>
-            </w:r>
-          </w:p>
-        </w:tc>
-        <w:tc>
-          <w:tcPr>
-            <w:tcW w:w="1261" w:type="dxa"/>
+                <w:rFonts w:ascii="Times New Roman" w:hAnsi="Times New Roman"/>
+                <w:b w:val="0"/>
+                <w:sz w:val="24"/>
+              </w:rPr>
+              <w:t>Лабораторные работы (ЛР)</w:t>
+            </w:r>
+          </w:p>
+        </w:tc>
+        <w:tc>
+          <w:tcPr>
+            <w:tcW w:type="dxa" w:w="737"/>
             <w:vAlign w:val="center"/>
           </w:tcPr>
           <w:p>
             <w:pPr>
-              <w:spacing w:before="0" w:after="0" w:line="240" w:lineRule="auto"/>
+              <w:spacing w:before="0" w:after="20" w:line="240" w:lineRule="auto"/>
               <w:jc w:val="center"/>
             </w:pPr>
             <w:r>
               <w:rPr>
-                <w:rFonts w:ascii="Times New Roman" w:hAnsi="Times New Roman" w:cs="Times New Roman"/>
-                <w:sz w:val="24"/>
-              </w:rPr>
-              <w:t>–</w:t>
-            </w:r>
-          </w:p>
-        </w:tc>
-        <w:tc>
-          <w:tcPr>
-            <w:tcW w:w="1261" w:type="dxa"/>
+                <w:rFonts w:ascii="Times New Roman" w:hAnsi="Times New Roman"/>
+                <w:b w:val="0"/>
+                <w:sz w:val="24"/>
+              </w:rPr>
+              <w:t>0</w:t>
+            </w:r>
+          </w:p>
+        </w:tc>
+        <w:tc>
+          <w:tcPr>
+            <w:tcW w:type="dxa" w:w="1587"/>
             <w:vAlign w:val="center"/>
           </w:tcPr>
           <w:p>
             <w:pPr>
-              <w:spacing w:before="0" w:after="0" w:line="240" w:lineRule="auto"/>
+              <w:spacing w:before="0" w:after="20" w:line="240" w:lineRule="auto"/>
               <w:jc w:val="center"/>
             </w:pPr>
             <w:r>
               <w:rPr>
-                <w:rFonts w:ascii="Times New Roman" w:hAnsi="Times New Roman" w:cs="Times New Roman"/>
-                <w:sz w:val="24"/>
-              </w:rPr>
-              <w:t>–</w:t>
-            </w:r>
-          </w:p>
-        </w:tc>
-        <w:tc>
-          <w:tcPr>
-            <w:tcW w:w="1261" w:type="dxa"/>
+                <w:rFonts w:ascii="Times New Roman" w:hAnsi="Times New Roman"/>
+                <w:b w:val="0"/>
+                <w:sz w:val="24"/>
+              </w:rPr>
+              <w:t>0</w:t>
+            </w:r>
+          </w:p>
+        </w:tc>
+        <w:tc>
+          <w:tcPr>
+            <w:tcW w:type="dxa" w:w="1701"/>
             <w:vAlign w:val="center"/>
           </w:tcPr>
           <w:p>
             <w:pPr>
-              <w:spacing w:before="0" w:after="0" w:line="240" w:lineRule="auto"/>
+              <w:spacing w:before="0" w:after="20" w:line="240" w:lineRule="auto"/>
               <w:jc w:val="center"/>
             </w:pPr>
             <w:r>
               <w:rPr>
-                <w:rFonts w:ascii="Times New Roman" w:hAnsi="Times New Roman" w:cs="Times New Roman"/>
-                <w:sz w:val="24"/>
-              </w:rPr>
-              <w:t>–</w:t>
+                <w:rFonts w:ascii="Times New Roman" w:hAnsi="Times New Roman"/>
+                <w:b w:val="0"/>
+                <w:sz w:val="24"/>
+              </w:rPr>
+              <w:t>0</w:t>
+            </w:r>
+          </w:p>
+        </w:tc>
+        <w:tc>
+          <w:tcPr>
+            <w:tcW w:type="dxa" w:w="1701"/>
+            <w:vAlign w:val="center"/>
+          </w:tcPr>
+          <w:p>
+            <w:pPr>
+              <w:spacing w:before="0" w:after="20" w:line="240" w:lineRule="auto"/>
+              <w:jc w:val="center"/>
+            </w:pPr>
+            <w:r>
+              <w:rPr>
+                <w:rFonts w:ascii="Times New Roman" w:hAnsi="Times New Roman"/>
+                <w:b w:val="0"/>
+                <w:sz w:val="24"/>
+              </w:rPr>
+              <w:t>0</w:t>
             </w:r>
           </w:p>
         </w:tc>
@@ -3668,77 +3713,122 @@
       <w:tr>
         <w:tc>
           <w:tcPr>
-            <w:tcW w:w="5924" w:type="dxa"/>
+            <w:tcW w:type="dxa" w:w="454"/>
             <w:vAlign w:val="center"/>
           </w:tcPr>
           <w:p>
             <w:pPr>
-              <w:spacing w:before="0" w:after="0" w:line="240" w:lineRule="auto"/>
+              <w:spacing w:before="0" w:after="20" w:line="240" w:lineRule="auto"/>
+              <w:jc w:val="center"/>
+            </w:pPr>
+            <w:r>
+              <w:rPr>
+                <w:rFonts w:ascii="Times New Roman" w:hAnsi="Times New Roman"/>
+                <w:b w:val="0"/>
+                <w:sz w:val="24"/>
+              </w:rPr>
+              <w:t>1.5</w:t>
+            </w:r>
+          </w:p>
+        </w:tc>
+        <w:tc>
+          <w:tcPr>
+            <w:tcW w:type="dxa" w:w="3175"/>
+            <w:gridSpan w:val="2"/>
+            <w:vAlign w:val="center"/>
+          </w:tcPr>
+          <w:p>
+            <w:pPr>
+              <w:spacing w:before="0" w:after="20" w:line="240" w:lineRule="auto"/>
               <w:jc w:val="left"/>
             </w:pPr>
             <w:r>
               <w:rPr>
-                <w:rFonts w:ascii="Times New Roman" w:hAnsi="Times New Roman" w:cs="Times New Roman"/>
-                <w:sz w:val="24"/>
-              </w:rPr>
-              <w:t>Вид промежуточной аттестации</w:t>
-            </w:r>
-          </w:p>
-        </w:tc>
-        <w:tc>
-          <w:tcPr>
-            <w:tcW w:w="1261" w:type="dxa"/>
+                <w:rFonts w:ascii="Times New Roman" w:hAnsi="Times New Roman"/>
+                <w:b w:val="0"/>
+                <w:sz w:val="24"/>
+              </w:rPr>
+              <w:t>Иные виды занятий</w:t>
+            </w:r>
+          </w:p>
+        </w:tc>
+        <w:tc>
+          <w:tcPr>
+            <w:tcW w:type="dxa" w:w="737"/>
             <w:vAlign w:val="center"/>
           </w:tcPr>
           <w:p>
             <w:pPr>
-              <w:spacing w:before="0" w:after="0" w:line="240" w:lineRule="auto"/>
+              <w:spacing w:before="0" w:after="20" w:line="240" w:lineRule="auto"/>
               <w:jc w:val="center"/>
             </w:pPr>
             <w:r>
               <w:rPr>
-                <w:rFonts w:ascii="Times New Roman" w:hAnsi="Times New Roman" w:cs="Times New Roman"/>
-                <w:sz w:val="24"/>
-              </w:rPr>
-              <w:t>зачет; экзамен</w:t>
-            </w:r>
-          </w:p>
-        </w:tc>
-        <w:tc>
-          <w:tcPr>
-            <w:tcW w:w="1261" w:type="dxa"/>
+                <w:rFonts w:ascii="Times New Roman" w:hAnsi="Times New Roman"/>
+                <w:b w:val="0"/>
+                <w:sz w:val="24"/>
+              </w:rPr>
+              <w:t>0</w:t>
+            </w:r>
+          </w:p>
+        </w:tc>
+        <w:tc>
+          <w:tcPr>
+            <w:tcW w:type="dxa" w:w="1587"/>
             <w:vAlign w:val="center"/>
           </w:tcPr>
           <w:p>
             <w:pPr>
-              <w:spacing w:before="0" w:after="0" w:line="240" w:lineRule="auto"/>
+              <w:spacing w:before="0" w:after="20" w:line="240" w:lineRule="auto"/>
               <w:jc w:val="center"/>
             </w:pPr>
             <w:r>
               <w:rPr>
-                <w:rFonts w:ascii="Times New Roman" w:hAnsi="Times New Roman" w:cs="Times New Roman"/>
-                <w:sz w:val="24"/>
-              </w:rPr>
-              <w:t>зачет</w:t>
-            </w:r>
-          </w:p>
-        </w:tc>
-        <w:tc>
-          <w:tcPr>
-            <w:tcW w:w="1261" w:type="dxa"/>
+                <w:rFonts w:ascii="Times New Roman" w:hAnsi="Times New Roman"/>
+                <w:b w:val="0"/>
+                <w:sz w:val="24"/>
+              </w:rPr>
+              <w:t>0</w:t>
+            </w:r>
+          </w:p>
+        </w:tc>
+        <w:tc>
+          <w:tcPr>
+            <w:tcW w:type="dxa" w:w="1701"/>
             <w:vAlign w:val="center"/>
           </w:tcPr>
           <w:p>
             <w:pPr>
-              <w:spacing w:before="0" w:after="0" w:line="240" w:lineRule="auto"/>
+              <w:spacing w:before="0" w:after="20" w:line="240" w:lineRule="auto"/>
               <w:jc w:val="center"/>
             </w:pPr>
             <w:r>
               <w:rPr>
-                <w:rFonts w:ascii="Times New Roman" w:hAnsi="Times New Roman" w:cs="Times New Roman"/>
-                <w:sz w:val="24"/>
-              </w:rPr>
-              <w:t>экзамен</w:t>
+                <w:rFonts w:ascii="Times New Roman" w:hAnsi="Times New Roman"/>
+                <w:b w:val="0"/>
+                <w:sz w:val="24"/>
+              </w:rPr>
+              <w:t>0</w:t>
+            </w:r>
+          </w:p>
+        </w:tc>
+        <w:tc>
+          <w:tcPr>
+            <w:tcW w:type="dxa" w:w="1701"/>
+            <w:vAlign w:val="center"/>
+          </w:tcPr>
+          <w:p>
+            <w:pPr>
+              <w:spacing w:before="0" w:after="20" w:line="240" w:lineRule="auto"/>
+              <w:jc w:val="center"/>
+            </w:pPr>
+            <w:r>
+              <w:rPr>
+                <w:rFonts w:ascii="Times New Roman" w:hAnsi="Times New Roman"/>
+                <w:b w:val="0"/>
+                <w:sz w:val="24"/>
+              </w:rPr>
+              <w:t>0</w:t>
             </w:r>
           </w:p>
         </w:tc>
@@ -3746,81 +3836,122 @@
       <w:tr>
         <w:tc>
           <w:tcPr>
-            <w:tcW w:w="5924" w:type="dxa"/>
+            <w:tcW w:type="dxa" w:w="454"/>
             <w:vAlign w:val="center"/>
           </w:tcPr>
           <w:p>
             <w:pPr>
-              <w:spacing w:before="0" w:after="0" w:line="240" w:lineRule="auto"/>
+              <w:spacing w:before="0" w:after="20" w:line="240" w:lineRule="auto"/>
+              <w:jc w:val="center"/>
+            </w:pPr>
+            <w:r>
+              <w:rPr>
+                <w:rFonts w:ascii="Times New Roman" w:hAnsi="Times New Roman"/>
+                <w:b w:val="0"/>
+                <w:sz w:val="24"/>
+              </w:rPr>
+              <w:t>2</w:t>
+            </w:r>
+          </w:p>
+        </w:tc>
+        <w:tc>
+          <w:tcPr>
+            <w:tcW w:type="dxa" w:w="3175"/>
+            <w:gridSpan w:val="2"/>
+            <w:vAlign w:val="center"/>
+          </w:tcPr>
+          <w:p>
+            <w:pPr>
+              <w:spacing w:before="0" w:after="20" w:line="240" w:lineRule="auto"/>
               <w:jc w:val="left"/>
             </w:pPr>
             <w:r>
               <w:rPr>
-                <w:rFonts w:ascii="Times New Roman" w:hAnsi="Times New Roman" w:cs="Times New Roman"/>
-                <w:sz w:val="24"/>
+                <w:rFonts w:ascii="Times New Roman" w:hAnsi="Times New Roman"/>
                 <w:b/>
-              </w:rPr>
-              <w:t>Общая трудоемкость, часов</w:t>
-            </w:r>
-          </w:p>
-        </w:tc>
-        <w:tc>
-          <w:tcPr>
-            <w:tcW w:w="1261" w:type="dxa"/>
+                <w:sz w:val="24"/>
+              </w:rPr>
+              <w:t>Самостоятельная работа, всего</w:t>
+            </w:r>
+          </w:p>
+        </w:tc>
+        <w:tc>
+          <w:tcPr>
+            <w:tcW w:type="dxa" w:w="737"/>
             <w:vAlign w:val="center"/>
           </w:tcPr>
           <w:p>
             <w:pPr>
-              <w:spacing w:before="0" w:after="0" w:line="240" w:lineRule="auto"/>
+              <w:spacing w:before="0" w:after="20" w:line="240" w:lineRule="auto"/>
               <w:jc w:val="center"/>
             </w:pPr>
             <w:r>
               <w:rPr>
-                <w:rFonts w:ascii="Times New Roman" w:hAnsi="Times New Roman" w:cs="Times New Roman"/>
-                <w:sz w:val="24"/>
-                <w:b/>
-              </w:rPr>
-              <w:t>324</w:t>
-            </w:r>
-          </w:p>
-        </w:tc>
-        <w:tc>
-          <w:tcPr>
-            <w:tcW w:w="1261" w:type="dxa"/>
+                <w:rFonts w:ascii="Times New Roman" w:hAnsi="Times New Roman"/>
+                <w:b w:val="0"/>
+                <w:sz w:val="24"/>
+              </w:rPr>
+              <w:t>184</w:t>
+            </w:r>
+          </w:p>
+        </w:tc>
+        <w:tc>
+          <w:tcPr>
+            <w:tcW w:type="dxa" w:w="1587"/>
             <w:vAlign w:val="center"/>
           </w:tcPr>
           <w:p>
             <w:pPr>
-              <w:spacing w:before="0" w:after="0" w:line="240" w:lineRule="auto"/>
+              <w:spacing w:before="0" w:after="20" w:line="240" w:lineRule="auto"/>
               <w:jc w:val="center"/>
             </w:pPr>
             <w:r>
               <w:rPr>
-                <w:rFonts w:ascii="Times New Roman" w:hAnsi="Times New Roman" w:cs="Times New Roman"/>
-                <w:sz w:val="24"/>
-                <w:b/>
-              </w:rPr>
-              <w:t>144</w:t>
-            </w:r>
-          </w:p>
-        </w:tc>
-        <w:tc>
-          <w:tcPr>
-            <w:tcW w:w="1261" w:type="dxa"/>
+                <w:rFonts w:ascii="Times New Roman" w:hAnsi="Times New Roman"/>
+                <w:b w:val="0"/>
+                <w:sz w:val="24"/>
+              </w:rPr>
+              <w:t>0</w:t>
+            </w:r>
+          </w:p>
+        </w:tc>
+        <w:tc>
+          <w:tcPr>
+            <w:tcW w:type="dxa" w:w="1701"/>
             <w:vAlign w:val="center"/>
           </w:tcPr>
           <w:p>
             <w:pPr>
-              <w:spacing w:before="0" w:after="0" w:line="240" w:lineRule="auto"/>
+              <w:spacing w:before="0" w:after="20" w:line="240" w:lineRule="auto"/>
               <w:jc w:val="center"/>
             </w:pPr>
             <w:r>
               <w:rPr>
-                <w:rFonts w:ascii="Times New Roman" w:hAnsi="Times New Roman" w:cs="Times New Roman"/>
-                <w:sz w:val="24"/>
-                <w:b/>
-              </w:rPr>
-              <w:t>180</w:t>
+                <w:rFonts w:ascii="Times New Roman" w:hAnsi="Times New Roman"/>
+                <w:b w:val="0"/>
+                <w:sz w:val="24"/>
+              </w:rPr>
+              <w:t>94</w:t>
+            </w:r>
+          </w:p>
+        </w:tc>
+        <w:tc>
+          <w:tcPr>
+            <w:tcW w:type="dxa" w:w="1701"/>
+            <w:vAlign w:val="center"/>
+          </w:tcPr>
+          <w:p>
+            <w:pPr>
+              <w:spacing w:before="0" w:after="20" w:line="240" w:lineRule="auto"/>
+              <w:jc w:val="center"/>
+            </w:pPr>
+            <w:r>
+              <w:rPr>
+                <w:rFonts w:ascii="Times New Roman" w:hAnsi="Times New Roman"/>
+                <w:b w:val="0"/>
+                <w:sz w:val="24"/>
+              </w:rPr>
+              <w:t>90</w:t>
             </w:r>
           </w:p>
         </w:tc>
@@ -3828,39 +3959,1060 @@
       <w:tr>
         <w:tc>
           <w:tcPr>
-            <w:tcW w:w="5924" w:type="dxa"/>
+            <w:tcW w:type="dxa" w:w="454"/>
             <w:vAlign w:val="center"/>
           </w:tcPr>
           <w:p>
             <w:pPr>
-              <w:spacing w:before="0" w:after="0" w:line="240" w:lineRule="auto"/>
+              <w:spacing w:before="0" w:after="20" w:line="240" w:lineRule="auto"/>
+              <w:jc w:val="center"/>
+            </w:pPr>
+            <w:r>
+              <w:rPr>
+                <w:rFonts w:ascii="Times New Roman" w:hAnsi="Times New Roman"/>
+                <w:b w:val="0"/>
+                <w:sz w:val="24"/>
+              </w:rPr>
+            </w:r>
+          </w:p>
+        </w:tc>
+        <w:tc>
+          <w:tcPr>
+            <w:tcW w:type="dxa" w:w="3175"/>
+            <w:gridSpan w:val="2"/>
+            <w:vAlign w:val="center"/>
+          </w:tcPr>
+          <w:p>
+            <w:pPr>
+              <w:spacing w:before="0" w:after="20" w:line="240" w:lineRule="auto"/>
               <w:jc w:val="left"/>
             </w:pPr>
             <w:r>
               <w:rPr>
-                <w:rFonts w:ascii="Times New Roman" w:hAnsi="Times New Roman" w:cs="Times New Roman"/>
-                <w:sz w:val="24"/>
+                <w:rFonts w:ascii="Times New Roman" w:hAnsi="Times New Roman"/>
+                <w:b w:val="0"/>
+                <w:sz w:val="24"/>
+              </w:rPr>
+              <w:t>в том числе:</w:t>
+            </w:r>
+          </w:p>
+        </w:tc>
+        <w:tc>
+          <w:tcPr>
+            <w:tcW w:type="dxa" w:w="737"/>
+          </w:tcPr>
+          <w:p/>
+        </w:tc>
+        <w:tc>
+          <w:tcPr>
+            <w:tcW w:type="dxa" w:w="1587"/>
+          </w:tcPr>
+          <w:p/>
+        </w:tc>
+        <w:tc>
+          <w:tcPr>
+            <w:tcW w:type="dxa" w:w="1701"/>
+          </w:tcPr>
+          <w:p/>
+        </w:tc>
+        <w:tc>
+          <w:tcPr>
+            <w:tcW w:type="dxa" w:w="1701"/>
+          </w:tcPr>
+          <w:p/>
+        </w:tc>
+      </w:tr>
+      <w:tr>
+        <w:tc>
+          <w:tcPr>
+            <w:tcW w:type="dxa" w:w="454"/>
+            <w:vAlign w:val="center"/>
+          </w:tcPr>
+          <w:p>
+            <w:pPr>
+              <w:spacing w:before="0" w:after="20" w:line="240" w:lineRule="auto"/>
+              <w:jc w:val="center"/>
+            </w:pPr>
+            <w:r>
+              <w:rPr>
+                <w:rFonts w:ascii="Times New Roman" w:hAnsi="Times New Roman"/>
+                <w:b w:val="0"/>
+                <w:sz w:val="24"/>
+              </w:rPr>
+              <w:t>2.1</w:t>
+            </w:r>
+          </w:p>
+        </w:tc>
+        <w:tc>
+          <w:tcPr>
+            <w:tcW w:type="dxa" w:w="1814"/>
+            <w:vAlign w:val="center"/>
+          </w:tcPr>
+          <w:p>
+            <w:pPr>
+              <w:spacing w:before="0" w:after="20" w:line="240" w:lineRule="auto"/>
+              <w:jc w:val="left"/>
+            </w:pPr>
+            <w:r>
+              <w:rPr>
+                <w:rFonts w:ascii="Times New Roman" w:hAnsi="Times New Roman"/>
+                <w:b w:val="0"/>
+                <w:sz w:val="24"/>
+              </w:rPr>
+              <w:t>Курсовая работа/проект (при наличии)</w:t>
+            </w:r>
+          </w:p>
+        </w:tc>
+        <w:tc>
+          <w:tcPr>
+            <w:tcW w:type="dxa" w:w="1361"/>
+            <w:vAlign w:val="center"/>
+          </w:tcPr>
+          <w:p>
+            <w:pPr>
+              <w:spacing w:before="0" w:after="20" w:line="240" w:lineRule="auto"/>
+              <w:jc w:val="center"/>
+            </w:pPr>
+            <w:r>
+              <w:rPr>
+                <w:rFonts w:ascii="Times New Roman" w:hAnsi="Times New Roman"/>
+                <w:b w:val="0"/>
+                <w:sz w:val="24"/>
+              </w:rPr>
+              <w:t>КР</w:t>
+            </w:r>
+          </w:p>
+        </w:tc>
+        <w:tc>
+          <w:tcPr>
+            <w:tcW w:type="dxa" w:w="737"/>
+            <w:vAlign w:val="center"/>
+          </w:tcPr>
+          <w:p>
+            <w:pPr>
+              <w:spacing w:before="0" w:after="20" w:line="240" w:lineRule="auto"/>
+              <w:jc w:val="center"/>
+            </w:pPr>
+            <w:r>
+              <w:rPr>
+                <w:rFonts w:ascii="Times New Roman" w:hAnsi="Times New Roman"/>
+                <w:b w:val="0"/>
+                <w:sz w:val="24"/>
+              </w:rPr>
+              <w:t>—</w:t>
+            </w:r>
+          </w:p>
+        </w:tc>
+        <w:tc>
+          <w:tcPr>
+            <w:tcW w:type="dxa" w:w="1587"/>
+            <w:vAlign w:val="center"/>
+          </w:tcPr>
+          <w:p>
+            <w:pPr>
+              <w:spacing w:before="0" w:after="20" w:line="240" w:lineRule="auto"/>
+              <w:jc w:val="center"/>
+            </w:pPr>
+            <w:r>
+              <w:rPr>
+                <w:rFonts w:ascii="Times New Roman" w:hAnsi="Times New Roman"/>
+                <w:b w:val="0"/>
+                <w:sz w:val="24"/>
+              </w:rPr>
+              <w:t>—</w:t>
+            </w:r>
+          </w:p>
+        </w:tc>
+        <w:tc>
+          <w:tcPr>
+            <w:tcW w:type="dxa" w:w="1701"/>
+            <w:vAlign w:val="center"/>
+          </w:tcPr>
+          <w:p>
+            <w:pPr>
+              <w:spacing w:before="0" w:after="20" w:line="240" w:lineRule="auto"/>
+              <w:jc w:val="center"/>
+            </w:pPr>
+            <w:r>
+              <w:rPr>
+                <w:rFonts w:ascii="Times New Roman" w:hAnsi="Times New Roman"/>
+                <w:b w:val="0"/>
+                <w:sz w:val="24"/>
+              </w:rPr>
+              <w:t>—</w:t>
+            </w:r>
+          </w:p>
+        </w:tc>
+        <w:tc>
+          <w:tcPr>
+            <w:tcW w:type="dxa" w:w="1701"/>
+            <w:vAlign w:val="center"/>
+          </w:tcPr>
+          <w:p>
+            <w:pPr>
+              <w:spacing w:before="0" w:after="20" w:line="240" w:lineRule="auto"/>
+              <w:jc w:val="center"/>
+            </w:pPr>
+            <w:r>
+              <w:rPr>
+                <w:rFonts w:ascii="Times New Roman" w:hAnsi="Times New Roman"/>
+                <w:b w:val="0"/>
+                <w:sz w:val="24"/>
+              </w:rPr>
+              <w:t>—</w:t>
+            </w:r>
+          </w:p>
+        </w:tc>
+      </w:tr>
+      <w:tr>
+        <w:tc>
+          <w:tcPr>
+            <w:tcW w:type="dxa" w:w="454"/>
+            <w:vAlign w:val="center"/>
+          </w:tcPr>
+          <w:p>
+            <w:pPr>
+              <w:spacing w:before="0" w:after="20" w:line="240" w:lineRule="auto"/>
+              <w:jc w:val="center"/>
+            </w:pPr>
+            <w:r>
+              <w:rPr>
+                <w:rFonts w:ascii="Times New Roman" w:hAnsi="Times New Roman"/>
+                <w:b w:val="0"/>
+                <w:sz w:val="24"/>
+              </w:rPr>
+              <w:t>2.1</w:t>
+            </w:r>
+          </w:p>
+        </w:tc>
+        <w:tc>
+          <w:tcPr>
+            <w:tcW w:type="dxa" w:w="1814"/>
+            <w:vAlign w:val="center"/>
+          </w:tcPr>
+          <w:p>
+            <w:pPr>
+              <w:spacing w:before="0" w:after="20" w:line="240" w:lineRule="auto"/>
+              <w:jc w:val="left"/>
+            </w:pPr>
+            <w:r>
+              <w:rPr>
+                <w:rFonts w:ascii="Times New Roman" w:hAnsi="Times New Roman"/>
+                <w:b w:val="0"/>
+                <w:sz w:val="24"/>
+              </w:rPr>
+              <w:t>Курсовая работа/проект (при наличии)</w:t>
+            </w:r>
+          </w:p>
+        </w:tc>
+        <w:tc>
+          <w:tcPr>
+            <w:tcW w:type="dxa" w:w="1361"/>
+            <w:vAlign w:val="center"/>
+          </w:tcPr>
+          <w:p>
+            <w:pPr>
+              <w:spacing w:before="0" w:after="20" w:line="240" w:lineRule="auto"/>
+              <w:jc w:val="center"/>
+            </w:pPr>
+            <w:r>
+              <w:rPr>
+                <w:rFonts w:ascii="Times New Roman" w:hAnsi="Times New Roman"/>
+                <w:b w:val="0"/>
+                <w:sz w:val="24"/>
+              </w:rPr>
+              <w:t>КП</w:t>
+            </w:r>
+          </w:p>
+        </w:tc>
+        <w:tc>
+          <w:tcPr>
+            <w:tcW w:type="dxa" w:w="737"/>
+            <w:vAlign w:val="center"/>
+          </w:tcPr>
+          <w:p>
+            <w:pPr>
+              <w:spacing w:before="0" w:after="20" w:line="240" w:lineRule="auto"/>
+              <w:jc w:val="center"/>
+            </w:pPr>
+            <w:r>
+              <w:rPr>
+                <w:rFonts w:ascii="Times New Roman" w:hAnsi="Times New Roman"/>
+                <w:b w:val="0"/>
+                <w:sz w:val="24"/>
+              </w:rPr>
+              <w:t>—</w:t>
+            </w:r>
+          </w:p>
+        </w:tc>
+        <w:tc>
+          <w:tcPr>
+            <w:tcW w:type="dxa" w:w="1587"/>
+            <w:vAlign w:val="center"/>
+          </w:tcPr>
+          <w:p>
+            <w:pPr>
+              <w:spacing w:before="0" w:after="20" w:line="240" w:lineRule="auto"/>
+              <w:jc w:val="center"/>
+            </w:pPr>
+            <w:r>
+              <w:rPr>
+                <w:rFonts w:ascii="Times New Roman" w:hAnsi="Times New Roman"/>
+                <w:b w:val="0"/>
+                <w:sz w:val="24"/>
+              </w:rPr>
+              <w:t>—</w:t>
+            </w:r>
+          </w:p>
+        </w:tc>
+        <w:tc>
+          <w:tcPr>
+            <w:tcW w:type="dxa" w:w="1701"/>
+            <w:vAlign w:val="center"/>
+          </w:tcPr>
+          <w:p>
+            <w:pPr>
+              <w:spacing w:before="0" w:after="20" w:line="240" w:lineRule="auto"/>
+              <w:jc w:val="center"/>
+            </w:pPr>
+            <w:r>
+              <w:rPr>
+                <w:rFonts w:ascii="Times New Roman" w:hAnsi="Times New Roman"/>
+                <w:b w:val="0"/>
+                <w:sz w:val="24"/>
+              </w:rPr>
+              <w:t>—</w:t>
+            </w:r>
+          </w:p>
+        </w:tc>
+        <w:tc>
+          <w:tcPr>
+            <w:tcW w:type="dxa" w:w="1701"/>
+            <w:vAlign w:val="center"/>
+          </w:tcPr>
+          <w:p>
+            <w:pPr>
+              <w:spacing w:before="0" w:after="20" w:line="240" w:lineRule="auto"/>
+              <w:jc w:val="center"/>
+            </w:pPr>
+            <w:r>
+              <w:rPr>
+                <w:rFonts w:ascii="Times New Roman" w:hAnsi="Times New Roman"/>
+                <w:b w:val="0"/>
+                <w:sz w:val="24"/>
+              </w:rPr>
+              <w:t>—</w:t>
+            </w:r>
+          </w:p>
+        </w:tc>
+      </w:tr>
+      <w:tr>
+        <w:tc>
+          <w:tcPr>
+            <w:tcW w:type="dxa" w:w="454"/>
+            <w:vAlign w:val="center"/>
+          </w:tcPr>
+          <w:p>
+            <w:pPr>
+              <w:spacing w:before="0" w:after="20" w:line="240" w:lineRule="auto"/>
+              <w:jc w:val="center"/>
+            </w:pPr>
+            <w:r>
+              <w:rPr>
+                <w:rFonts w:ascii="Times New Roman" w:hAnsi="Times New Roman"/>
+                <w:b w:val="0"/>
+                <w:sz w:val="24"/>
+              </w:rPr>
+              <w:t>3</w:t>
+            </w:r>
+          </w:p>
+        </w:tc>
+        <w:tc>
+          <w:tcPr>
+            <w:tcW w:type="dxa" w:w="1814"/>
+            <w:vAlign w:val="center"/>
+          </w:tcPr>
+          <w:p>
+            <w:pPr>
+              <w:spacing w:before="0" w:after="20" w:line="240" w:lineRule="auto"/>
+              <w:jc w:val="left"/>
+            </w:pPr>
+            <w:r>
+              <w:rPr>
+                <w:rFonts w:ascii="Times New Roman" w:hAnsi="Times New Roman"/>
+                <w:b w:val="0"/>
+                <w:sz w:val="24"/>
+              </w:rPr>
+              <w:t>Промежуточная аттестация</w:t>
+            </w:r>
+          </w:p>
+        </w:tc>
+        <w:tc>
+          <w:tcPr>
+            <w:tcW w:type="dxa" w:w="1361"/>
+            <w:vAlign w:val="center"/>
+          </w:tcPr>
+          <w:p>
+            <w:pPr>
+              <w:spacing w:before="0" w:after="20" w:line="240" w:lineRule="auto"/>
+              <w:jc w:val="center"/>
+            </w:pPr>
+            <w:r>
+              <w:rPr>
+                <w:rFonts w:ascii="Times New Roman" w:hAnsi="Times New Roman"/>
+                <w:b w:val="0"/>
+                <w:sz w:val="24"/>
+              </w:rPr>
+              <w:t>зачёт (З)</w:t>
+            </w:r>
+          </w:p>
+        </w:tc>
+        <w:tc>
+          <w:tcPr>
+            <w:tcW w:type="dxa" w:w="737"/>
+            <w:vAlign w:val="center"/>
+          </w:tcPr>
+          <w:p>
+            <w:pPr>
+              <w:spacing w:before="0" w:after="20" w:line="240" w:lineRule="auto"/>
+              <w:jc w:val="center"/>
+            </w:pPr>
+            <w:r>
+              <w:rPr>
+                <w:rFonts w:ascii="Times New Roman" w:hAnsi="Times New Roman"/>
+                <w:b w:val="0"/>
+                <w:sz w:val="24"/>
+              </w:rPr>
+              <w:t>0</w:t>
+            </w:r>
+          </w:p>
+        </w:tc>
+        <w:tc>
+          <w:tcPr>
+            <w:tcW w:type="dxa" w:w="1587"/>
+            <w:vAlign w:val="center"/>
+          </w:tcPr>
+          <w:p>
+            <w:pPr>
+              <w:spacing w:before="0" w:after="20" w:line="240" w:lineRule="auto"/>
+              <w:jc w:val="center"/>
+            </w:pPr>
+            <w:r>
+              <w:rPr>
+                <w:rFonts w:ascii="Times New Roman" w:hAnsi="Times New Roman"/>
+                <w:b w:val="0"/>
+                <w:sz w:val="24"/>
+              </w:rPr>
+              <w:t>0</w:t>
+            </w:r>
+          </w:p>
+        </w:tc>
+        <w:tc>
+          <w:tcPr>
+            <w:tcW w:type="dxa" w:w="1701"/>
+            <w:vAlign w:val="center"/>
+          </w:tcPr>
+          <w:p>
+            <w:pPr>
+              <w:spacing w:before="0" w:after="20" w:line="240" w:lineRule="auto"/>
+              <w:jc w:val="center"/>
+            </w:pPr>
+            <w:r>
+              <w:rPr>
+                <w:rFonts w:ascii="Times New Roman" w:hAnsi="Times New Roman"/>
+                <w:b w:val="0"/>
+                <w:sz w:val="24"/>
+              </w:rPr>
+              <w:t>0</w:t>
+            </w:r>
+          </w:p>
+        </w:tc>
+        <w:tc>
+          <w:tcPr>
+            <w:tcW w:type="dxa" w:w="1701"/>
+            <w:vAlign w:val="center"/>
+          </w:tcPr>
+          <w:p>
+            <w:pPr>
+              <w:spacing w:before="0" w:after="20" w:line="240" w:lineRule="auto"/>
+              <w:jc w:val="center"/>
+            </w:pPr>
+            <w:r>
+              <w:rPr>
+                <w:rFonts w:ascii="Times New Roman" w:hAnsi="Times New Roman"/>
+                <w:b w:val="0"/>
+                <w:sz w:val="24"/>
+              </w:rPr>
+              <w:t>—</w:t>
+            </w:r>
+          </w:p>
+        </w:tc>
+      </w:tr>
+      <w:tr>
+        <w:tc>
+          <w:tcPr>
+            <w:tcW w:type="dxa" w:w="454"/>
+            <w:vAlign w:val="center"/>
+          </w:tcPr>
+          <w:p>
+            <w:pPr>
+              <w:spacing w:before="0" w:after="20" w:line="240" w:lineRule="auto"/>
+              <w:jc w:val="center"/>
+            </w:pPr>
+            <w:r>
+              <w:rPr>
+                <w:rFonts w:ascii="Times New Roman" w:hAnsi="Times New Roman"/>
+                <w:b w:val="0"/>
+                <w:sz w:val="24"/>
+              </w:rPr>
+              <w:t>3</w:t>
+            </w:r>
+          </w:p>
+        </w:tc>
+        <w:tc>
+          <w:tcPr>
+            <w:tcW w:type="dxa" w:w="1814"/>
+            <w:vAlign w:val="center"/>
+          </w:tcPr>
+          <w:p>
+            <w:pPr>
+              <w:spacing w:before="0" w:after="20" w:line="240" w:lineRule="auto"/>
+              <w:jc w:val="left"/>
+            </w:pPr>
+            <w:r>
+              <w:rPr>
+                <w:rFonts w:ascii="Times New Roman" w:hAnsi="Times New Roman"/>
+                <w:b w:val="0"/>
+                <w:sz w:val="24"/>
+              </w:rPr>
+              <w:t>Промежуточная аттестация</w:t>
+            </w:r>
+          </w:p>
+        </w:tc>
+        <w:tc>
+          <w:tcPr>
+            <w:tcW w:type="dxa" w:w="1361"/>
+            <w:vAlign w:val="center"/>
+          </w:tcPr>
+          <w:p>
+            <w:pPr>
+              <w:spacing w:before="0" w:after="20" w:line="240" w:lineRule="auto"/>
+              <w:jc w:val="center"/>
+            </w:pPr>
+            <w:r>
+              <w:rPr>
+                <w:rFonts w:ascii="Times New Roman" w:hAnsi="Times New Roman"/>
+                <w:b w:val="0"/>
+                <w:sz w:val="24"/>
+              </w:rPr>
+              <w:t>зачёт с оценкой (ЗаО)</w:t>
+            </w:r>
+          </w:p>
+        </w:tc>
+        <w:tc>
+          <w:tcPr>
+            <w:tcW w:type="dxa" w:w="737"/>
+            <w:vAlign w:val="center"/>
+          </w:tcPr>
+          <w:p>
+            <w:pPr>
+              <w:spacing w:before="0" w:after="20" w:line="240" w:lineRule="auto"/>
+              <w:jc w:val="center"/>
+            </w:pPr>
+            <w:r>
+              <w:rPr>
+                <w:rFonts w:ascii="Times New Roman" w:hAnsi="Times New Roman"/>
+                <w:b w:val="0"/>
+                <w:sz w:val="24"/>
+              </w:rPr>
+              <w:t>—</w:t>
+            </w:r>
+          </w:p>
+        </w:tc>
+        <w:tc>
+          <w:tcPr>
+            <w:tcW w:type="dxa" w:w="1587"/>
+            <w:vAlign w:val="center"/>
+          </w:tcPr>
+          <w:p>
+            <w:pPr>
+              <w:spacing w:before="0" w:after="20" w:line="240" w:lineRule="auto"/>
+              <w:jc w:val="center"/>
+            </w:pPr>
+            <w:r>
+              <w:rPr>
+                <w:rFonts w:ascii="Times New Roman" w:hAnsi="Times New Roman"/>
+                <w:b w:val="0"/>
+                <w:sz w:val="24"/>
+              </w:rPr>
+              <w:t>—</w:t>
+            </w:r>
+          </w:p>
+        </w:tc>
+        <w:tc>
+          <w:tcPr>
+            <w:tcW w:type="dxa" w:w="1701"/>
+            <w:vAlign w:val="center"/>
+          </w:tcPr>
+          <w:p>
+            <w:pPr>
+              <w:spacing w:before="0" w:after="20" w:line="240" w:lineRule="auto"/>
+              <w:jc w:val="center"/>
+            </w:pPr>
+            <w:r>
+              <w:rPr>
+                <w:rFonts w:ascii="Times New Roman" w:hAnsi="Times New Roman"/>
+                <w:b w:val="0"/>
+                <w:sz w:val="24"/>
+              </w:rPr>
+              <w:t>—</w:t>
+            </w:r>
+          </w:p>
+        </w:tc>
+        <w:tc>
+          <w:tcPr>
+            <w:tcW w:type="dxa" w:w="1701"/>
+            <w:vAlign w:val="center"/>
+          </w:tcPr>
+          <w:p>
+            <w:pPr>
+              <w:spacing w:before="0" w:after="20" w:line="240" w:lineRule="auto"/>
+              <w:jc w:val="center"/>
+            </w:pPr>
+            <w:r>
+              <w:rPr>
+                <w:rFonts w:ascii="Times New Roman" w:hAnsi="Times New Roman"/>
+                <w:b w:val="0"/>
+                <w:sz w:val="24"/>
+              </w:rPr>
+              <w:t>—</w:t>
+            </w:r>
+          </w:p>
+        </w:tc>
+      </w:tr>
+      <w:tr>
+        <w:tc>
+          <w:tcPr>
+            <w:tcW w:type="dxa" w:w="454"/>
+            <w:vAlign w:val="center"/>
+          </w:tcPr>
+          <w:p>
+            <w:pPr>
+              <w:spacing w:before="0" w:after="20" w:line="240" w:lineRule="auto"/>
+              <w:jc w:val="center"/>
+            </w:pPr>
+            <w:r>
+              <w:rPr>
+                <w:rFonts w:ascii="Times New Roman" w:hAnsi="Times New Roman"/>
+                <w:b w:val="0"/>
+                <w:sz w:val="24"/>
+              </w:rPr>
+              <w:t>3</w:t>
+            </w:r>
+          </w:p>
+        </w:tc>
+        <w:tc>
+          <w:tcPr>
+            <w:tcW w:type="dxa" w:w="1814"/>
+            <w:vAlign w:val="center"/>
+          </w:tcPr>
+          <w:p>
+            <w:pPr>
+              <w:spacing w:before="0" w:after="20" w:line="240" w:lineRule="auto"/>
+              <w:jc w:val="left"/>
+            </w:pPr>
+            <w:r>
+              <w:rPr>
+                <w:rFonts w:ascii="Times New Roman" w:hAnsi="Times New Roman"/>
+                <w:b w:val="0"/>
+                <w:sz w:val="24"/>
+              </w:rPr>
+              <w:t>Промежуточная аттестация</w:t>
+            </w:r>
+          </w:p>
+        </w:tc>
+        <w:tc>
+          <w:tcPr>
+            <w:tcW w:type="dxa" w:w="1361"/>
+            <w:vAlign w:val="center"/>
+          </w:tcPr>
+          <w:p>
+            <w:pPr>
+              <w:spacing w:before="0" w:after="20" w:line="240" w:lineRule="auto"/>
+              <w:jc w:val="center"/>
+            </w:pPr>
+            <w:r>
+              <w:rPr>
+                <w:rFonts w:ascii="Times New Roman" w:hAnsi="Times New Roman"/>
+                <w:b w:val="0"/>
+                <w:sz w:val="24"/>
+              </w:rPr>
+              <w:t>экзамен (Э)</w:t>
+            </w:r>
+          </w:p>
+        </w:tc>
+        <w:tc>
+          <w:tcPr>
+            <w:tcW w:type="dxa" w:w="737"/>
+            <w:vAlign w:val="center"/>
+          </w:tcPr>
+          <w:p>
+            <w:pPr>
+              <w:spacing w:before="0" w:after="20" w:line="240" w:lineRule="auto"/>
+              <w:jc w:val="center"/>
+            </w:pPr>
+            <w:r>
+              <w:rPr>
+                <w:rFonts w:ascii="Times New Roman" w:hAnsi="Times New Roman"/>
+                <w:b w:val="0"/>
+                <w:sz w:val="24"/>
+              </w:rPr>
+              <w:t>36</w:t>
+            </w:r>
+          </w:p>
+        </w:tc>
+        <w:tc>
+          <w:tcPr>
+            <w:tcW w:type="dxa" w:w="1587"/>
+            <w:vAlign w:val="center"/>
+          </w:tcPr>
+          <w:p>
+            <w:pPr>
+              <w:spacing w:before="0" w:after="20" w:line="240" w:lineRule="auto"/>
+              <w:jc w:val="center"/>
+            </w:pPr>
+            <w:r>
+              <w:rPr>
+                <w:rFonts w:ascii="Times New Roman" w:hAnsi="Times New Roman"/>
+                <w:b w:val="0"/>
+                <w:sz w:val="24"/>
+              </w:rPr>
+              <w:t>0</w:t>
+            </w:r>
+          </w:p>
+        </w:tc>
+        <w:tc>
+          <w:tcPr>
+            <w:tcW w:type="dxa" w:w="1701"/>
+            <w:vAlign w:val="center"/>
+          </w:tcPr>
+          <w:p>
+            <w:pPr>
+              <w:spacing w:before="0" w:after="20" w:line="240" w:lineRule="auto"/>
+              <w:jc w:val="center"/>
+            </w:pPr>
+            <w:r>
+              <w:rPr>
+                <w:rFonts w:ascii="Times New Roman" w:hAnsi="Times New Roman"/>
+                <w:b w:val="0"/>
+                <w:sz w:val="24"/>
+              </w:rPr>
+              <w:t>—</w:t>
+            </w:r>
+          </w:p>
+        </w:tc>
+        <w:tc>
+          <w:tcPr>
+            <w:tcW w:type="dxa" w:w="1701"/>
+            <w:vAlign w:val="center"/>
+          </w:tcPr>
+          <w:p>
+            <w:pPr>
+              <w:spacing w:before="0" w:after="20" w:line="240" w:lineRule="auto"/>
+              <w:jc w:val="center"/>
+            </w:pPr>
+            <w:r>
+              <w:rPr>
+                <w:rFonts w:ascii="Times New Roman" w:hAnsi="Times New Roman"/>
+                <w:b w:val="0"/>
+                <w:sz w:val="24"/>
+              </w:rPr>
+              <w:t>36</w:t>
+            </w:r>
+          </w:p>
+        </w:tc>
+      </w:tr>
+      <w:tr>
+        <w:tc>
+          <w:tcPr>
+            <w:tcW w:type="dxa" w:w="454"/>
+            <w:vAlign w:val="center"/>
+          </w:tcPr>
+          <w:p>
+            <w:pPr>
+              <w:spacing w:before="0" w:after="20" w:line="240" w:lineRule="auto"/>
+              <w:jc w:val="center"/>
+            </w:pPr>
+            <w:r>
+              <w:rPr>
+                <w:rFonts w:ascii="Times New Roman" w:hAnsi="Times New Roman"/>
+                <w:b w:val="0"/>
+                <w:sz w:val="24"/>
+              </w:rPr>
+            </w:r>
+          </w:p>
+        </w:tc>
+        <w:tc>
+          <w:tcPr>
+            <w:tcW w:type="dxa" w:w="3175"/>
+            <w:gridSpan w:val="2"/>
+            <w:vAlign w:val="center"/>
+          </w:tcPr>
+          <w:p>
+            <w:pPr>
+              <w:spacing w:before="0" w:after="20" w:line="240" w:lineRule="auto"/>
+              <w:jc w:val="left"/>
+            </w:pPr>
+            <w:r>
+              <w:rPr>
+                <w:rFonts w:ascii="Times New Roman" w:hAnsi="Times New Roman"/>
+                <w:b w:val="0"/>
+                <w:sz w:val="24"/>
+              </w:rPr>
+            </w:r>
+          </w:p>
+        </w:tc>
+        <w:tc>
+          <w:tcPr>
+            <w:tcW w:type="dxa" w:w="737"/>
+          </w:tcPr>
+          <w:p/>
+        </w:tc>
+        <w:tc>
+          <w:tcPr>
+            <w:tcW w:type="dxa" w:w="1587"/>
+          </w:tcPr>
+          <w:p/>
+        </w:tc>
+        <w:tc>
+          <w:tcPr>
+            <w:tcW w:type="dxa" w:w="1701"/>
+          </w:tcPr>
+          <w:p/>
+        </w:tc>
+        <w:tc>
+          <w:tcPr>
+            <w:tcW w:type="dxa" w:w="1701"/>
+          </w:tcPr>
+          <w:p/>
+        </w:tc>
+      </w:tr>
+      <w:tr>
+        <w:tc>
+          <w:tcPr>
+            <w:tcW w:type="dxa" w:w="454"/>
+            <w:vAlign w:val="center"/>
+          </w:tcPr>
+          <w:p>
+            <w:pPr>
+              <w:spacing w:before="0" w:after="20" w:line="240" w:lineRule="auto"/>
+              <w:jc w:val="center"/>
+            </w:pPr>
+            <w:r>
+              <w:rPr>
+                <w:rFonts w:ascii="Times New Roman" w:hAnsi="Times New Roman"/>
+                <w:b w:val="0"/>
+                <w:sz w:val="24"/>
+              </w:rPr>
+            </w:r>
+          </w:p>
+        </w:tc>
+        <w:tc>
+          <w:tcPr>
+            <w:tcW w:type="dxa" w:w="1814"/>
+            <w:vAlign w:val="center"/>
+          </w:tcPr>
+          <w:p>
+            <w:pPr>
+              <w:spacing w:before="0" w:after="20" w:line="240" w:lineRule="auto"/>
+              <w:jc w:val="left"/>
+            </w:pPr>
+            <w:r>
+              <w:rPr>
+                <w:rFonts w:ascii="Times New Roman" w:hAnsi="Times New Roman"/>
                 <w:b/>
-              </w:rPr>
-              <w:t>Общая трудоемкость, зачетных единиц</w:t>
-            </w:r>
-          </w:p>
-        </w:tc>
-        <w:tc>
-          <w:tcPr>
-            <w:tcW w:w="1261" w:type="dxa"/>
+                <w:sz w:val="24"/>
+              </w:rPr>
+              <w:t>ИТОГО: общая трудоёмкость</w:t>
+            </w:r>
+          </w:p>
+        </w:tc>
+        <w:tc>
+          <w:tcPr>
+            <w:tcW w:type="dxa" w:w="1361"/>
             <w:vAlign w:val="center"/>
           </w:tcPr>
           <w:p>
             <w:pPr>
-              <w:spacing w:before="0" w:after="0" w:line="240" w:lineRule="auto"/>
+              <w:spacing w:before="0" w:after="20" w:line="240" w:lineRule="auto"/>
               <w:jc w:val="center"/>
             </w:pPr>
             <w:r>
               <w:rPr>
-                <w:rFonts w:ascii="Times New Roman" w:hAnsi="Times New Roman" w:cs="Times New Roman"/>
-                <w:sz w:val="24"/>
+                <w:rFonts w:ascii="Times New Roman" w:hAnsi="Times New Roman"/>
+                <w:b w:val="0"/>
+                <w:sz w:val="24"/>
+              </w:rPr>
+              <w:t>часов</w:t>
+            </w:r>
+          </w:p>
+        </w:tc>
+        <w:tc>
+          <w:tcPr>
+            <w:tcW w:type="dxa" w:w="737"/>
+            <w:vAlign w:val="center"/>
+          </w:tcPr>
+          <w:p>
+            <w:pPr>
+              <w:spacing w:before="0" w:after="20" w:line="240" w:lineRule="auto"/>
+              <w:jc w:val="center"/>
+            </w:pPr>
+            <w:r>
+              <w:rPr>
+                <w:rFonts w:ascii="Times New Roman" w:hAnsi="Times New Roman"/>
                 <w:b/>
+                <w:sz w:val="24"/>
+              </w:rPr>
+              <w:t>324</w:t>
+            </w:r>
+          </w:p>
+        </w:tc>
+        <w:tc>
+          <w:tcPr>
+            <w:tcW w:type="dxa" w:w="1587"/>
+            <w:vAlign w:val="center"/>
+          </w:tcPr>
+          <w:p>
+            <w:pPr>
+              <w:spacing w:before="0" w:after="20" w:line="240" w:lineRule="auto"/>
+              <w:jc w:val="center"/>
+            </w:pPr>
+            <w:r>
+              <w:rPr>
+                <w:rFonts w:ascii="Times New Roman" w:hAnsi="Times New Roman"/>
+                <w:b w:val="0"/>
+                <w:sz w:val="24"/>
+              </w:rPr>
+              <w:t>0</w:t>
+            </w:r>
+          </w:p>
+        </w:tc>
+        <w:tc>
+          <w:tcPr>
+            <w:tcW w:type="dxa" w:w="1701"/>
+            <w:vAlign w:val="center"/>
+          </w:tcPr>
+          <w:p>
+            <w:pPr>
+              <w:spacing w:before="0" w:after="20" w:line="240" w:lineRule="auto"/>
+              <w:jc w:val="center"/>
+            </w:pPr>
+            <w:r>
+              <w:rPr>
+                <w:rFonts w:ascii="Times New Roman" w:hAnsi="Times New Roman"/>
+                <w:b/>
+                <w:sz w:val="24"/>
+              </w:rPr>
+              <w:t>144</w:t>
+            </w:r>
+          </w:p>
+        </w:tc>
+        <w:tc>
+          <w:tcPr>
+            <w:tcW w:type="dxa" w:w="1701"/>
+            <w:vAlign w:val="center"/>
+          </w:tcPr>
+          <w:p>
+            <w:pPr>
+              <w:spacing w:before="0" w:after="20" w:line="240" w:lineRule="auto"/>
+              <w:jc w:val="center"/>
+            </w:pPr>
+            <w:r>
+              <w:rPr>
+                <w:rFonts w:ascii="Times New Roman" w:hAnsi="Times New Roman"/>
+                <w:b/>
+                <w:sz w:val="24"/>
+              </w:rPr>
+              <w:t>180</w:t>
+            </w:r>
+          </w:p>
+        </w:tc>
+      </w:tr>
+      <w:tr>
+        <w:tc>
+          <w:tcPr>
+            <w:tcW w:type="dxa" w:w="454"/>
+            <w:vAlign w:val="center"/>
+          </w:tcPr>
+          <w:p>
+            <w:pPr>
+              <w:spacing w:before="0" w:after="20" w:line="240" w:lineRule="auto"/>
+              <w:jc w:val="center"/>
+            </w:pPr>
+            <w:r>
+              <w:rPr>
+                <w:rFonts w:ascii="Times New Roman" w:hAnsi="Times New Roman"/>
+                <w:b w:val="0"/>
+                <w:sz w:val="24"/>
+              </w:rPr>
+            </w:r>
+          </w:p>
+        </w:tc>
+        <w:tc>
+          <w:tcPr>
+            <w:tcW w:type="dxa" w:w="1814"/>
+            <w:vAlign w:val="center"/>
+          </w:tcPr>
+          <w:p>
+            <w:pPr>
+              <w:spacing w:before="0" w:after="20" w:line="240" w:lineRule="auto"/>
+              <w:jc w:val="left"/>
+            </w:pPr>
+            <w:r>
+              <w:rPr>
+                <w:rFonts w:ascii="Times New Roman" w:hAnsi="Times New Roman"/>
+                <w:b/>
+                <w:sz w:val="24"/>
+              </w:rPr>
+              <w:t>ИТОГО: общая трудоёмкость</w:t>
+            </w:r>
+          </w:p>
+        </w:tc>
+        <w:tc>
+          <w:tcPr>
+            <w:tcW w:type="dxa" w:w="1361"/>
+            <w:vAlign w:val="center"/>
+          </w:tcPr>
+          <w:p>
+            <w:pPr>
+              <w:spacing w:before="0" w:after="20" w:line="240" w:lineRule="auto"/>
+              <w:jc w:val="center"/>
+            </w:pPr>
+            <w:r>
+              <w:rPr>
+                <w:rFonts w:ascii="Times New Roman" w:hAnsi="Times New Roman"/>
+                <w:b w:val="0"/>
+                <w:sz w:val="24"/>
+              </w:rPr>
+              <w:t>з.е.</w:t>
+            </w:r>
+          </w:p>
+        </w:tc>
+        <w:tc>
+          <w:tcPr>
+            <w:tcW w:type="dxa" w:w="737"/>
+            <w:vAlign w:val="center"/>
+          </w:tcPr>
+          <w:p>
+            <w:pPr>
+              <w:spacing w:before="0" w:after="20" w:line="240" w:lineRule="auto"/>
+              <w:jc w:val="center"/>
+            </w:pPr>
+            <w:r>
+              <w:rPr>
+                <w:rFonts w:ascii="Times New Roman" w:hAnsi="Times New Roman"/>
+                <w:b/>
+                <w:sz w:val="24"/>
               </w:rPr>
               <w:t>9</w:t>
             </w:r>
@@ -3868,19 +5020,39 @@
         </w:tc>
         <w:tc>
           <w:tcPr>
-            <w:tcW w:w="1261" w:type="dxa"/>
+            <w:tcW w:type="dxa" w:w="1587"/>
             <w:vAlign w:val="center"/>
           </w:tcPr>
           <w:p>
             <w:pPr>
-              <w:spacing w:before="0" w:after="0" w:line="240" w:lineRule="auto"/>
+              <w:spacing w:before="0" w:after="20" w:line="240" w:lineRule="auto"/>
               <w:jc w:val="center"/>
             </w:pPr>
             <w:r>
               <w:rPr>
-                <w:rFonts w:ascii="Times New Roman" w:hAnsi="Times New Roman" w:cs="Times New Roman"/>
-                <w:sz w:val="24"/>
+                <w:rFonts w:ascii="Times New Roman" w:hAnsi="Times New Roman"/>
+                <w:b w:val="0"/>
+                <w:sz w:val="24"/>
+              </w:rPr>
+              <w:t>—</w:t>
+            </w:r>
+          </w:p>
+        </w:tc>
+        <w:tc>
+          <w:tcPr>
+            <w:tcW w:type="dxa" w:w="1701"/>
+            <w:vAlign w:val="center"/>
+          </w:tcPr>
+          <w:p>
+            <w:pPr>
+              <w:spacing w:before="0" w:after="20" w:line="240" w:lineRule="auto"/>
+              <w:jc w:val="center"/>
+            </w:pPr>
+            <w:r>
+              <w:rPr>
+                <w:rFonts w:ascii="Times New Roman" w:hAnsi="Times New Roman"/>
                 <w:b/>
+                <w:sz w:val="24"/>
               </w:rPr>
               <w:t>4</w:t>
             </w:r>
@@ -3888,19 +5060,19 @@
         </w:tc>
         <w:tc>
           <w:tcPr>
-            <w:tcW w:w="1261" w:type="dxa"/>
+            <w:tcW w:type="dxa" w:w="1701"/>
             <w:vAlign w:val="center"/>
           </w:tcPr>
           <w:p>
             <w:pPr>
-              <w:spacing w:before="0" w:after="0" w:line="240" w:lineRule="auto"/>
+              <w:spacing w:before="0" w:after="20" w:line="240" w:lineRule="auto"/>
               <w:jc w:val="center"/>
             </w:pPr>
             <w:r>
               <w:rPr>
-                <w:rFonts w:ascii="Times New Roman" w:hAnsi="Times New Roman" w:cs="Times New Roman"/>
-                <w:sz w:val="24"/>
+                <w:rFonts w:ascii="Times New Roman" w:hAnsi="Times New Roman"/>
                 <w:b/>
+                <w:sz w:val="24"/>
               </w:rPr>
               <w:t>5</w:t>
             </w:r>
@@ -3957,6 +5129,7 @@
     </w:p>
     <w:p>
       <w:pPr>
+        <w:keepNext/>
         <w:spacing w:after="0" w:line="240" w:lineRule="auto"/>
         <w:ind w:firstLine="709"/>
         <w:rPr>
@@ -3972,25 +5145,17 @@
           <w:rFonts w:ascii="Times New Roman" w:hAnsi="Times New Roman"/>
           <w:b/>
           <w:bCs/>
+          <w:color w:val="000000"/>
           <w:sz w:val="28"/>
           <w:szCs w:val="28"/>
           <w:lang w:eastAsia="ru-RU"/>
         </w:rPr>
-        <w:br w:type="page"/>
-      </w:r>
-      <w:r>
-        <w:rPr>
-          <w:rFonts w:ascii="Times New Roman" w:hAnsi="Times New Roman"/>
-          <w:bCs/>
-          <w:sz w:val="28"/>
-          <w:szCs w:val="28"/>
-          <w:lang w:eastAsia="ru-RU"/>
-        </w:rPr>
-        <w:t>2. СОДЕРЖАНИЕ ДИСЦИПЛИНЫ</w:t>
+        <w:t xml:space="preserve">2. СОДЕРЖАНИЕ ДИСЦИПЛИНЫ (МОДУЛЯ)</w:t>
       </w:r>
     </w:p>
     <w:p>
       <w:pPr>
+        <w:keepNext/>
         <w:spacing w:after="0" w:line="240" w:lineRule="auto"/>
         <w:ind w:firstLine="709"/>
         <w:rPr>
@@ -4004,12 +5169,14 @@
       <w:r>
         <w:rPr>
           <w:rFonts w:ascii="Times New Roman" w:hAnsi="Times New Roman"/>
+          <w:b/>
           <w:bCs/>
+          <w:color w:val="000000"/>
           <w:sz w:val="28"/>
           <w:szCs w:val="28"/>
           <w:lang w:eastAsia="ru-RU"/>
         </w:rPr>
-        <w:t>2.1. Содержание разделов дисциплины</w:t>
+        <w:t xml:space="preserve">2.1. Содержание разделов дисциплины (модуля)</w:t>
       </w:r>
     </w:p>
     <w:tbl>
@@ -4044,48 +5211,16 @@
           </w:tcPr>
           <w:p>
             <w:pPr>
-              <w:spacing w:after="0" w:line="240" w:lineRule="auto"/>
+              <w:spacing w:before="0" w:after="20" w:line="240" w:lineRule="auto"/>
               <w:jc w:val="center"/>
-              <w:rPr>
-                <w:rFonts w:ascii="Times New Roman" w:hAnsi="Times New Roman"/>
-                <w:sz w:val="24"/>
-                <w:szCs w:val="24"/>
-                <w:lang w:eastAsia="ar-SA"/>
-              </w:rPr>
-            </w:pPr>
-            <w:r>
-              <w:rPr>
-                <w:rFonts w:ascii="Times New Roman" w:hAnsi="Times New Roman"/>
-                <w:sz w:val="24"/>
-                <w:szCs w:val="24"/>
-                <w:lang w:eastAsia="ru-RU"/>
-              </w:rPr>
-              <w:t>№</w:t>
-            </w:r>
-          </w:p>
-          <w:p>
-            <w:pPr>
-              <w:widowControl w:val="0"/>
-              <w:tabs>
-                <w:tab w:val="left" w:pos="708"/>
-              </w:tabs>
-              <w:spacing w:after="0" w:line="240" w:lineRule="auto"/>
-              <w:jc w:val="center"/>
-              <w:rPr>
-                <w:rFonts w:ascii="Times New Roman" w:hAnsi="Times New Roman"/>
-                <w:sz w:val="24"/>
-                <w:szCs w:val="24"/>
-                <w:lang w:eastAsia="ar-SA"/>
-              </w:rPr>
-            </w:pPr>
-            <w:r>
-              <w:rPr>
-                <w:rFonts w:ascii="Times New Roman" w:hAnsi="Times New Roman"/>
-                <w:sz w:val="24"/>
-                <w:szCs w:val="24"/>
-                <w:lang w:eastAsia="ru-RU"/>
-              </w:rPr>
-              <w:t>Семестра</w:t>
+            </w:pPr>
+            <w:r>
+              <w:rPr>
+                <w:rFonts w:ascii="Times New Roman" w:hAnsi="Times New Roman"/>
+                <w:b/>
+                <w:sz w:val="24"/>
+              </w:rPr>
+              <w:t>№ семестра/курса</w:t>
             </w:r>
           </w:p>
         </w:tc>
@@ -6369,76 +7504,12 @@
     </w:p>
     <w:p>
       <w:pPr>
-        <w:pStyle w:val="afd"/>
-        <w:numPr>
-          <w:ilvl w:val="1"/>
-          <w:numId w:val="29"/>
-        </w:numPr>
-        <w:jc w:val="both"/>
-        <w:rPr>
-          <w:sz w:val="28"/>
-          <w:szCs w:val="28"/>
-          <w:lang w:val="ru-RU"/>
-        </w:rPr>
-      </w:pPr>
-      <w:r>
-        <w:rPr>
-          <w:sz w:val="28"/>
-          <w:szCs w:val="28"/>
-          <w:lang w:val="ru-RU"/>
-        </w:rPr>
-        <w:t>Перечень лабораторных работ (при наличии), примерная тематика курсовых работ (при наличии)</w:t>
-      </w:r>
+        <w:spacing w:after="0" w:line="240" w:lineRule="auto"/>
+      </w:pPr>
     </w:p>
     <w:p>
       <w:pPr>
-        <w:pStyle w:val="aa"/>
-        <w:spacing w:after="0"/>
-        <w:ind w:firstLine="567"/>
-        <w:jc w:val="both"/>
-        <w:rPr>
-          <w:i/>
-          <w:sz w:val="28"/>
-          <w:szCs w:val="28"/>
-        </w:rPr>
-      </w:pPr>
-      <w:r>
-        <w:rPr>
-          <w:i/>
-          <w:sz w:val="28"/>
-          <w:szCs w:val="28"/>
-        </w:rPr>
-        <w:t>Лабораторные работы не предусмотрены</w:t>
-      </w:r>
-    </w:p>
-    <w:p>
-      <w:pPr>
-        <w:pStyle w:val="aa"/>
-        <w:spacing w:after="0"/>
-        <w:ind w:firstLine="567"/>
-        <w:jc w:val="both"/>
-        <w:rPr>
-          <w:i/>
-          <w:sz w:val="28"/>
-          <w:szCs w:val="28"/>
-        </w:rPr>
-      </w:pPr>
-      <w:r>
-        <w:rPr>
-          <w:i/>
-          <w:sz w:val="28"/>
-          <w:szCs w:val="28"/>
-        </w:rPr>
-        <w:t>Курсовые работы не предусмотрены</w:t>
-      </w:r>
-    </w:p>
-    <w:p>
-      <w:pPr>
-        <w:spacing w:after="0" w:line="240" w:lineRule="auto"/>
-      </w:pPr>
-    </w:p>
-    <w:p>
-      <w:pPr>
+        <w:keepNext/>
         <w:widowControl w:val="0"/>
         <w:autoSpaceDE w:val="0"/>
         <w:autoSpaceDN w:val="0"/>
@@ -6454,11 +7525,13 @@
       <w:r>
         <w:rPr>
           <w:rFonts w:ascii="Times New Roman" w:hAnsi="Times New Roman"/>
+          <w:b/>
+          <w:color w:val="000000"/>
           <w:sz w:val="28"/>
           <w:szCs w:val="28"/>
           <w:lang w:eastAsia="zh-CN"/>
         </w:rPr>
-        <w:t>3.САМОСТОЯТЕЛЬНАЯ РАБОТА СТУДЕНТА</w:t>
+        <w:t xml:space="preserve">3. САМОСТОЯТЕЛЬНАЯ РАБОТА ОБУЧАЮЩЕГОСЯ</w:t>
       </w:r>
     </w:p>
     <w:p>
@@ -6475,11 +7548,12 @@
       <w:r>
         <w:rPr>
           <w:rFonts w:ascii="Times New Roman" w:hAnsi="Times New Roman"/>
+          <w:color w:val="000000"/>
           <w:sz w:val="28"/>
           <w:szCs w:val="24"/>
           <w:lang w:eastAsia="ru-RU"/>
         </w:rPr>
-        <w:t xml:space="preserve">Самостоятельная работа осуществляется в объеме 184 часов (1–2 семестры). Видами СРС являются:</w:t>
+        <w:t xml:space="preserve">Видами самостоятельной работы обучающегося являются:</w:t>
       </w:r>
     </w:p>
     <w:p>
@@ -6703,246 +7777,69 @@
     </w:p>
     <w:p>
       <w:pPr>
-        <w:spacing w:after="0" w:line="240" w:lineRule="auto"/>
-        <w:jc w:val="center"/>
-        <w:rPr>
-          <w:rFonts w:ascii="Times New Roman" w:hAnsi="Times New Roman"/>
-          <w:sz w:val="28"/>
-          <w:szCs w:val="28"/>
-          <w:lang w:eastAsia="ru-RU"/>
-        </w:rPr>
-      </w:pPr>
-      <w:r>
-        <w:rPr>
-          <w:rFonts w:ascii="Times New Roman" w:hAnsi="Times New Roman"/>
-          <w:sz w:val="28"/>
-          <w:szCs w:val="28"/>
-          <w:lang w:eastAsia="ru-RU"/>
-        </w:rPr>
-        <w:t>4.ОЦЕНОЧНЫЕ СРЕДСТВА ДЛЯ ТЕКУЩЕГО КОНТРОЛЯ УСПЕВАЕМОСТИ И ПРОМЕЖУТОЧНОЙ АТТЕСТАЦИИ</w:t>
+        <w:keepNext/>
+        <w:spacing w:after="160"/>
+      </w:pPr>
+      <w:r>
+        <w:rPr>
+          <w:rFonts w:ascii="Times New Roman" w:hAnsi="Times New Roman"/>
+          <w:b/>
+          <w:sz w:val="28"/>
+        </w:rPr>
+        <w:t>4. ОЦЕНОЧНЫЕ СРЕДСТВА ДЛЯ ТЕКУЩЕГО КОНТРОЛЯ УСПЕВАЕМОСТИ И ПРОМЕЖУТОЧНОЙ АТТЕСТАЦИИ</w:t>
       </w:r>
     </w:p>
     <w:p>
       <w:pPr>
-        <w:widowControl w:val="0"/>
-        <w:autoSpaceDE w:val="0"/>
-        <w:autoSpaceDN w:val="0"/>
-        <w:spacing w:after="0" w:line="240" w:lineRule="auto"/>
-        <w:ind w:right="-2"/>
-        <w:jc w:val="center"/>
-        <w:rPr>
-          <w:rFonts w:ascii="Times New Roman" w:hAnsi="Times New Roman"/>
-          <w:sz w:val="28"/>
-        </w:rPr>
-      </w:pPr>
-      <w:r>
-        <w:rPr>
-          <w:rFonts w:ascii="Times New Roman" w:hAnsi="Times New Roman"/>
-          <w:sz w:val="28"/>
-        </w:rPr>
-        <w:t xml:space="preserve"> </w:t>
-      </w:r>
-      <w:r>
-        <w:rPr>
-          <w:rFonts w:ascii="Times New Roman" w:hAnsi="Times New Roman"/>
-          <w:sz w:val="28"/>
-        </w:rPr>
-        <w:t>(</w:t>
-      </w:r>
-      <w:r>
-        <w:rPr>
-          <w:rFonts w:ascii="Times New Roman" w:hAnsi="Times New Roman"/>
-          <w:i/>
-          <w:sz w:val="28"/>
-        </w:rPr>
-        <w:t>см</w:t>
-      </w:r>
-      <w:r>
-        <w:rPr>
-          <w:rFonts w:ascii="Times New Roman" w:hAnsi="Times New Roman"/>
-          <w:sz w:val="28"/>
-        </w:rPr>
-        <w:t xml:space="preserve">. </w:t>
-      </w:r>
-      <w:r>
-        <w:rPr>
-          <w:rFonts w:ascii="Times New Roman" w:hAnsi="Times New Roman"/>
-          <w:i/>
-          <w:sz w:val="28"/>
-        </w:rPr>
-        <w:t>Фонд оценочных средств</w:t>
-      </w:r>
-      <w:r>
-        <w:rPr>
-          <w:rFonts w:ascii="Times New Roman" w:hAnsi="Times New Roman"/>
-          <w:sz w:val="28"/>
-        </w:rPr>
-        <w:t>)</w:t>
+        <w:spacing w:after="160"/>
+      </w:pPr>
+      <w:r>
+        <w:rPr>
+          <w:rFonts w:ascii="Times New Roman" w:hAnsi="Times New Roman"/>
+          <w:b w:val="0"/>
+          <w:sz w:val="28"/>
+        </w:rPr>
+        <w:t>4.1. Формы текущего контроля успеваемости указаны в Оценочных средствах.</w:t>
       </w:r>
     </w:p>
     <w:p>
       <w:pPr>
-        <w:widowControl w:val="0"/>
-        <w:autoSpaceDE w:val="0"/>
-        <w:autoSpaceDN w:val="0"/>
-        <w:spacing w:after="0" w:line="240" w:lineRule="auto"/>
-        <w:ind w:right="-2"/>
-        <w:rPr>
-          <w:rFonts w:ascii="Times New Roman" w:hAnsi="Times New Roman"/>
-          <w:sz w:val="16"/>
-          <w:szCs w:val="16"/>
-        </w:rPr>
-      </w:pPr>
+        <w:spacing w:after="160"/>
+      </w:pPr>
+      <w:r>
+        <w:rPr>
+          <w:rFonts w:ascii="Times New Roman" w:hAnsi="Times New Roman"/>
+          <w:b w:val="0"/>
+          <w:sz w:val="28"/>
+        </w:rPr>
+        <w:t>4.2. Рейтинговая система оценки знаний обучающихся по дисциплине (модулю): нет.</w:t>
+      </w:r>
     </w:p>
     <w:p>
       <w:pPr>
-        <w:pStyle w:val="afd"/>
-        <w:ind w:left="0" w:right="-2" w:firstLine="0"/>
-        <w:jc w:val="center"/>
-        <w:rPr>
-          <w:i/>
-          <w:sz w:val="28"/>
-          <w:szCs w:val="28"/>
-          <w:lang w:val="ru-RU"/>
-        </w:rPr>
-      </w:pPr>
-      <w:r>
-        <w:rPr>
-          <w:sz w:val="28"/>
-          <w:szCs w:val="28"/>
-          <w:lang w:val="ru-RU"/>
-        </w:rPr>
-        <w:t>4.1. Рейтинговая система оценки знаний обучающихся по дисциплине (модулю</w:t>
-      </w:r>
-      <w:r>
-        <w:rPr>
-          <w:i/>
-          <w:sz w:val="28"/>
-          <w:szCs w:val="28"/>
-          <w:lang w:val="ru-RU"/>
-        </w:rPr>
-        <w:t>) (при необходимости).</w:t>
+        <w:spacing w:after="160"/>
+      </w:pPr>
+      <w:r>
+        <w:rPr>
+          <w:rFonts w:ascii="Times New Roman" w:hAnsi="Times New Roman"/>
+          <w:b w:val="0"/>
+          <w:sz w:val="28"/>
+        </w:rPr>
+        <w:t>4.3. Лабораторные работы: нет.</w:t>
       </w:r>
     </w:p>
     <w:p>
       <w:pPr>
-        <w:pStyle w:val="afd"/>
-        <w:ind w:left="567" w:right="-2" w:firstLine="0"/>
-        <w:rPr>
-          <w:i/>
-          <w:sz w:val="28"/>
-          <w:lang w:val="ru-RU"/>
-        </w:rPr>
-      </w:pPr>
-      <w:r>
-        <w:rPr>
-          <w:i/>
-          <w:sz w:val="28"/>
-          <w:lang w:val="ru-RU"/>
-        </w:rPr>
-        <w:t>Рейтинговая система не используется</w:t>
-      </w:r>
-    </w:p>
-    <w:p>
-      <w:pPr>
-        <w:spacing w:after="0" w:line="240" w:lineRule="auto"/>
-        <w:ind w:firstLine="709"/>
-        <w:jc w:val="center"/>
-        <w:rPr>
-          <w:rFonts w:ascii="Times New Roman" w:hAnsi="Times New Roman"/>
-          <w:bCs/>
-          <w:sz w:val="24"/>
-          <w:szCs w:val="24"/>
-          <w:lang w:eastAsia="ar-SA"/>
-        </w:rPr>
-      </w:pPr>
-    </w:p>
-    <w:p>
-      <w:pPr>
-        <w:spacing w:after="0" w:line="240" w:lineRule="auto"/>
-        <w:ind w:firstLine="567"/>
-        <w:rPr>
-          <w:rFonts w:ascii="Times New Roman" w:hAnsi="Times New Roman"/>
-          <w:sz w:val="28"/>
-          <w:szCs w:val="24"/>
-          <w:lang w:eastAsia="ru-RU"/>
-        </w:rPr>
-      </w:pPr>
-      <w:r>
-        <w:rPr>
-          <w:rFonts w:ascii="Times New Roman" w:hAnsi="Times New Roman"/>
-          <w:bCs/>
-          <w:sz w:val="24"/>
-          <w:szCs w:val="24"/>
-          <w:lang w:eastAsia="ar-SA"/>
-        </w:rPr>
-        <w:t xml:space="preserve">4.2. </w:t>
-      </w:r>
-      <w:r>
-        <w:rPr>
-          <w:rFonts w:ascii="Times New Roman" w:hAnsi="Times New Roman"/>
-          <w:sz w:val="28"/>
-          <w:szCs w:val="24"/>
-          <w:lang w:eastAsia="ru-RU"/>
-        </w:rPr>
-        <w:t>Формами текущего контроля успеваемости по дисциплине:</w:t>
-      </w:r>
-    </w:p>
-    <w:p>
-      <w:pPr>
-        <w:spacing w:after="0" w:line="240" w:lineRule="auto"/>
-        <w:ind w:firstLine="567"/>
-        <w:rPr>
-          <w:rFonts w:ascii="Times New Roman" w:hAnsi="Times New Roman"/>
-          <w:sz w:val="28"/>
-          <w:szCs w:val="24"/>
-          <w:lang w:eastAsia="ru-RU"/>
-        </w:rPr>
-      </w:pPr>
-      <w:r>
-        <w:rPr>
-          <w:rFonts w:ascii="Times New Roman" w:hAnsi="Times New Roman"/>
-          <w:sz w:val="28"/>
-          <w:szCs w:val="24"/>
-          <w:lang w:eastAsia="ru-RU"/>
-        </w:rPr>
-        <w:t>-тестирование;</w:t>
-      </w:r>
-    </w:p>
-    <w:p>
-      <w:pPr>
-        <w:spacing w:after="0" w:line="240" w:lineRule="auto"/>
-        <w:ind w:firstLine="567"/>
-        <w:rPr>
-          <w:rFonts w:ascii="Times New Roman" w:hAnsi="Times New Roman"/>
-          <w:sz w:val="28"/>
-          <w:szCs w:val="24"/>
-          <w:lang w:eastAsia="ru-RU"/>
-        </w:rPr>
-      </w:pPr>
-      <w:r>
-        <w:rPr>
-          <w:rFonts w:ascii="Times New Roman" w:hAnsi="Times New Roman"/>
-          <w:sz w:val="28"/>
-          <w:szCs w:val="24"/>
-          <w:lang w:eastAsia="ru-RU"/>
-        </w:rPr>
-        <w:t>-собеседование по теме;</w:t>
-      </w:r>
-    </w:p>
-    <w:p>
-      <w:pPr>
-        <w:spacing w:after="0" w:line="240" w:lineRule="auto"/>
-        <w:ind w:firstLine="709"/>
-        <w:jc w:val="center"/>
-        <w:rPr>
-          <w:rFonts w:ascii="Times New Roman" w:hAnsi="Times New Roman"/>
-          <w:bCs/>
-          <w:sz w:val="24"/>
-          <w:szCs w:val="24"/>
-          <w:lang w:eastAsia="ar-SA"/>
-        </w:rPr>
-      </w:pPr>
+        <w:spacing w:after="160"/>
+      </w:pPr>
+      <w:r>
+        <w:rPr>
+          <w:rFonts w:ascii="Times New Roman" w:hAnsi="Times New Roman"/>
+          <w:b w:val="0"/>
+          <w:sz w:val="28"/>
+        </w:rPr>
+        <w:t>4.4. Курсовая работа/курсовой проект: нет.</w:t>
+      </w:r>
     </w:p>
     <w:p>
       <w:pPr>
@@ -7114,24 +8011,16 @@
           </w:tcPr>
           <w:p>
             <w:pPr>
-              <w:spacing w:after="0" w:line="240" w:lineRule="auto"/>
-              <w:rPr>
-                <w:rFonts w:ascii="Times New Roman" w:hAnsi="Times New Roman"/>
-                <w:bCs/>
-                <w:sz w:val="24"/>
-                <w:szCs w:val="24"/>
-                <w:lang w:val="en-US" w:eastAsia="ar-SA"/>
-              </w:rPr>
-            </w:pPr>
-            <w:r>
-              <w:rPr>
-                <w:rFonts w:ascii="Times New Roman" w:hAnsi="Times New Roman"/>
-                <w:bCs/>
-                <w:sz w:val="24"/>
-                <w:szCs w:val="24"/>
-                <w:lang w:val="en-US" w:eastAsia="ar-SA"/>
-              </w:rPr>
-              <w:t>1.</w:t>
+              <w:spacing w:before="0" w:after="20" w:line="240" w:lineRule="auto"/>
+              <w:jc w:val="center"/>
+            </w:pPr>
+            <w:r>
+              <w:rPr>
+                <w:rFonts w:ascii="Times New Roman" w:hAnsi="Times New Roman"/>
+                <w:b w:val="0"/>
+                <w:sz w:val="24"/>
+              </w:rPr>
+              <w:t>1</w:t>
             </w:r>
           </w:p>
         </w:tc>
@@ -7387,24 +8276,16 @@
           </w:tcPr>
           <w:p>
             <w:pPr>
-              <w:spacing w:after="0" w:line="240" w:lineRule="auto"/>
-              <w:rPr>
-                <w:rFonts w:ascii="Times New Roman" w:hAnsi="Times New Roman"/>
-                <w:bCs/>
-                <w:sz w:val="24"/>
-                <w:szCs w:val="24"/>
-                <w:lang w:eastAsia="ar-SA"/>
-              </w:rPr>
-            </w:pPr>
-            <w:r>
-              <w:rPr>
-                <w:rFonts w:ascii="Times New Roman" w:hAnsi="Times New Roman"/>
-                <w:bCs/>
-                <w:sz w:val="24"/>
-                <w:szCs w:val="24"/>
-                <w:lang w:eastAsia="ar-SA"/>
-              </w:rPr>
-              <w:t>2.</w:t>
+              <w:spacing w:before="0" w:after="20" w:line="240" w:lineRule="auto"/>
+              <w:jc w:val="center"/>
+            </w:pPr>
+            <w:r>
+              <w:rPr>
+                <w:rFonts w:ascii="Times New Roman" w:hAnsi="Times New Roman"/>
+                <w:b w:val="0"/>
+                <w:sz w:val="24"/>
+              </w:rPr>
+              <w:t>2</w:t>
             </w:r>
           </w:p>
         </w:tc>
@@ -7604,6 +8485,31 @@
           </w:tcPr>
           <w:p>
             <w:pPr>
+              <w:spacing w:before="0" w:after="20" w:line="240" w:lineRule="auto"/>
+              <w:jc w:val="center"/>
+            </w:pPr>
+            <w:r>
+              <w:rPr>
+                <w:rFonts w:ascii="Times New Roman" w:hAnsi="Times New Roman"/>
+                <w:b w:val="0"/>
+                <w:sz w:val="24"/>
+              </w:rPr>
+              <w:t>3</w:t>
+            </w:r>
+          </w:p>
+        </w:tc>
+        <w:tc>
+          <w:tcPr>
+            <w:tcW w:w="8900" w:type="dxa"/>
+            <w:tcBorders>
+              <w:left w:val="single" w:sz="4" w:space="0" w:color="000000"/>
+              <w:bottom w:val="single" w:sz="4" w:space="0" w:color="000000"/>
+              <w:right w:val="single" w:sz="4" w:space="0" w:color="000000"/>
+            </w:tcBorders>
+            <w:shd w:val="clear" w:color="auto" w:fill="auto"/>
+          </w:tcPr>
+          <w:p>
+            <w:pPr>
               <w:spacing w:after="0" w:line="240" w:lineRule="auto"/>
               <w:rPr>
                 <w:rFonts w:ascii="Times New Roman" w:hAnsi="Times New Roman"/>
@@ -7616,12 +8522,185 @@
             <w:r>
               <w:rPr>
                 <w:rFonts w:ascii="Times New Roman" w:hAnsi="Times New Roman"/>
-                <w:bCs/>
-                <w:sz w:val="24"/>
-                <w:szCs w:val="24"/>
-                <w:lang w:eastAsia="ar-SA"/>
-              </w:rPr>
-              <w:t>3.</w:t>
+                <w:color w:val="000000"/>
+                <w:sz w:val="24"/>
+                <w:szCs w:val="24"/>
+              </w:rPr>
+              <w:t xml:space="preserve">Английский язык для гуманитариев (B1–B2). English </w:t>
+            </w:r>
+            <w:proofErr w:type="spellStart"/>
+            <w:r>
+              <w:rPr>
+                <w:rFonts w:ascii="Times New Roman" w:hAnsi="Times New Roman"/>
+                <w:color w:val="000000"/>
+                <w:sz w:val="24"/>
+                <w:szCs w:val="24"/>
+              </w:rPr>
+              <w:t>for</w:t>
+            </w:r>
+            <w:proofErr w:type="spellEnd"/>
+            <w:r>
+              <w:rPr>
+                <w:rFonts w:ascii="Times New Roman" w:hAnsi="Times New Roman"/>
+                <w:color w:val="000000"/>
+                <w:sz w:val="24"/>
+                <w:szCs w:val="24"/>
+              </w:rPr>
+              <w:t xml:space="preserve"> </w:t>
+            </w:r>
+            <w:proofErr w:type="spellStart"/>
+            <w:r>
+              <w:rPr>
+                <w:rFonts w:ascii="Times New Roman" w:hAnsi="Times New Roman"/>
+                <w:color w:val="000000"/>
+                <w:sz w:val="24"/>
+                <w:szCs w:val="24"/>
+              </w:rPr>
+              <w:t>Humanities</w:t>
+            </w:r>
+            <w:proofErr w:type="spellEnd"/>
+            <w:r>
+              <w:rPr>
+                <w:rFonts w:ascii="Times New Roman" w:hAnsi="Times New Roman"/>
+                <w:color w:val="000000"/>
+                <w:sz w:val="24"/>
+                <w:szCs w:val="24"/>
+              </w:rPr>
+              <w:t xml:space="preserve"> : учебное пособие для вузов / О. Н. </w:t>
+            </w:r>
+            <w:proofErr w:type="spellStart"/>
+            <w:r>
+              <w:rPr>
+                <w:rFonts w:ascii="Times New Roman" w:hAnsi="Times New Roman"/>
+                <w:color w:val="000000"/>
+                <w:sz w:val="24"/>
+                <w:szCs w:val="24"/>
+              </w:rPr>
+              <w:t>Стогниева</w:t>
+            </w:r>
+            <w:proofErr w:type="spellEnd"/>
+            <w:r>
+              <w:rPr>
+                <w:rFonts w:ascii="Times New Roman" w:hAnsi="Times New Roman"/>
+                <w:color w:val="000000"/>
+                <w:sz w:val="24"/>
+                <w:szCs w:val="24"/>
+              </w:rPr>
+              <w:t xml:space="preserve">, А. В. Бакулев, Г. А. Павловская, Е. М. </w:t>
+            </w:r>
+            <w:proofErr w:type="spellStart"/>
+            <w:r>
+              <w:rPr>
+                <w:rFonts w:ascii="Times New Roman" w:hAnsi="Times New Roman"/>
+                <w:color w:val="000000"/>
+                <w:sz w:val="24"/>
+                <w:szCs w:val="24"/>
+              </w:rPr>
+              <w:t>Муковникова</w:t>
+            </w:r>
+            <w:proofErr w:type="spellEnd"/>
+            <w:r>
+              <w:rPr>
+                <w:rFonts w:ascii="Times New Roman" w:hAnsi="Times New Roman"/>
+                <w:color w:val="000000"/>
+                <w:sz w:val="24"/>
+                <w:szCs w:val="24"/>
+              </w:rPr>
+              <w:t xml:space="preserve">. — Москва : Издательство Юрайт, </w:t>
+            </w:r>
+            <w:r>
+              <w:rPr>
+                <w:rFonts w:ascii="Times New Roman" w:hAnsi="Times New Roman"/>
+                <w:color w:val="000000"/>
+                <w:sz w:val="24"/>
+                <w:szCs w:val="24"/>
+              </w:rPr>
+              <w:t>2023</w:t>
+            </w:r>
+            <w:r>
+              <w:rPr>
+                <w:rFonts w:ascii="Times New Roman" w:hAnsi="Times New Roman"/>
+                <w:color w:val="000000"/>
+                <w:sz w:val="24"/>
+                <w:szCs w:val="24"/>
+              </w:rPr>
+              <w:t xml:space="preserve">. — 178 с. — (Высшее образование). — ISBN 978-5-534-14982-1. — Текст : электронный // Образовательная платформа Юрайт [сайт]. — URL: </w:t>
+            </w:r>
+            <w:hyperlink r:id="rId9" w:history="1">
+              <w:r>
+                <w:rPr>
+                  <w:rStyle w:val="Internetlink"/>
+                  <w:rFonts w:ascii="Times New Roman" w:hAnsi="Times New Roman"/>
+                </w:rPr>
+                <w:t>https://urait.ru/bcode/494395</w:t>
+              </w:r>
+            </w:hyperlink>
+            <w:r>
+              <w:rPr>
+                <w:rStyle w:val="Internetlink"/>
+                <w:rFonts w:ascii="Times New Roman" w:hAnsi="Times New Roman"/>
+                <w:color w:val="000000"/>
+                <w:szCs w:val="24"/>
+              </w:rPr>
+              <w:t xml:space="preserve"> </w:t>
+            </w:r>
+            <w:r>
+              <w:rPr>
+                <w:rFonts w:ascii="Times New Roman" w:hAnsi="Times New Roman"/>
+                <w:color w:val="000000"/>
+                <w:sz w:val="24"/>
+                <w:szCs w:val="24"/>
+              </w:rPr>
+              <w:t xml:space="preserve">   (дата обращения: </w:t>
+            </w:r>
+            <w:r>
+              <w:rPr>
+                <w:rFonts w:ascii="Times New Roman" w:hAnsi="Times New Roman"/>
+                <w:color w:val="000000"/>
+                <w:sz w:val="24"/>
+                <w:szCs w:val="24"/>
+              </w:rPr>
+              <w:t>21.02.2024</w:t>
+            </w:r>
+            <w:r>
+              <w:rPr>
+                <w:rFonts w:ascii="Times New Roman" w:hAnsi="Times New Roman"/>
+                <w:color w:val="000000"/>
+                <w:sz w:val="24"/>
+                <w:szCs w:val="24"/>
+              </w:rPr>
+              <w:t>).</w:t>
+            </w:r>
+          </w:p>
+        </w:tc>
+      </w:tr>
+      <w:tr>
+        <w:trPr>
+          <w:trHeight w:val="696"/>
+        </w:trPr>
+        <w:tc>
+          <w:tcPr>
+            <w:tcW w:w="680" w:type="dxa"/>
+            <w:tcBorders>
+              <w:top w:val="single" w:sz="4" w:space="0" w:color="000000"/>
+              <w:left w:val="single" w:sz="4" w:space="0" w:color="000000"/>
+              <w:bottom w:val="single" w:sz="4" w:space="0" w:color="000000"/>
+              <w:right w:val="nil"/>
+            </w:tcBorders>
+            <w:vAlign w:val="center"/>
+          </w:tcPr>
+          <w:p>
+            <w:pPr>
+              <w:spacing w:before="0" w:after="20" w:line="240" w:lineRule="auto"/>
+              <w:jc w:val="center"/>
+            </w:pPr>
+            <w:r>
+              <w:rPr>
+                <w:rFonts w:ascii="Times New Roman" w:hAnsi="Times New Roman"/>
+                <w:b w:val="0"/>
+                <w:sz w:val="24"/>
+              </w:rPr>
+              <w:t>4</w:t>
             </w:r>
           </w:p>
         </w:tc>
@@ -7732,220 +8811,6 @@
                 <w:szCs w:val="24"/>
               </w:rPr>
               <w:t>). - Режим доступа : по подписке.</w:t>
-            </w:r>
-          </w:p>
-        </w:tc>
-      </w:tr>
-      <w:tr>
-        <w:trPr>
-          <w:trHeight w:val="696"/>
-        </w:trPr>
-        <w:tc>
-          <w:tcPr>
-            <w:tcW w:w="680" w:type="dxa"/>
-            <w:tcBorders>
-              <w:top w:val="single" w:sz="4" w:space="0" w:color="000000"/>
-              <w:left w:val="single" w:sz="4" w:space="0" w:color="000000"/>
-              <w:bottom w:val="single" w:sz="4" w:space="0" w:color="000000"/>
-              <w:right w:val="nil"/>
-            </w:tcBorders>
-            <w:vAlign w:val="center"/>
-          </w:tcPr>
-          <w:p>
-            <w:pPr>
-              <w:spacing w:after="0" w:line="240" w:lineRule="auto"/>
-              <w:rPr>
-                <w:rFonts w:ascii="Times New Roman" w:hAnsi="Times New Roman"/>
-                <w:bCs/>
-                <w:sz w:val="24"/>
-                <w:szCs w:val="24"/>
-                <w:lang w:eastAsia="ar-SA"/>
-              </w:rPr>
-            </w:pPr>
-            <w:r>
-              <w:rPr>
-                <w:rFonts w:ascii="Times New Roman" w:hAnsi="Times New Roman"/>
-                <w:bCs/>
-                <w:sz w:val="24"/>
-                <w:szCs w:val="24"/>
-                <w:lang w:eastAsia="ar-SA"/>
-              </w:rPr>
-              <w:t>4.</w:t>
-            </w:r>
-          </w:p>
-        </w:tc>
-        <w:tc>
-          <w:tcPr>
-            <w:tcW w:w="8900" w:type="dxa"/>
-            <w:tcBorders>
-              <w:left w:val="single" w:sz="4" w:space="0" w:color="000000"/>
-              <w:bottom w:val="single" w:sz="4" w:space="0" w:color="000000"/>
-              <w:right w:val="single" w:sz="4" w:space="0" w:color="000000"/>
-            </w:tcBorders>
-            <w:shd w:val="clear" w:color="auto" w:fill="auto"/>
-          </w:tcPr>
-          <w:p>
-            <w:pPr>
-              <w:spacing w:after="0" w:line="240" w:lineRule="auto"/>
-              <w:rPr>
-                <w:rFonts w:ascii="Times New Roman" w:hAnsi="Times New Roman"/>
-                <w:bCs/>
-                <w:sz w:val="24"/>
-                <w:szCs w:val="24"/>
-                <w:lang w:eastAsia="ar-SA"/>
-              </w:rPr>
-            </w:pPr>
-            <w:r>
-              <w:rPr>
-                <w:rFonts w:ascii="Times New Roman" w:hAnsi="Times New Roman"/>
-                <w:color w:val="000000"/>
-                <w:sz w:val="24"/>
-                <w:szCs w:val="24"/>
-              </w:rPr>
-              <w:t xml:space="preserve">Английский язык для гуманитариев (B1–B2). English </w:t>
-            </w:r>
-            <w:proofErr w:type="spellStart"/>
-            <w:r>
-              <w:rPr>
-                <w:rFonts w:ascii="Times New Roman" w:hAnsi="Times New Roman"/>
-                <w:color w:val="000000"/>
-                <w:sz w:val="24"/>
-                <w:szCs w:val="24"/>
-              </w:rPr>
-              <w:t>for</w:t>
-            </w:r>
-            <w:proofErr w:type="spellEnd"/>
-            <w:r>
-              <w:rPr>
-                <w:rFonts w:ascii="Times New Roman" w:hAnsi="Times New Roman"/>
-                <w:color w:val="000000"/>
-                <w:sz w:val="24"/>
-                <w:szCs w:val="24"/>
-              </w:rPr>
-              <w:t xml:space="preserve"> </w:t>
-            </w:r>
-            <w:proofErr w:type="spellStart"/>
-            <w:r>
-              <w:rPr>
-                <w:rFonts w:ascii="Times New Roman" w:hAnsi="Times New Roman"/>
-                <w:color w:val="000000"/>
-                <w:sz w:val="24"/>
-                <w:szCs w:val="24"/>
-              </w:rPr>
-              <w:t>Humanities</w:t>
-            </w:r>
-            <w:proofErr w:type="spellEnd"/>
-            <w:r>
-              <w:rPr>
-                <w:rFonts w:ascii="Times New Roman" w:hAnsi="Times New Roman"/>
-                <w:color w:val="000000"/>
-                <w:sz w:val="24"/>
-                <w:szCs w:val="24"/>
-              </w:rPr>
-              <w:t xml:space="preserve"> : учебное пособие для вузов / О. Н. </w:t>
-            </w:r>
-            <w:proofErr w:type="spellStart"/>
-            <w:r>
-              <w:rPr>
-                <w:rFonts w:ascii="Times New Roman" w:hAnsi="Times New Roman"/>
-                <w:color w:val="000000"/>
-                <w:sz w:val="24"/>
-                <w:szCs w:val="24"/>
-              </w:rPr>
-              <w:t>Стогниева</w:t>
-            </w:r>
-            <w:proofErr w:type="spellEnd"/>
-            <w:r>
-              <w:rPr>
-                <w:rFonts w:ascii="Times New Roman" w:hAnsi="Times New Roman"/>
-                <w:color w:val="000000"/>
-                <w:sz w:val="24"/>
-                <w:szCs w:val="24"/>
-              </w:rPr>
-              <w:t xml:space="preserve">, А. В. Бакулев, Г. А. Павловская, Е. М. </w:t>
-            </w:r>
-            <w:proofErr w:type="spellStart"/>
-            <w:r>
-              <w:rPr>
-                <w:rFonts w:ascii="Times New Roman" w:hAnsi="Times New Roman"/>
-                <w:color w:val="000000"/>
-                <w:sz w:val="24"/>
-                <w:szCs w:val="24"/>
-              </w:rPr>
-              <w:t>Муковникова</w:t>
-            </w:r>
-            <w:proofErr w:type="spellEnd"/>
-            <w:r>
-              <w:rPr>
-                <w:rFonts w:ascii="Times New Roman" w:hAnsi="Times New Roman"/>
-                <w:color w:val="000000"/>
-                <w:sz w:val="24"/>
-                <w:szCs w:val="24"/>
-              </w:rPr>
-              <w:t xml:space="preserve">. — Москва : Издательство Юрайт, </w:t>
-            </w:r>
-            <w:r>
-              <w:rPr>
-                <w:rFonts w:ascii="Times New Roman" w:hAnsi="Times New Roman"/>
-                <w:color w:val="000000"/>
-                <w:sz w:val="24"/>
-                <w:szCs w:val="24"/>
-              </w:rPr>
-              <w:t>2023</w:t>
-            </w:r>
-            <w:r>
-              <w:rPr>
-                <w:rFonts w:ascii="Times New Roman" w:hAnsi="Times New Roman"/>
-                <w:color w:val="000000"/>
-                <w:sz w:val="24"/>
-                <w:szCs w:val="24"/>
-              </w:rPr>
-              <w:t xml:space="preserve">. — 178 с. — (Высшее образование). — ISBN 978-5-534-14982-1. — Текст : электронный // Образовательная платформа Юрайт [сайт]. — URL: </w:t>
-            </w:r>
-            <w:hyperlink r:id="rId9" w:history="1">
-              <w:r>
-                <w:rPr>
-                  <w:rStyle w:val="Internetlink"/>
-                  <w:rFonts w:ascii="Times New Roman" w:hAnsi="Times New Roman"/>
-                </w:rPr>
-                <w:t>https://urait.ru/bcode/494395</w:t>
-              </w:r>
-            </w:hyperlink>
-            <w:r>
-              <w:rPr>
-                <w:rStyle w:val="Internetlink"/>
-                <w:rFonts w:ascii="Times New Roman" w:hAnsi="Times New Roman"/>
-                <w:color w:val="000000"/>
-                <w:szCs w:val="24"/>
-              </w:rPr>
-              <w:t xml:space="preserve"> </w:t>
-            </w:r>
-            <w:r>
-              <w:rPr>
-                <w:rFonts w:ascii="Times New Roman" w:hAnsi="Times New Roman"/>
-                <w:color w:val="000000"/>
-                <w:sz w:val="24"/>
-                <w:szCs w:val="24"/>
-              </w:rPr>
-              <w:t xml:space="preserve">   (дата обращения: </w:t>
-            </w:r>
-            <w:r>
-              <w:rPr>
-                <w:rFonts w:ascii="Times New Roman" w:hAnsi="Times New Roman"/>
-                <w:color w:val="000000"/>
-                <w:sz w:val="24"/>
-                <w:szCs w:val="24"/>
-              </w:rPr>
-              <w:t>21.02.2024</w:t>
-            </w:r>
-            <w:r>
-              <w:rPr>
-                <w:rFonts w:ascii="Times New Roman" w:hAnsi="Times New Roman"/>
-                <w:color w:val="000000"/>
-                <w:sz w:val="24"/>
-                <w:szCs w:val="24"/>
-              </w:rPr>
-              <w:t>).</w:t>
             </w:r>
           </w:p>
         </w:tc>
@@ -8109,27 +8974,14 @@
           </w:tcPr>
           <w:p>
             <w:pPr>
-              <w:tabs>
-                <w:tab w:val="left" w:pos="0"/>
-              </w:tabs>
-              <w:spacing w:after="0" w:line="240" w:lineRule="auto"/>
+              <w:spacing w:before="0" w:after="20" w:line="240" w:lineRule="auto"/>
               <w:jc w:val="center"/>
-              <w:rPr>
-                <w:rFonts w:ascii="Times New Roman" w:hAnsi="Times New Roman"/>
-                <w:b/>
-                <w:i/>
-                <w:sz w:val="24"/>
-                <w:szCs w:val="24"/>
-                <w:lang w:eastAsia="ru-RU"/>
-              </w:rPr>
-            </w:pPr>
-            <w:r>
-              <w:rPr>
-                <w:rFonts w:ascii="Times New Roman" w:hAnsi="Times New Roman"/>
-                <w:i/>
-                <w:sz w:val="24"/>
-                <w:szCs w:val="24"/>
-                <w:lang w:eastAsia="ru-RU"/>
+            </w:pPr>
+            <w:r>
+              <w:rPr>
+                <w:rFonts w:ascii="Times New Roman" w:hAnsi="Times New Roman"/>
+                <w:b w:val="0"/>
+                <w:sz w:val="24"/>
               </w:rPr>
               <w:t>1</w:t>
             </w:r>
@@ -8181,33 +9033,16 @@
           </w:tcPr>
           <w:p>
             <w:pPr>
-              <w:tabs>
-                <w:tab w:val="left" w:pos="0"/>
-              </w:tabs>
-              <w:spacing w:after="0" w:line="240" w:lineRule="auto"/>
-              <w:contextualSpacing/>
+              <w:spacing w:before="0" w:after="20" w:line="240" w:lineRule="auto"/>
               <w:jc w:val="center"/>
-              <w:rPr>
-                <w:rFonts w:ascii="Times New Roman" w:hAnsi="Times New Roman"/>
-                <w:sz w:val="28"/>
-                <w:szCs w:val="28"/>
-              </w:rPr>
-            </w:pPr>
-            <w:r>
-              <w:rPr>
-                <w:rFonts w:ascii="Times New Roman" w:hAnsi="Times New Roman"/>
-                <w:sz w:val="28"/>
-                <w:szCs w:val="28"/>
-              </w:rPr>
-              <w:t>1</w:t>
-            </w:r>
-            <w:r>
-              <w:rPr>
-                <w:rFonts w:ascii="Times New Roman" w:hAnsi="Times New Roman"/>
-                <w:sz w:val="28"/>
-                <w:szCs w:val="28"/>
-              </w:rPr>
-              <w:t>.</w:t>
+            </w:pPr>
+            <w:r>
+              <w:rPr>
+                <w:rFonts w:ascii="Times New Roman" w:hAnsi="Times New Roman"/>
+                <w:b w:val="0"/>
+                <w:sz w:val="24"/>
+              </w:rPr>
+              <w:t>2</w:t>
             </w:r>
           </w:p>
         </w:tc>
@@ -8304,26 +9139,16 @@
           </w:tcPr>
           <w:p>
             <w:pPr>
-              <w:tabs>
-                <w:tab w:val="left" w:pos="0"/>
-              </w:tabs>
-              <w:spacing w:after="0" w:line="240" w:lineRule="auto"/>
-              <w:contextualSpacing/>
-              <w:rPr>
-                <w:rFonts w:ascii="Times New Roman" w:hAnsi="Times New Roman"/>
-                <w:sz w:val="24"/>
-                <w:szCs w:val="24"/>
-                <w:lang w:eastAsia="ru-RU"/>
-              </w:rPr>
-            </w:pPr>
-            <w:r>
-              <w:rPr>
-                <w:rFonts w:ascii="Times New Roman" w:hAnsi="Times New Roman"/>
-                <w:sz w:val="24"/>
-                <w:szCs w:val="24"/>
-                <w:lang w:eastAsia="ru-RU"/>
-              </w:rPr>
-              <w:t>2</w:t>
+              <w:spacing w:before="0" w:after="20" w:line="240" w:lineRule="auto"/>
+              <w:jc w:val="center"/>
+            </w:pPr>
+            <w:r>
+              <w:rPr>
+                <w:rFonts w:ascii="Times New Roman" w:hAnsi="Times New Roman"/>
+                <w:b w:val="0"/>
+                <w:sz w:val="24"/>
+              </w:rPr>
+              <w:t>3</w:t>
             </w:r>
           </w:p>
         </w:tc>
@@ -8476,26 +9301,16 @@
           </w:tcPr>
           <w:p>
             <w:pPr>
-              <w:tabs>
-                <w:tab w:val="left" w:pos="0"/>
-              </w:tabs>
-              <w:spacing w:after="0" w:line="240" w:lineRule="auto"/>
-              <w:contextualSpacing/>
-              <w:rPr>
-                <w:rFonts w:ascii="Times New Roman" w:hAnsi="Times New Roman"/>
-                <w:sz w:val="24"/>
-                <w:szCs w:val="24"/>
-                <w:lang w:eastAsia="ru-RU"/>
-              </w:rPr>
-            </w:pPr>
-            <w:r>
-              <w:rPr>
-                <w:rFonts w:ascii="Times New Roman" w:hAnsi="Times New Roman"/>
-                <w:sz w:val="24"/>
-                <w:szCs w:val="24"/>
-                <w:lang w:eastAsia="ru-RU"/>
-              </w:rPr>
-              <w:t>3.</w:t>
+              <w:spacing w:before="0" w:after="20" w:line="240" w:lineRule="auto"/>
+              <w:jc w:val="center"/>
+            </w:pPr>
+            <w:r>
+              <w:rPr>
+                <w:rFonts w:ascii="Times New Roman" w:hAnsi="Times New Roman"/>
+                <w:b w:val="0"/>
+                <w:sz w:val="24"/>
+              </w:rPr>
+              <w:t>4</w:t>
             </w:r>
           </w:p>
         </w:tc>
@@ -8571,35 +9386,16 @@
           </w:tcPr>
           <w:p>
             <w:pPr>
-              <w:tabs>
-                <w:tab w:val="left" w:pos="0"/>
-              </w:tabs>
-              <w:spacing w:after="0" w:line="240" w:lineRule="auto"/>
+              <w:spacing w:before="0" w:after="20" w:line="240" w:lineRule="auto"/>
               <w:jc w:val="center"/>
-              <w:rPr>
-                <w:rFonts w:ascii="Times New Roman" w:hAnsi="Times New Roman"/>
-                <w:sz w:val="24"/>
-                <w:szCs w:val="24"/>
-                <w:lang w:eastAsia="ru-RU"/>
-              </w:rPr>
-            </w:pPr>
-            <w:r>
-              <w:rPr>
-                <w:rFonts w:ascii="Times New Roman" w:hAnsi="Times New Roman"/>
-                <w:sz w:val="24"/>
-                <w:szCs w:val="24"/>
-                <w:lang w:eastAsia="ru-RU"/>
-              </w:rPr>
-              <w:t>4</w:t>
-            </w:r>
-            <w:r>
-              <w:rPr>
-                <w:rFonts w:ascii="Times New Roman" w:hAnsi="Times New Roman"/>
-                <w:sz w:val="24"/>
-                <w:szCs w:val="24"/>
-                <w:lang w:eastAsia="ru-RU"/>
-              </w:rPr>
-              <w:t>.</w:t>
+            </w:pPr>
+            <w:r>
+              <w:rPr>
+                <w:rFonts w:ascii="Times New Roman" w:hAnsi="Times New Roman"/>
+                <w:b w:val="0"/>
+                <w:sz w:val="24"/>
+              </w:rPr>
+              <w:t>5</w:t>
             </w:r>
           </w:p>
         </w:tc>
@@ -8898,23 +9694,7 @@
           <w:sz w:val="28"/>
           <w:szCs w:val="28"/>
         </w:rPr>
-        <w:t xml:space="preserve">Научная библиотека РГУ имени С. А. Есенина: сайт. – URL: https://library.rsu.edu.ru/ (дата обращения: </w:t>
-      </w:r>
-      <w:r>
-        <w:rPr>
-          <w:color w:val="000000"/>
-          <w:sz w:val="28"/>
-          <w:szCs w:val="28"/>
-        </w:rPr>
-        <w:t>21.02.2024</w:t>
-      </w:r>
-      <w:r>
-        <w:rPr>
-          <w:color w:val="000000"/>
-          <w:sz w:val="28"/>
-          <w:szCs w:val="28"/>
-        </w:rPr>
-        <w:t>). – Режим доступа: свободный. – Текст: электронный.</w:t>
+        <w:t xml:space="preserve">Научная библиотека РГУ имени С. А. Есенина: сайт. – URL: https://library.rsu-rzn.ru/marc/Default.asp (дата обращения: 21.02.2024). – Режим доступа: свободный. – Текст: электронный.</w:t>
       </w:r>
     </w:p>
     <w:p>
@@ -9076,23 +9856,7 @@
           <w:sz w:val="28"/>
           <w:szCs w:val="28"/>
         </w:rPr>
-        <w:t xml:space="preserve">ЮРАЙТ: образовательная платформа : сайт. – Москва, 2013. – URL: https://www.biblio-online.ru (дата обращения: </w:t>
-      </w:r>
-      <w:r>
-        <w:rPr>
-          <w:color w:val="000000"/>
-          <w:sz w:val="28"/>
-          <w:szCs w:val="28"/>
-        </w:rPr>
-        <w:t>21.02.2024</w:t>
-      </w:r>
-      <w:r>
-        <w:rPr>
-          <w:color w:val="000000"/>
-          <w:sz w:val="28"/>
-          <w:szCs w:val="28"/>
-        </w:rPr>
-        <w:t>). – Режим доступа: для зарегистрированных пользователей. – Текст : электронный.</w:t>
+        <w:t xml:space="preserve">ЮРАЙТ: образовательная платформа : сайт. – Москва, 2013. – URL: https://urait.ru/ (дата обращения: 21.02.2024). – Режим доступа: для зарегистрированных пользователей. – Текст : электронный.</w:t>
       </w:r>
     </w:p>
     <w:p>
@@ -9116,23 +9880,7 @@
           <w:sz w:val="28"/>
           <w:szCs w:val="28"/>
         </w:rPr>
-        <w:t xml:space="preserve">Труды преподавателей РГУ имени С.А. Есенина. – Текст: электронный // Электронная библиотека научной библиотеки РГУ имени С.А. Есенина: сайт. – URL: https://library.rsu.edu.ru/marc/Default.asp (дата обращения: </w:t>
-      </w:r>
-      <w:r>
-        <w:rPr>
-          <w:color w:val="000000"/>
-          <w:sz w:val="28"/>
-          <w:szCs w:val="28"/>
-        </w:rPr>
-        <w:t>21.02.2024</w:t>
-      </w:r>
-      <w:r>
-        <w:rPr>
-          <w:color w:val="000000"/>
-          <w:sz w:val="28"/>
-          <w:szCs w:val="28"/>
-        </w:rPr>
-        <w:t>). – Режим доступа: свободный.</w:t>
+        <w:t xml:space="preserve">Труды преподавателей РГУ имени С.А. Есенина. – Текст: электронный // Электронная библиотека научной библиотеки РГУ имени С.А. Есенина: сайт. – URL: https://library.rsu-rzn.ru/marc/Default.asp (дата обращения: 21.02.2024). – Режим доступа: свободный.</w:t>
       </w:r>
     </w:p>
     <w:p>
@@ -10691,6 +11439,51 @@
         <w:gridCol w:w="4394"/>
       </w:tblGrid>
       <w:tr>
+        <w:trPr>
+          <w:tblHeader/>
+        </w:trPr>
+        <w:tc>
+          <w:tcPr>
+            <w:tcW w:type="dxa" w:w="4957"/>
+            <w:vAlign w:val="center"/>
+          </w:tcPr>
+          <w:p>
+            <w:pPr>
+              <w:spacing w:before="0" w:after="20" w:line="240" w:lineRule="auto"/>
+              <w:jc w:val="center"/>
+            </w:pPr>
+            <w:r>
+              <w:rPr>
+                <w:rFonts w:ascii="Times New Roman" w:hAnsi="Times New Roman"/>
+                <w:b/>
+                <w:sz w:val="24"/>
+              </w:rPr>
+              <w:t>Название ПО</w:t>
+            </w:r>
+          </w:p>
+        </w:tc>
+        <w:tc>
+          <w:tcPr>
+            <w:tcW w:type="dxa" w:w="4394"/>
+            <w:vAlign w:val="center"/>
+          </w:tcPr>
+          <w:p>
+            <w:pPr>
+              <w:spacing w:before="0" w:after="20" w:line="240" w:lineRule="auto"/>
+              <w:jc w:val="center"/>
+            </w:pPr>
+            <w:r>
+              <w:rPr>
+                <w:rFonts w:ascii="Times New Roman" w:hAnsi="Times New Roman"/>
+                <w:b/>
+                <w:sz w:val="24"/>
+              </w:rPr>
+              <w:t>Основание</w:t>
+            </w:r>
+          </w:p>
+        </w:tc>
+      </w:tr>
+      <w:tr>
         <w:tc>
           <w:tcPr>
             <w:tcW w:w="4957" w:type="dxa"/>
@@ -11622,47 +12415,9 @@
         <w:ind w:firstLine="567"/>
       </w:pPr>
     </w:p>
-    <w:p>
-      <w:pPr>
-        <w:pStyle w:val="afd"/>
-        <w:ind w:left="284" w:firstLine="0"/>
-        <w:jc w:val="center"/>
-        <w:rPr>
-          <w:sz w:val="28"/>
-          <w:lang w:val="ru-RU"/>
-        </w:rPr>
-      </w:pPr>
-      <w:r>
-        <w:rPr>
-          <w:sz w:val="28"/>
-          <w:lang w:val="ru-RU"/>
-        </w:rPr>
-        <w:t>9. ИНЫЕ СВЕДЕНИЯ</w:t>
-      </w:r>
-    </w:p>
-    <w:p>
-      <w:pPr>
-        <w:spacing w:after="0" w:line="240" w:lineRule="auto"/>
-        <w:rPr>
-          <w:rFonts w:ascii="Times New Roman" w:hAnsi="Times New Roman"/>
-          <w:i/>
-          <w:sz w:val="28"/>
-          <w:szCs w:val="28"/>
-        </w:rPr>
-      </w:pPr>
-      <w:r>
-        <w:rPr>
-          <w:rFonts w:ascii="Times New Roman" w:hAnsi="Times New Roman"/>
-          <w:i/>
-          <w:sz w:val="28"/>
-          <w:szCs w:val="28"/>
-        </w:rPr>
-        <w:t>Не предусмотрены</w:t>
-      </w:r>
-    </w:p>
     <w:sectPr>
       <w:pgSz w:w="11906" w:h="16838"/>
-      <w:pgMar w:top="1134" w:right="851" w:bottom="1134" w:left="1701" w:header="720" w:footer="720" w:gutter="0"/>
+      <w:pgMar w:top="1134" w:right="851" w:bottom="1134" w:left="1701" w:header="709" w:footer="709" w:gutter="0"/>
       <w:cols w:space="720"/>
       <w:noEndnote/>
       <w:docGrid w:linePitch="326"/>

--- a/МатМодиИИ/rpd__doc_docx/Б1.О.02.01_Иностранный язык.docx
+++ b/МатМодиИИ/rpd__doc_docx/Б1.О.02.01_Иностранный язык.docx
@@ -4027,6 +4027,7 @@
           <w:tcPr>
             <w:tcW w:type="dxa" w:w="454"/>
             <w:vAlign w:val="center"/>
+            <w:vMerge w:val="restart"/>
           </w:tcPr>
           <w:p>
             <w:pPr>
@@ -4047,6 +4048,7 @@
           <w:tcPr>
             <w:tcW w:type="dxa" w:w="1814"/>
             <w:vAlign w:val="center"/>
+            <w:vMerge w:val="restart"/>
           </w:tcPr>
           <w:p>
             <w:pPr>
@@ -4169,6 +4171,22 @@
           <w:tcPr>
             <w:tcW w:type="dxa" w:w="454"/>
             <w:vAlign w:val="center"/>
+            <w:vMerge w:val="continue"/>
+          </w:tcPr>
+          <w:p/>
+        </w:tc>
+        <w:tc>
+          <w:tcPr>
+            <w:tcW w:type="dxa" w:w="1814"/>
+            <w:vAlign w:val="center"/>
+            <w:vMerge w:val="continue"/>
+          </w:tcPr>
+          <w:p/>
+        </w:tc>
+        <w:tc>
+          <w:tcPr>
+            <w:tcW w:type="dxa" w:w="1361"/>
+            <w:vAlign w:val="center"/>
           </w:tcPr>
           <w:p>
             <w:pPr>
@@ -4181,7 +4199,110 @@
                 <w:b w:val="0"/>
                 <w:sz w:val="24"/>
               </w:rPr>
-              <w:t>2.1</w:t>
+              <w:t>КП</w:t>
+            </w:r>
+          </w:p>
+        </w:tc>
+        <w:tc>
+          <w:tcPr>
+            <w:tcW w:type="dxa" w:w="737"/>
+            <w:vAlign w:val="center"/>
+          </w:tcPr>
+          <w:p>
+            <w:pPr>
+              <w:spacing w:before="0" w:after="20" w:line="240" w:lineRule="auto"/>
+              <w:jc w:val="center"/>
+            </w:pPr>
+            <w:r>
+              <w:rPr>
+                <w:rFonts w:ascii="Times New Roman" w:hAnsi="Times New Roman"/>
+                <w:b w:val="0"/>
+                <w:sz w:val="24"/>
+              </w:rPr>
+              <w:t>—</w:t>
+            </w:r>
+          </w:p>
+        </w:tc>
+        <w:tc>
+          <w:tcPr>
+            <w:tcW w:type="dxa" w:w="1587"/>
+            <w:vAlign w:val="center"/>
+          </w:tcPr>
+          <w:p>
+            <w:pPr>
+              <w:spacing w:before="0" w:after="20" w:line="240" w:lineRule="auto"/>
+              <w:jc w:val="center"/>
+            </w:pPr>
+            <w:r>
+              <w:rPr>
+                <w:rFonts w:ascii="Times New Roman" w:hAnsi="Times New Roman"/>
+                <w:b w:val="0"/>
+                <w:sz w:val="24"/>
+              </w:rPr>
+              <w:t>—</w:t>
+            </w:r>
+          </w:p>
+        </w:tc>
+        <w:tc>
+          <w:tcPr>
+            <w:tcW w:type="dxa" w:w="1701"/>
+            <w:vAlign w:val="center"/>
+          </w:tcPr>
+          <w:p>
+            <w:pPr>
+              <w:spacing w:before="0" w:after="20" w:line="240" w:lineRule="auto"/>
+              <w:jc w:val="center"/>
+            </w:pPr>
+            <w:r>
+              <w:rPr>
+                <w:rFonts w:ascii="Times New Roman" w:hAnsi="Times New Roman"/>
+                <w:b w:val="0"/>
+                <w:sz w:val="24"/>
+              </w:rPr>
+              <w:t>—</w:t>
+            </w:r>
+          </w:p>
+        </w:tc>
+        <w:tc>
+          <w:tcPr>
+            <w:tcW w:type="dxa" w:w="1701"/>
+            <w:vAlign w:val="center"/>
+          </w:tcPr>
+          <w:p>
+            <w:pPr>
+              <w:spacing w:before="0" w:after="20" w:line="240" w:lineRule="auto"/>
+              <w:jc w:val="center"/>
+            </w:pPr>
+            <w:r>
+              <w:rPr>
+                <w:rFonts w:ascii="Times New Roman" w:hAnsi="Times New Roman"/>
+                <w:b w:val="0"/>
+                <w:sz w:val="24"/>
+              </w:rPr>
+              <w:t>—</w:t>
+            </w:r>
+          </w:p>
+        </w:tc>
+      </w:tr>
+      <w:tr>
+        <w:tc>
+          <w:tcPr>
+            <w:tcW w:type="dxa" w:w="454"/>
+            <w:vAlign w:val="center"/>
+            <w:vMerge w:val="restart"/>
+          </w:tcPr>
+          <w:p>
+            <w:pPr>
+              <w:spacing w:before="0" w:after="20" w:line="240" w:lineRule="auto"/>
+              <w:jc w:val="center"/>
+            </w:pPr>
+            <w:r>
+              <w:rPr>
+                <w:rFonts w:ascii="Times New Roman" w:hAnsi="Times New Roman"/>
+                <w:b w:val="0"/>
+                <w:sz w:val="24"/>
+              </w:rPr>
+              <w:t>3</w:t>
             </w:r>
           </w:p>
         </w:tc>
@@ -4189,6 +4310,7 @@
           <w:tcPr>
             <w:tcW w:type="dxa" w:w="1814"/>
             <w:vAlign w:val="center"/>
+            <w:vMerge w:val="restart"/>
           </w:tcPr>
           <w:p>
             <w:pPr>
@@ -4201,7 +4323,7 @@
                 <w:b w:val="0"/>
                 <w:sz w:val="24"/>
               </w:rPr>
-              <w:t>Курсовая работа/проект (при наличии)</w:t>
+              <w:t>Промежуточная аттестация</w:t>
             </w:r>
           </w:p>
         </w:tc>
@@ -4221,7 +4343,7 @@
                 <w:b w:val="0"/>
                 <w:sz w:val="24"/>
               </w:rPr>
-              <w:t>КП</w:t>
+              <w:t>зачёт (З)</w:t>
             </w:r>
           </w:p>
         </w:tc>
@@ -4241,7 +4363,7 @@
                 <w:b w:val="0"/>
                 <w:sz w:val="24"/>
               </w:rPr>
-              <w:t>—</w:t>
+              <w:t>0</w:t>
             </w:r>
           </w:p>
         </w:tc>
@@ -4261,7 +4383,7 @@
                 <w:b w:val="0"/>
                 <w:sz w:val="24"/>
               </w:rPr>
-              <w:t>—</w:t>
+              <w:t>0</w:t>
             </w:r>
           </w:p>
         </w:tc>
@@ -4281,7 +4403,7 @@
                 <w:b w:val="0"/>
                 <w:sz w:val="24"/>
               </w:rPr>
-              <w:t>—</w:t>
+              <w:t>0</w:t>
             </w:r>
           </w:p>
         </w:tc>
@@ -4311,6 +4433,22 @@
           <w:tcPr>
             <w:tcW w:type="dxa" w:w="454"/>
             <w:vAlign w:val="center"/>
+            <w:vMerge w:val="continue"/>
+          </w:tcPr>
+          <w:p/>
+        </w:tc>
+        <w:tc>
+          <w:tcPr>
+            <w:tcW w:type="dxa" w:w="1814"/>
+            <w:vAlign w:val="center"/>
+            <w:vMerge w:val="continue"/>
+          </w:tcPr>
+          <w:p/>
+        </w:tc>
+        <w:tc>
+          <w:tcPr>
+            <w:tcW w:type="dxa" w:w="1361"/>
+            <w:vAlign w:val="center"/>
           </w:tcPr>
           <w:p>
             <w:pPr>
@@ -4323,313 +4461,107 @@
                 <w:b w:val="0"/>
                 <w:sz w:val="24"/>
               </w:rPr>
-              <w:t>3</w:t>
-            </w:r>
-          </w:p>
+              <w:t>зачёт с оценкой (ЗаО)</w:t>
+            </w:r>
+          </w:p>
+        </w:tc>
+        <w:tc>
+          <w:tcPr>
+            <w:tcW w:type="dxa" w:w="737"/>
+            <w:vAlign w:val="center"/>
+          </w:tcPr>
+          <w:p>
+            <w:pPr>
+              <w:spacing w:before="0" w:after="20" w:line="240" w:lineRule="auto"/>
+              <w:jc w:val="center"/>
+            </w:pPr>
+            <w:r>
+              <w:rPr>
+                <w:rFonts w:ascii="Times New Roman" w:hAnsi="Times New Roman"/>
+                <w:b w:val="0"/>
+                <w:sz w:val="24"/>
+              </w:rPr>
+              <w:t>—</w:t>
+            </w:r>
+          </w:p>
+        </w:tc>
+        <w:tc>
+          <w:tcPr>
+            <w:tcW w:type="dxa" w:w="1587"/>
+            <w:vAlign w:val="center"/>
+          </w:tcPr>
+          <w:p>
+            <w:pPr>
+              <w:spacing w:before="0" w:after="20" w:line="240" w:lineRule="auto"/>
+              <w:jc w:val="center"/>
+            </w:pPr>
+            <w:r>
+              <w:rPr>
+                <w:rFonts w:ascii="Times New Roman" w:hAnsi="Times New Roman"/>
+                <w:b w:val="0"/>
+                <w:sz w:val="24"/>
+              </w:rPr>
+              <w:t>—</w:t>
+            </w:r>
+          </w:p>
+        </w:tc>
+        <w:tc>
+          <w:tcPr>
+            <w:tcW w:type="dxa" w:w="1701"/>
+            <w:vAlign w:val="center"/>
+          </w:tcPr>
+          <w:p>
+            <w:pPr>
+              <w:spacing w:before="0" w:after="20" w:line="240" w:lineRule="auto"/>
+              <w:jc w:val="center"/>
+            </w:pPr>
+            <w:r>
+              <w:rPr>
+                <w:rFonts w:ascii="Times New Roman" w:hAnsi="Times New Roman"/>
+                <w:b w:val="0"/>
+                <w:sz w:val="24"/>
+              </w:rPr>
+              <w:t>—</w:t>
+            </w:r>
+          </w:p>
+        </w:tc>
+        <w:tc>
+          <w:tcPr>
+            <w:tcW w:type="dxa" w:w="1701"/>
+            <w:vAlign w:val="center"/>
+          </w:tcPr>
+          <w:p>
+            <w:pPr>
+              <w:spacing w:before="0" w:after="20" w:line="240" w:lineRule="auto"/>
+              <w:jc w:val="center"/>
+            </w:pPr>
+            <w:r>
+              <w:rPr>
+                <w:rFonts w:ascii="Times New Roman" w:hAnsi="Times New Roman"/>
+                <w:b w:val="0"/>
+                <w:sz w:val="24"/>
+              </w:rPr>
+              <w:t>—</w:t>
+            </w:r>
+          </w:p>
+        </w:tc>
+      </w:tr>
+      <w:tr>
+        <w:tc>
+          <w:tcPr>
+            <w:tcW w:type="dxa" w:w="454"/>
+            <w:vAlign w:val="center"/>
+            <w:vMerge w:val="continue"/>
+          </w:tcPr>
+          <w:p/>
         </w:tc>
         <w:tc>
           <w:tcPr>
             <w:tcW w:type="dxa" w:w="1814"/>
             <w:vAlign w:val="center"/>
-          </w:tcPr>
-          <w:p>
-            <w:pPr>
-              <w:spacing w:before="0" w:after="20" w:line="240" w:lineRule="auto"/>
-              <w:jc w:val="left"/>
-            </w:pPr>
-            <w:r>
-              <w:rPr>
-                <w:rFonts w:ascii="Times New Roman" w:hAnsi="Times New Roman"/>
-                <w:b w:val="0"/>
-                <w:sz w:val="24"/>
-              </w:rPr>
-              <w:t>Промежуточная аттестация</w:t>
-            </w:r>
-          </w:p>
-        </w:tc>
-        <w:tc>
-          <w:tcPr>
-            <w:tcW w:type="dxa" w:w="1361"/>
-            <w:vAlign w:val="center"/>
-          </w:tcPr>
-          <w:p>
-            <w:pPr>
-              <w:spacing w:before="0" w:after="20" w:line="240" w:lineRule="auto"/>
-              <w:jc w:val="center"/>
-            </w:pPr>
-            <w:r>
-              <w:rPr>
-                <w:rFonts w:ascii="Times New Roman" w:hAnsi="Times New Roman"/>
-                <w:b w:val="0"/>
-                <w:sz w:val="24"/>
-              </w:rPr>
-              <w:t>зачёт (З)</w:t>
-            </w:r>
-          </w:p>
-        </w:tc>
-        <w:tc>
-          <w:tcPr>
-            <w:tcW w:type="dxa" w:w="737"/>
-            <w:vAlign w:val="center"/>
-          </w:tcPr>
-          <w:p>
-            <w:pPr>
-              <w:spacing w:before="0" w:after="20" w:line="240" w:lineRule="auto"/>
-              <w:jc w:val="center"/>
-            </w:pPr>
-            <w:r>
-              <w:rPr>
-                <w:rFonts w:ascii="Times New Roman" w:hAnsi="Times New Roman"/>
-                <w:b w:val="0"/>
-                <w:sz w:val="24"/>
-              </w:rPr>
-              <w:t>0</w:t>
-            </w:r>
-          </w:p>
-        </w:tc>
-        <w:tc>
-          <w:tcPr>
-            <w:tcW w:type="dxa" w:w="1587"/>
-            <w:vAlign w:val="center"/>
-          </w:tcPr>
-          <w:p>
-            <w:pPr>
-              <w:spacing w:before="0" w:after="20" w:line="240" w:lineRule="auto"/>
-              <w:jc w:val="center"/>
-            </w:pPr>
-            <w:r>
-              <w:rPr>
-                <w:rFonts w:ascii="Times New Roman" w:hAnsi="Times New Roman"/>
-                <w:b w:val="0"/>
-                <w:sz w:val="24"/>
-              </w:rPr>
-              <w:t>0</w:t>
-            </w:r>
-          </w:p>
-        </w:tc>
-        <w:tc>
-          <w:tcPr>
-            <w:tcW w:type="dxa" w:w="1701"/>
-            <w:vAlign w:val="center"/>
-          </w:tcPr>
-          <w:p>
-            <w:pPr>
-              <w:spacing w:before="0" w:after="20" w:line="240" w:lineRule="auto"/>
-              <w:jc w:val="center"/>
-            </w:pPr>
-            <w:r>
-              <w:rPr>
-                <w:rFonts w:ascii="Times New Roman" w:hAnsi="Times New Roman"/>
-                <w:b w:val="0"/>
-                <w:sz w:val="24"/>
-              </w:rPr>
-              <w:t>0</w:t>
-            </w:r>
-          </w:p>
-        </w:tc>
-        <w:tc>
-          <w:tcPr>
-            <w:tcW w:type="dxa" w:w="1701"/>
-            <w:vAlign w:val="center"/>
-          </w:tcPr>
-          <w:p>
-            <w:pPr>
-              <w:spacing w:before="0" w:after="20" w:line="240" w:lineRule="auto"/>
-              <w:jc w:val="center"/>
-            </w:pPr>
-            <w:r>
-              <w:rPr>
-                <w:rFonts w:ascii="Times New Roman" w:hAnsi="Times New Roman"/>
-                <w:b w:val="0"/>
-                <w:sz w:val="24"/>
-              </w:rPr>
-              <w:t>—</w:t>
-            </w:r>
-          </w:p>
-        </w:tc>
-      </w:tr>
-      <w:tr>
-        <w:tc>
-          <w:tcPr>
-            <w:tcW w:type="dxa" w:w="454"/>
-            <w:vAlign w:val="center"/>
-          </w:tcPr>
-          <w:p>
-            <w:pPr>
-              <w:spacing w:before="0" w:after="20" w:line="240" w:lineRule="auto"/>
-              <w:jc w:val="center"/>
-            </w:pPr>
-            <w:r>
-              <w:rPr>
-                <w:rFonts w:ascii="Times New Roman" w:hAnsi="Times New Roman"/>
-                <w:b w:val="0"/>
-                <w:sz w:val="24"/>
-              </w:rPr>
-              <w:t>3</w:t>
-            </w:r>
-          </w:p>
-        </w:tc>
-        <w:tc>
-          <w:tcPr>
-            <w:tcW w:type="dxa" w:w="1814"/>
-            <w:vAlign w:val="center"/>
-          </w:tcPr>
-          <w:p>
-            <w:pPr>
-              <w:spacing w:before="0" w:after="20" w:line="240" w:lineRule="auto"/>
-              <w:jc w:val="left"/>
-            </w:pPr>
-            <w:r>
-              <w:rPr>
-                <w:rFonts w:ascii="Times New Roman" w:hAnsi="Times New Roman"/>
-                <w:b w:val="0"/>
-                <w:sz w:val="24"/>
-              </w:rPr>
-              <w:t>Промежуточная аттестация</w:t>
-            </w:r>
-          </w:p>
-        </w:tc>
-        <w:tc>
-          <w:tcPr>
-            <w:tcW w:type="dxa" w:w="1361"/>
-            <w:vAlign w:val="center"/>
-          </w:tcPr>
-          <w:p>
-            <w:pPr>
-              <w:spacing w:before="0" w:after="20" w:line="240" w:lineRule="auto"/>
-              <w:jc w:val="center"/>
-            </w:pPr>
-            <w:r>
-              <w:rPr>
-                <w:rFonts w:ascii="Times New Roman" w:hAnsi="Times New Roman"/>
-                <w:b w:val="0"/>
-                <w:sz w:val="24"/>
-              </w:rPr>
-              <w:t>зачёт с оценкой (ЗаО)</w:t>
-            </w:r>
-          </w:p>
-        </w:tc>
-        <w:tc>
-          <w:tcPr>
-            <w:tcW w:type="dxa" w:w="737"/>
-            <w:vAlign w:val="center"/>
-          </w:tcPr>
-          <w:p>
-            <w:pPr>
-              <w:spacing w:before="0" w:after="20" w:line="240" w:lineRule="auto"/>
-              <w:jc w:val="center"/>
-            </w:pPr>
-            <w:r>
-              <w:rPr>
-                <w:rFonts w:ascii="Times New Roman" w:hAnsi="Times New Roman"/>
-                <w:b w:val="0"/>
-                <w:sz w:val="24"/>
-              </w:rPr>
-              <w:t>—</w:t>
-            </w:r>
-          </w:p>
-        </w:tc>
-        <w:tc>
-          <w:tcPr>
-            <w:tcW w:type="dxa" w:w="1587"/>
-            <w:vAlign w:val="center"/>
-          </w:tcPr>
-          <w:p>
-            <w:pPr>
-              <w:spacing w:before="0" w:after="20" w:line="240" w:lineRule="auto"/>
-              <w:jc w:val="center"/>
-            </w:pPr>
-            <w:r>
-              <w:rPr>
-                <w:rFonts w:ascii="Times New Roman" w:hAnsi="Times New Roman"/>
-                <w:b w:val="0"/>
-                <w:sz w:val="24"/>
-              </w:rPr>
-              <w:t>—</w:t>
-            </w:r>
-          </w:p>
-        </w:tc>
-        <w:tc>
-          <w:tcPr>
-            <w:tcW w:type="dxa" w:w="1701"/>
-            <w:vAlign w:val="center"/>
-          </w:tcPr>
-          <w:p>
-            <w:pPr>
-              <w:spacing w:before="0" w:after="20" w:line="240" w:lineRule="auto"/>
-              <w:jc w:val="center"/>
-            </w:pPr>
-            <w:r>
-              <w:rPr>
-                <w:rFonts w:ascii="Times New Roman" w:hAnsi="Times New Roman"/>
-                <w:b w:val="0"/>
-                <w:sz w:val="24"/>
-              </w:rPr>
-              <w:t>—</w:t>
-            </w:r>
-          </w:p>
-        </w:tc>
-        <w:tc>
-          <w:tcPr>
-            <w:tcW w:type="dxa" w:w="1701"/>
-            <w:vAlign w:val="center"/>
-          </w:tcPr>
-          <w:p>
-            <w:pPr>
-              <w:spacing w:before="0" w:after="20" w:line="240" w:lineRule="auto"/>
-              <w:jc w:val="center"/>
-            </w:pPr>
-            <w:r>
-              <w:rPr>
-                <w:rFonts w:ascii="Times New Roman" w:hAnsi="Times New Roman"/>
-                <w:b w:val="0"/>
-                <w:sz w:val="24"/>
-              </w:rPr>
-              <w:t>—</w:t>
-            </w:r>
-          </w:p>
-        </w:tc>
-      </w:tr>
-      <w:tr>
-        <w:tc>
-          <w:tcPr>
-            <w:tcW w:type="dxa" w:w="454"/>
-            <w:vAlign w:val="center"/>
-          </w:tcPr>
-          <w:p>
-            <w:pPr>
-              <w:spacing w:before="0" w:after="20" w:line="240" w:lineRule="auto"/>
-              <w:jc w:val="center"/>
-            </w:pPr>
-            <w:r>
-              <w:rPr>
-                <w:rFonts w:ascii="Times New Roman" w:hAnsi="Times New Roman"/>
-                <w:b w:val="0"/>
-                <w:sz w:val="24"/>
-              </w:rPr>
-              <w:t>3</w:t>
-            </w:r>
-          </w:p>
-        </w:tc>
-        <w:tc>
-          <w:tcPr>
-            <w:tcW w:type="dxa" w:w="1814"/>
-            <w:vAlign w:val="center"/>
-          </w:tcPr>
-          <w:p>
-            <w:pPr>
-              <w:spacing w:before="0" w:after="20" w:line="240" w:lineRule="auto"/>
-              <w:jc w:val="left"/>
-            </w:pPr>
-            <w:r>
-              <w:rPr>
-                <w:rFonts w:ascii="Times New Roman" w:hAnsi="Times New Roman"/>
-                <w:b w:val="0"/>
-                <w:sz w:val="24"/>
-              </w:rPr>
-              <w:t>Промежуточная аттестация</w:t>
-            </w:r>
-          </w:p>
+            <w:vMerge w:val="continue"/>
+          </w:tcPr>
+          <w:p/>
         </w:tc>
         <w:tc>
           <w:tcPr>

--- a/МатМодиИИ/rpd__doc_docx/Б1.О.02.01_Иностранный язык.docx
+++ b/МатМодиИИ/rpd__doc_docx/Б1.О.02.01_Иностранный язык.docx
@@ -9518,67 +9518,29 @@
       </w:pPr>
       <w:r>
         <w:rPr>
+          <w:rFonts w:ascii="Times New Roman" w:hAnsi="Times New Roman"/>
+          <w:sz w:val="24"/>
           <w:color w:val="000000"/>
-          <w:sz w:val="28"/>
-          <w:szCs w:val="28"/>
-        </w:rPr>
-        <w:t xml:space="preserve">BOOK.ru : электронная библиотека : сайт. – URL: http://www.book.ru (дата обращения: </w:t>
-      </w:r>
-      <w:r>
-        <w:rPr>
+        </w:rPr>
+        <w:t xml:space="preserve">BOOK.ru : электронная библиотека : сайт. – URL: </w:t>
+      </w:r>
+      <w:hyperlink r:id="rIdResource1">
+        <w:r>
+          <w:rPr>
+            <w:rFonts w:ascii="Times New Roman" w:hAnsi="Times New Roman"/>
+            <w:sz w:val="24"/>
+            <w:color w:val="000000"/>
+          </w:rPr>
+          <w:t xml:space="preserve">https://book.ru/</w:t>
+        </w:r>
+      </w:hyperlink>
+      <w:r>
+        <w:rPr>
+          <w:rFonts w:ascii="Times New Roman" w:hAnsi="Times New Roman"/>
+          <w:sz w:val="24"/>
           <w:color w:val="000000"/>
-          <w:sz w:val="28"/>
-          <w:szCs w:val="28"/>
-        </w:rPr>
-        <w:t>21.02.2024</w:t>
-      </w:r>
-      <w:r>
-        <w:rPr>
-          <w:color w:val="000000"/>
-          <w:sz w:val="28"/>
-          <w:szCs w:val="28"/>
-        </w:rPr>
-        <w:t>). – Режим доступа: для зарегистрированных пользователей. – Текст электронный.</w:t>
-      </w:r>
-    </w:p>
-    <w:p>
-      <w:pPr>
-        <w:pStyle w:val="western"/>
-        <w:numPr>
-          <w:ilvl w:val="0"/>
-          <w:numId w:val="40"/>
-        </w:numPr>
-        <w:spacing w:before="0" w:after="0"/>
-        <w:ind w:left="357" w:hanging="357"/>
-        <w:jc w:val="both"/>
-        <w:rPr>
-          <w:sz w:val="28"/>
-          <w:szCs w:val="28"/>
-        </w:rPr>
-      </w:pPr>
-      <w:r>
-        <w:rPr>
-          <w:color w:val="000000"/>
-          <w:sz w:val="28"/>
-          <w:szCs w:val="28"/>
-        </w:rPr>
-        <w:t xml:space="preserve">Znanium.com : электронная библиотека : сайт. – URL: http://znanium.com (дата обращения: </w:t>
-      </w:r>
-      <w:r>
-        <w:rPr>
-          <w:color w:val="000000"/>
-          <w:sz w:val="28"/>
-          <w:szCs w:val="28"/>
-        </w:rPr>
-        <w:t>21.02.2024</w:t>
-      </w:r>
-      <w:r>
-        <w:rPr>
-          <w:color w:val="000000"/>
-          <w:sz w:val="28"/>
-          <w:szCs w:val="28"/>
-        </w:rPr>
-        <w:t>). – Режим доступа: для зарегистрированных пользователей. – Текст: электронный.</w:t>
+        </w:rPr>
+        <w:t xml:space="preserve"> (дата обращения: 21.02.2024). – Режим доступа: для зарегистрированных пользователей. – Текст электронный.</w:t>
       </w:r>
     </w:p>
     <w:p>
@@ -9622,11 +9584,29 @@
       </w:pPr>
       <w:r>
         <w:rPr>
+          <w:rFonts w:ascii="Times New Roman" w:hAnsi="Times New Roman"/>
+          <w:sz w:val="24"/>
           <w:color w:val="000000"/>
-          <w:sz w:val="28"/>
-          <w:szCs w:val="28"/>
-        </w:rPr>
-        <w:t xml:space="preserve">Научная библиотека РГУ имени С. А. Есенина: сайт. – URL: https://library.rsu-rzn.ru/marc/Default.asp (дата обращения: 21.02.2024). – Режим доступа: свободный. – Текст: электронный.</w:t>
+        </w:rPr>
+        <w:t xml:space="preserve">Научная библиотека РГУ имени С. А. Есенина: сайт. – URL: </w:t>
+      </w:r>
+      <w:hyperlink r:id="rIdResource2">
+        <w:r>
+          <w:rPr>
+            <w:rFonts w:ascii="Times New Roman" w:hAnsi="Times New Roman"/>
+            <w:sz w:val="24"/>
+            <w:color w:val="000000"/>
+          </w:rPr>
+          <w:t xml:space="preserve">https://library.rsu-rzn.ru/</w:t>
+        </w:r>
+      </w:hyperlink>
+      <w:r>
+        <w:rPr>
+          <w:rFonts w:ascii="Times New Roman" w:hAnsi="Times New Roman"/>
+          <w:sz w:val="24"/>
+          <w:color w:val="000000"/>
+        </w:rPr>
+        <w:t xml:space="preserve"> (дата обращения: 27.10.2026). – Режим доступа: свободный. – Текст: электронный.</w:t>
       </w:r>
     </w:p>
     <w:p>
@@ -9686,45 +9666,29 @@
       </w:pPr>
       <w:r>
         <w:rPr>
+          <w:rFonts w:ascii="Times New Roman" w:hAnsi="Times New Roman"/>
+          <w:sz w:val="24"/>
           <w:color w:val="000000"/>
-          <w:sz w:val="28"/>
-          <w:szCs w:val="28"/>
-        </w:rPr>
-        <w:t xml:space="preserve">Универсальная база данных </w:t>
-      </w:r>
-      <w:proofErr w:type="spellStart"/>
-      <w:r>
-        <w:rPr>
+        </w:rPr>
+        <w:t xml:space="preserve">ИВИС (EastView) : универсальная база электронных периодических изданий : сайт. – URL: </w:t>
+      </w:r>
+      <w:hyperlink r:id="rIdResource3">
+        <w:r>
+          <w:rPr>
+            <w:rFonts w:ascii="Times New Roman" w:hAnsi="Times New Roman"/>
+            <w:sz w:val="24"/>
+            <w:color w:val="000000"/>
+          </w:rPr>
+          <w:t xml:space="preserve">https://eivis.ru/</w:t>
+        </w:r>
+      </w:hyperlink>
+      <w:r>
+        <w:rPr>
+          <w:rFonts w:ascii="Times New Roman" w:hAnsi="Times New Roman"/>
+          <w:sz w:val="24"/>
           <w:color w:val="000000"/>
-          <w:sz w:val="28"/>
-          <w:szCs w:val="28"/>
-        </w:rPr>
-        <w:t>EastView</w:t>
-      </w:r>
-      <w:proofErr w:type="spellEnd"/>
-      <w:r>
-        <w:rPr>
-          <w:color w:val="000000"/>
-          <w:sz w:val="28"/>
-          <w:szCs w:val="28"/>
-        </w:rPr>
-        <w:t xml:space="preserve"> : электронная библиотека : сайт. – URL: https://dlib.eastview.com (дата обращения: </w:t>
-      </w:r>
-      <w:r>
-        <w:rPr>
-          <w:color w:val="000000"/>
-          <w:sz w:val="28"/>
-          <w:szCs w:val="28"/>
-        </w:rPr>
-        <w:t>21.02.2024</w:t>
-      </w:r>
-      <w:r>
-        <w:rPr>
-          <w:color w:val="000000"/>
-          <w:sz w:val="28"/>
-          <w:szCs w:val="28"/>
-        </w:rPr>
-        <w:t>). – Режим доступа: в сети университета. – Текст: электронный.</w:t>
+        </w:rPr>
+        <w:t xml:space="preserve"> (дата обращения: 27.10.2026). – Режим доступа: по подписке университета; в сети университета и удалённо после авторизации. – Текст: электронный.</w:t>
       </w:r>
     </w:p>
     <w:p>
@@ -9808,11 +9772,29 @@
       </w:pPr>
       <w:r>
         <w:rPr>
+          <w:rFonts w:ascii="Times New Roman" w:hAnsi="Times New Roman"/>
+          <w:sz w:val="24"/>
           <w:color w:val="000000"/>
-          <w:sz w:val="28"/>
-          <w:szCs w:val="28"/>
-        </w:rPr>
-        <w:t xml:space="preserve">Труды преподавателей РГУ имени С.А. Есенина. – Текст: электронный // Электронная библиотека научной библиотеки РГУ имени С.А. Есенина: сайт. – URL: https://library.rsu-rzn.ru/marc/Default.asp (дата обращения: 21.02.2024). – Режим доступа: свободный.</w:t>
+        </w:rPr>
+        <w:t xml:space="preserve">Труды преподавателей РГУ имени С.А. Есенина. – Текст: электронный // Электронная библиотека научной библиотеки РГУ имени С.А. Есенина: сайт. – URL: </w:t>
+      </w:r>
+      <w:hyperlink r:id="rIdResource4">
+        <w:r>
+          <w:rPr>
+            <w:rFonts w:ascii="Times New Roman" w:hAnsi="Times New Roman"/>
+            <w:sz w:val="24"/>
+            <w:color w:val="000000"/>
+          </w:rPr>
+          <w:t xml:space="preserve">https://library.rsu-rzn.ru/marc/Default.asp</w:t>
+        </w:r>
+      </w:hyperlink>
+      <w:r>
+        <w:rPr>
+          <w:rFonts w:ascii="Times New Roman" w:hAnsi="Times New Roman"/>
+          <w:sz w:val="24"/>
+          <w:color w:val="000000"/>
+        </w:rPr>
+        <w:t xml:space="preserve"> (дата обращения: 27.10.2026). – Режим доступа: свободный.</w:t>
       </w:r>
     </w:p>
     <w:p>
@@ -11327,7 +11309,13 @@
         <w:t>УЧЕБНОГО ПРОЦЕССА:</w:t>
       </w:r>
     </w:p>
-    <w:p>
+    <w:bookmarkStart xmlns:w="http://schemas.openxmlformats.org/wordprocessingml/2006/main" xmlns:wpc="http://schemas.microsoft.com/office/word/2010/wordprocessingCanvas" xmlns:cx="http://schemas.microsoft.com/office/drawing/2014/chartex" xmlns:cx1="http://schemas.microsoft.com/office/drawing/2015/9/8/chartex" xmlns:cx2="http://schemas.microsoft.com/office/drawing/2015/10/21/chartex" xmlns:cx3="http://schemas.microsoft.com/office/drawing/2016/5/9/chartex" xmlns:cx4="http://schemas.microsoft.com/office/drawing/2016/5/10/chartex" xmlns:cx5="http://schemas.microsoft.com/office/drawing/2016/5/11/chartex" xmlns:cx6="http://schemas.microsoft.com/office/drawing/2016/5/12/chartex" xmlns:cx7="http://schemas.microsoft.com/office/drawing/2016/5/13/chartex" xmlns:cx8="http://schemas.microsoft.com/office/drawing/2016/5/14/chartex" xmlns:mc="http://schemas.openxmlformats.org/markup-compatibility/2006" xmlns:aink="http://schemas.microsoft.com/office/drawing/2016/ink" xmlns:am3d="http://schemas.microsoft.com/office/drawing/2017/model3d" xmlns:o="urn:schemas-microsoft-com:office:office" xmlns:oel="http://schemas.microsoft.com/office/2019/extlst" xmlns:r="http://schemas.openxmlformats.org/officeDocument/2006/relationships" xmlns:m="http://schemas.openxmlformats.org/officeDocument/2006/math" xmlns:v="urn:schemas-microsoft-com:vml" xmlns:wp14="http://schemas.microsoft.com/office/word/2010/wordprocessingDrawing" xmlns:wp="http://schemas.openxmlformats.org/drawingml/2006/wordprocessingDrawing" xmlns:w10="urn:schemas-microsoft-com:office:word" xmlns:w14="http://schemas.microsoft.com/office/word/2010/wordml" xmlns:w15="http://schemas.microsoft.com/office/word/2012/wordml" xmlns:w16cex="http://schemas.microsoft.com/office/word/2018/wordml/cex" xmlns:w16cid="http://schemas.microsoft.com/office/word/2016/wordml/cid" xmlns:w16="http://schemas.microsoft.com/office/word/2018/wordml" xmlns:w16sdtdh="http://schemas.microsoft.com/office/word/2020/wordml/sdtdatahash" xmlns:w16se="http://schemas.microsoft.com/office/word/2015/wordml/symex" xmlns:wpg="http://schemas.microsoft.com/office/word/2010/wordprocessingGroup" xmlns:wpi="http://schemas.microsoft.com/office/word/2010/wordprocessingInk" xmlns:wne="http://schemas.microsoft.com/office/word/2006/wordml" xmlns:wps="http://schemas.microsoft.com/office/word/2010/wordprocessingShape" w:id="1" w:name="_Hlk171681250"/>
+    <w:bookmarkStart xmlns:w="http://schemas.openxmlformats.org/wordprocessingml/2006/main" xmlns:wpc="http://schemas.microsoft.com/office/word/2010/wordprocessingCanvas" xmlns:cx="http://schemas.microsoft.com/office/drawing/2014/chartex" xmlns:cx1="http://schemas.microsoft.com/office/drawing/2015/9/8/chartex" xmlns:cx2="http://schemas.microsoft.com/office/drawing/2015/10/21/chartex" xmlns:cx3="http://schemas.microsoft.com/office/drawing/2016/5/9/chartex" xmlns:cx4="http://schemas.microsoft.com/office/drawing/2016/5/10/chartex" xmlns:cx5="http://schemas.microsoft.com/office/drawing/2016/5/11/chartex" xmlns:cx6="http://schemas.microsoft.com/office/drawing/2016/5/12/chartex" xmlns:cx7="http://schemas.microsoft.com/office/drawing/2016/5/13/chartex" xmlns:cx8="http://schemas.microsoft.com/office/drawing/2016/5/14/chartex" xmlns:mc="http://schemas.openxmlformats.org/markup-compatibility/2006" xmlns:aink="http://schemas.microsoft.com/office/drawing/2016/ink" xmlns:am3d="http://schemas.microsoft.com/office/drawing/2017/model3d" xmlns:o="urn:schemas-microsoft-com:office:office" xmlns:oel="http://schemas.microsoft.com/office/2019/extlst" xmlns:r="http://schemas.openxmlformats.org/officeDocument/2006/relationships" xmlns:m="http://schemas.openxmlformats.org/officeDocument/2006/math" xmlns:v="urn:schemas-microsoft-com:vml" xmlns:wp14="http://schemas.microsoft.com/office/word/2010/wordprocessingDrawing" xmlns:wp="http://schemas.openxmlformats.org/drawingml/2006/wordprocessingDrawing" xmlns:w10="urn:schemas-microsoft-com:office:word" xmlns:w14="http://schemas.microsoft.com/office/word/2010/wordml" xmlns:w15="http://schemas.microsoft.com/office/word/2012/wordml" xmlns:w16cex="http://schemas.microsoft.com/office/word/2018/wordml/cex" xmlns:w16cid="http://schemas.microsoft.com/office/word/2016/wordml/cid" xmlns:w16="http://schemas.microsoft.com/office/word/2018/wordml" xmlns:w16sdtdh="http://schemas.microsoft.com/office/word/2020/wordml/sdtdatahash" xmlns:w16se="http://schemas.microsoft.com/office/word/2015/wordml/symex" xmlns:wpg="http://schemas.microsoft.com/office/word/2010/wordprocessingGroup" xmlns:wpi="http://schemas.microsoft.com/office/word/2010/wordprocessingInk" xmlns:wne="http://schemas.microsoft.com/office/word/2006/wordml" xmlns:wps="http://schemas.microsoft.com/office/word/2010/wordprocessingShape" w:id="2" w:name="_Hlk163485998"/>
+    <w:bookmarkStart xmlns:w="http://schemas.openxmlformats.org/wordprocessingml/2006/main" xmlns:wpc="http://schemas.microsoft.com/office/word/2010/wordprocessingCanvas" xmlns:cx="http://schemas.microsoft.com/office/drawing/2014/chartex" xmlns:cx1="http://schemas.microsoft.com/office/drawing/2015/9/8/chartex" xmlns:cx2="http://schemas.microsoft.com/office/drawing/2015/10/21/chartex" xmlns:cx3="http://schemas.microsoft.com/office/drawing/2016/5/9/chartex" xmlns:cx4="http://schemas.microsoft.com/office/drawing/2016/5/10/chartex" xmlns:cx5="http://schemas.microsoft.com/office/drawing/2016/5/11/chartex" xmlns:cx6="http://schemas.microsoft.com/office/drawing/2016/5/12/chartex" xmlns:cx7="http://schemas.microsoft.com/office/drawing/2016/5/13/chartex" xmlns:cx8="http://schemas.microsoft.com/office/drawing/2016/5/14/chartex" xmlns:mc="http://schemas.openxmlformats.org/markup-compatibility/2006" xmlns:aink="http://schemas.microsoft.com/office/drawing/2016/ink" xmlns:am3d="http://schemas.microsoft.com/office/drawing/2017/model3d" xmlns:o="urn:schemas-microsoft-com:office:office" xmlns:oel="http://schemas.microsoft.com/office/2019/extlst" xmlns:r="http://schemas.openxmlformats.org/officeDocument/2006/relationships" xmlns:m="http://schemas.openxmlformats.org/officeDocument/2006/math" xmlns:v="urn:schemas-microsoft-com:vml" xmlns:wp14="http://schemas.microsoft.com/office/word/2010/wordprocessingDrawing" xmlns:wp="http://schemas.openxmlformats.org/drawingml/2006/wordprocessingDrawing" xmlns:w10="urn:schemas-microsoft-com:office:word" xmlns:w14="http://schemas.microsoft.com/office/word/2010/wordml" xmlns:w15="http://schemas.microsoft.com/office/word/2012/wordml" xmlns:w16cex="http://schemas.microsoft.com/office/word/2018/wordml/cex" xmlns:w16cid="http://schemas.microsoft.com/office/word/2016/wordml/cid" xmlns:w16="http://schemas.microsoft.com/office/word/2018/wordml" xmlns:w16sdtdh="http://schemas.microsoft.com/office/word/2020/wordml/sdtdatahash" xmlns:w16se="http://schemas.microsoft.com/office/word/2015/wordml/symex" xmlns:wpg="http://schemas.microsoft.com/office/word/2010/wordprocessingGroup" xmlns:wpi="http://schemas.microsoft.com/office/word/2010/wordprocessingInk" xmlns:wne="http://schemas.microsoft.com/office/word/2006/wordml" xmlns:wps="http://schemas.microsoft.com/office/word/2010/wordprocessingShape" w:id="3" w:name="_Hlk163504692"/>
+    <w:bookmarkEnd xmlns:w="http://schemas.openxmlformats.org/wordprocessingml/2006/main" xmlns:wpc="http://schemas.microsoft.com/office/word/2010/wordprocessingCanvas" xmlns:cx="http://schemas.microsoft.com/office/drawing/2014/chartex" xmlns:cx1="http://schemas.microsoft.com/office/drawing/2015/9/8/chartex" xmlns:cx2="http://schemas.microsoft.com/office/drawing/2015/10/21/chartex" xmlns:cx3="http://schemas.microsoft.com/office/drawing/2016/5/9/chartex" xmlns:cx4="http://schemas.microsoft.com/office/drawing/2016/5/10/chartex" xmlns:cx5="http://schemas.microsoft.com/office/drawing/2016/5/11/chartex" xmlns:cx6="http://schemas.microsoft.com/office/drawing/2016/5/12/chartex" xmlns:cx7="http://schemas.microsoft.com/office/drawing/2016/5/13/chartex" xmlns:cx8="http://schemas.microsoft.com/office/drawing/2016/5/14/chartex" xmlns:mc="http://schemas.openxmlformats.org/markup-compatibility/2006" xmlns:aink="http://schemas.microsoft.com/office/drawing/2016/ink" xmlns:am3d="http://schemas.microsoft.com/office/drawing/2017/model3d" xmlns:o="urn:schemas-microsoft-com:office:office" xmlns:oel="http://schemas.microsoft.com/office/2019/extlst" xmlns:r="http://schemas.openxmlformats.org/officeDocument/2006/relationships" xmlns:m="http://schemas.openxmlformats.org/officeDocument/2006/math" xmlns:v="urn:schemas-microsoft-com:vml" xmlns:wp14="http://schemas.microsoft.com/office/word/2010/wordprocessingDrawing" xmlns:wp="http://schemas.openxmlformats.org/drawingml/2006/wordprocessingDrawing" xmlns:w10="urn:schemas-microsoft-com:office:word" xmlns:w14="http://schemas.microsoft.com/office/word/2010/wordml" xmlns:w15="http://schemas.microsoft.com/office/word/2012/wordml" xmlns:w16cex="http://schemas.microsoft.com/office/word/2018/wordml/cex" xmlns:w16cid="http://schemas.microsoft.com/office/word/2016/wordml/cid" xmlns:w16="http://schemas.microsoft.com/office/word/2018/wordml" xmlns:w16sdtdh="http://schemas.microsoft.com/office/word/2020/wordml/sdtdatahash" xmlns:w16se="http://schemas.microsoft.com/office/word/2015/wordml/symex" xmlns:wpg="http://schemas.microsoft.com/office/word/2010/wordprocessingGroup" xmlns:wpi="http://schemas.microsoft.com/office/word/2010/wordprocessingInk" xmlns:wne="http://schemas.microsoft.com/office/word/2006/wordml" xmlns:wps="http://schemas.microsoft.com/office/word/2010/wordprocessingShape" w:id="1"/>
+    <w:bookmarkEnd xmlns:w="http://schemas.openxmlformats.org/wordprocessingml/2006/main" xmlns:wpc="http://schemas.microsoft.com/office/word/2010/wordprocessingCanvas" xmlns:cx="http://schemas.microsoft.com/office/drawing/2014/chartex" xmlns:cx1="http://schemas.microsoft.com/office/drawing/2015/9/8/chartex" xmlns:cx2="http://schemas.microsoft.com/office/drawing/2015/10/21/chartex" xmlns:cx3="http://schemas.microsoft.com/office/drawing/2016/5/9/chartex" xmlns:cx4="http://schemas.microsoft.com/office/drawing/2016/5/10/chartex" xmlns:cx5="http://schemas.microsoft.com/office/drawing/2016/5/11/chartex" xmlns:cx6="http://schemas.microsoft.com/office/drawing/2016/5/12/chartex" xmlns:cx7="http://schemas.microsoft.com/office/drawing/2016/5/13/chartex" xmlns:cx8="http://schemas.microsoft.com/office/drawing/2016/5/14/chartex" xmlns:mc="http://schemas.openxmlformats.org/markup-compatibility/2006" xmlns:aink="http://schemas.microsoft.com/office/drawing/2016/ink" xmlns:am3d="http://schemas.microsoft.com/office/drawing/2017/model3d" xmlns:o="urn:schemas-microsoft-com:office:office" xmlns:oel="http://schemas.microsoft.com/office/2019/extlst" xmlns:r="http://schemas.openxmlformats.org/officeDocument/2006/relationships" xmlns:m="http://schemas.openxmlformats.org/officeDocument/2006/math" xmlns:v="urn:schemas-microsoft-com:vml" xmlns:wp14="http://schemas.microsoft.com/office/word/2010/wordprocessingDrawing" xmlns:wp="http://schemas.openxmlformats.org/drawingml/2006/wordprocessingDrawing" xmlns:w10="urn:schemas-microsoft-com:office:word" xmlns:w14="http://schemas.microsoft.com/office/word/2010/wordml" xmlns:w15="http://schemas.microsoft.com/office/word/2012/wordml" xmlns:w16cex="http://schemas.microsoft.com/office/word/2018/wordml/cex" xmlns:w16cid="http://schemas.microsoft.com/office/word/2016/wordml/cid" xmlns:w16="http://schemas.microsoft.com/office/word/2018/wordml" xmlns:w16sdtdh="http://schemas.microsoft.com/office/word/2020/wordml/sdtdatahash" xmlns:w16se="http://schemas.microsoft.com/office/word/2015/wordml/symex" xmlns:wpg="http://schemas.microsoft.com/office/word/2010/wordprocessingGroup" xmlns:wpi="http://schemas.microsoft.com/office/word/2010/wordprocessingInk" xmlns:wne="http://schemas.microsoft.com/office/word/2006/wordml" xmlns:wps="http://schemas.microsoft.com/office/word/2010/wordprocessingShape" w:id="2"/>
+    <w:bookmarkEnd xmlns:w="http://schemas.openxmlformats.org/wordprocessingml/2006/main" xmlns:wpc="http://schemas.microsoft.com/office/word/2010/wordprocessingCanvas" xmlns:cx="http://schemas.microsoft.com/office/drawing/2014/chartex" xmlns:cx1="http://schemas.microsoft.com/office/drawing/2015/9/8/chartex" xmlns:cx2="http://schemas.microsoft.com/office/drawing/2015/10/21/chartex" xmlns:cx3="http://schemas.microsoft.com/office/drawing/2016/5/9/chartex" xmlns:cx4="http://schemas.microsoft.com/office/drawing/2016/5/10/chartex" xmlns:cx5="http://schemas.microsoft.com/office/drawing/2016/5/11/chartex" xmlns:cx6="http://schemas.microsoft.com/office/drawing/2016/5/12/chartex" xmlns:cx7="http://schemas.microsoft.com/office/drawing/2016/5/13/chartex" xmlns:cx8="http://schemas.microsoft.com/office/drawing/2016/5/14/chartex" xmlns:mc="http://schemas.openxmlformats.org/markup-compatibility/2006" xmlns:aink="http://schemas.microsoft.com/office/drawing/2016/ink" xmlns:am3d="http://schemas.microsoft.com/office/drawing/2017/model3d" xmlns:o="urn:schemas-microsoft-com:office:office" xmlns:oel="http://schemas.microsoft.com/office/2019/extlst" xmlns:r="http://schemas.openxmlformats.org/officeDocument/2006/relationships" xmlns:m="http://schemas.openxmlformats.org/officeDocument/2006/math" xmlns:v="urn:schemas-microsoft-com:vml" xmlns:wp14="http://schemas.microsoft.com/office/word/2010/wordprocessingDrawing" xmlns:wp="http://schemas.openxmlformats.org/drawingml/2006/wordprocessingDrawing" xmlns:w10="urn:schemas-microsoft-com:office:word" xmlns:w14="http://schemas.microsoft.com/office/word/2010/wordml" xmlns:w15="http://schemas.microsoft.com/office/word/2012/wordml" xmlns:w16cex="http://schemas.microsoft.com/office/word/2018/wordml/cex" xmlns:w16cid="http://schemas.microsoft.com/office/word/2016/wordml/cid" xmlns:w16="http://schemas.microsoft.com/office/word/2018/wordml" xmlns:w16sdtdh="http://schemas.microsoft.com/office/word/2020/wordml/sdtdatahash" xmlns:w16se="http://schemas.microsoft.com/office/word/2015/wordml/symex" xmlns:wpg="http://schemas.microsoft.com/office/word/2010/wordprocessingGroup" xmlns:wpi="http://schemas.microsoft.com/office/word/2010/wordprocessingInk" xmlns:wne="http://schemas.microsoft.com/office/word/2006/wordml" xmlns:wps="http://schemas.microsoft.com/office/word/2010/wordprocessingShape" w:id="3"/>
+    <w:p xmlns:w="http://schemas.openxmlformats.org/wordprocessingml/2006/main" xmlns:w14="http://schemas.microsoft.com/office/word/2010/wordml">
       <w:pPr>
         <w:spacing w:after="0" w:line="240" w:lineRule="auto"/>
         <w:ind w:firstLine="567"/>
@@ -11339,9 +11327,6 @@
           <w:szCs w:val="28"/>
         </w:rPr>
       </w:pPr>
-      <w:bookmarkStart w:id="1" w:name="_Hlk171681250"/>
-      <w:bookmarkStart w:id="2" w:name="_Hlk163485998"/>
-      <w:bookmarkStart w:id="3" w:name="_Hlk163504692"/>
       <w:r>
         <w:rPr>
           <w:rFonts w:ascii="Times New Roman" w:hAnsi="Times New Roman"/>
@@ -11349,10 +11334,10 @@
           <w:sz w:val="28"/>
           <w:szCs w:val="28"/>
         </w:rPr>
-        <w:t>Стандартный набор ПО:</w:t>
+        <w:t xml:space="preserve">Стандартный набор ПО:</w:t>
       </w:r>
     </w:p>
-    <w:tbl>
+    <w:tbl xmlns:w="http://schemas.openxmlformats.org/wordprocessingml/2006/main" xmlns:w14="http://schemas.microsoft.com/office/word/2010/wordml">
       <w:tblPr>
         <w:tblW w:w="9351" w:type="dxa"/>
         <w:tblBorders>
@@ -11390,7 +11375,7 @@
                 <w:b/>
                 <w:sz w:val="24"/>
               </w:rPr>
-              <w:t>Название ПО</w:t>
+              <w:t xml:space="preserve">Название ПО</w:t>
             </w:r>
           </w:p>
         </w:tc>
@@ -11410,7 +11395,7 @@
                 <w:b/>
                 <w:sz w:val="24"/>
               </w:rPr>
-              <w:t>Основание</w:t>
+              <w:t xml:space="preserve">Основание</w:t>
             </w:r>
           </w:p>
         </w:tc>
@@ -11443,15 +11428,8 @@
                 <w:szCs w:val="24"/>
               </w:rPr>
               <w:t xml:space="preserve">Операционная система </w:t>
-            </w:r>
-            <w:r>
-              <w:rPr>
-                <w:rFonts w:ascii="Times New Roman" w:hAnsi="Times New Roman"/>
-                <w:sz w:val="24"/>
-                <w:szCs w:val="24"/>
-              </w:rPr>
               <w:br/>
-              <w:t>РЕД ОС 7.3 «Рабочая станция»</w:t>
+              <w:t xml:space="preserve">РЕД ОС 8.0 «Рабочая станция»</w:t>
             </w:r>
           </w:p>
         </w:tc>
@@ -11482,7 +11460,7 @@
                 <w:sz w:val="24"/>
                 <w:szCs w:val="24"/>
               </w:rPr>
-              <w:t>Соглашение №93/03-22У от  11.03.2022</w:t>
+              <w:t xml:space="preserve">Соглашение №93/03-22У от 11.03.2022</w:t>
             </w:r>
           </w:p>
         </w:tc>
@@ -11514,66 +11492,7 @@
                 <w:sz w:val="24"/>
                 <w:szCs w:val="24"/>
               </w:rPr>
-              <w:t xml:space="preserve">Архиватор </w:t>
-            </w:r>
-            <w:r>
-              <w:rPr>
-                <w:rFonts w:ascii="Times New Roman" w:hAnsi="Times New Roman"/>
-                <w:sz w:val="24"/>
-                <w:szCs w:val="24"/>
-              </w:rPr>
-              <w:br/>
-            </w:r>
-            <w:r>
-              <w:rPr>
-                <w:rFonts w:ascii="Times New Roman" w:hAnsi="Times New Roman"/>
-                <w:sz w:val="24"/>
-                <w:szCs w:val="24"/>
-                <w:lang w:val="en-US"/>
-              </w:rPr>
-              <w:t>Engrampa</w:t>
-            </w:r>
-            <w:r>
-              <w:rPr>
-                <w:rFonts w:ascii="Times New Roman" w:hAnsi="Times New Roman"/>
-                <w:sz w:val="24"/>
-                <w:szCs w:val="24"/>
-              </w:rPr>
-              <w:t xml:space="preserve"> – </w:t>
-            </w:r>
-            <w:r>
-              <w:rPr>
-                <w:rFonts w:ascii="Times New Roman" w:hAnsi="Times New Roman"/>
-                <w:sz w:val="24"/>
-                <w:szCs w:val="24"/>
-                <w:lang w:val="en-US"/>
-              </w:rPr>
-              <w:t>Archive</w:t>
-            </w:r>
-            <w:r>
-              <w:rPr>
-                <w:rFonts w:ascii="Times New Roman" w:hAnsi="Times New Roman"/>
-                <w:sz w:val="24"/>
-                <w:szCs w:val="24"/>
-              </w:rPr>
-              <w:t xml:space="preserve"> </w:t>
-            </w:r>
-            <w:r>
-              <w:rPr>
-                <w:rFonts w:ascii="Times New Roman" w:hAnsi="Times New Roman"/>
-                <w:sz w:val="24"/>
-                <w:szCs w:val="24"/>
-                <w:lang w:val="en-US"/>
-              </w:rPr>
-              <w:t>Manager</w:t>
-            </w:r>
-            <w:r>
-              <w:rPr>
-                <w:rFonts w:ascii="Times New Roman" w:hAnsi="Times New Roman"/>
-                <w:sz w:val="24"/>
-                <w:szCs w:val="24"/>
-              </w:rPr>
-              <w:t xml:space="preserve"> </w:t>
+              <w:t xml:space="preserve">Офисный пакет Р7-Офис</w:t>
             </w:r>
           </w:p>
         </w:tc>
@@ -11593,17 +11512,18 @@
               <w:jc w:val="both"/>
               <w:rPr>
                 <w:rFonts w:ascii="Times New Roman" w:hAnsi="Times New Roman"/>
-                <w:sz w:val="24"/>
-                <w:szCs w:val="24"/>
-              </w:rPr>
-            </w:pPr>
-            <w:r>
-              <w:rPr>
-                <w:rFonts w:ascii="Times New Roman" w:hAnsi="Times New Roman"/>
-                <w:sz w:val="24"/>
-                <w:szCs w:val="24"/>
-              </w:rPr>
-              <w:t>Свободно распространяемое ПО</w:t>
+                <w:b/>
+                <w:sz w:val="24"/>
+                <w:szCs w:val="24"/>
+              </w:rPr>
+            </w:pPr>
+            <w:r>
+              <w:rPr>
+                <w:rFonts w:ascii="Times New Roman" w:hAnsi="Times New Roman"/>
+                <w:sz w:val="24"/>
+                <w:szCs w:val="24"/>
+              </w:rPr>
+              <w:t xml:space="preserve">Соглашение б/н от 19.01.2026</w:t>
             </w:r>
           </w:p>
         </w:tc>
@@ -11627,44 +11547,23 @@
                 <w:rFonts w:ascii="Times New Roman" w:hAnsi="Times New Roman"/>
                 <w:sz w:val="24"/>
                 <w:szCs w:val="24"/>
-                <w:lang w:val="en-US"/>
-              </w:rPr>
-            </w:pPr>
-            <w:r>
-              <w:rPr>
-                <w:rFonts w:ascii="Times New Roman" w:hAnsi="Times New Roman"/>
-                <w:sz w:val="24"/>
-                <w:szCs w:val="24"/>
-              </w:rPr>
-              <w:t>Файловые</w:t>
-            </w:r>
-            <w:r>
-              <w:rPr>
-                <w:rFonts w:ascii="Times New Roman" w:hAnsi="Times New Roman"/>
-                <w:sz w:val="24"/>
-                <w:szCs w:val="24"/>
-                <w:lang w:val="en-US"/>
-              </w:rPr>
-              <w:t xml:space="preserve"> </w:t>
-            </w:r>
-            <w:r>
-              <w:rPr>
-                <w:rFonts w:ascii="Times New Roman" w:hAnsi="Times New Roman"/>
-                <w:sz w:val="24"/>
-                <w:szCs w:val="24"/>
-              </w:rPr>
-              <w:t>менеджеры</w:t>
-            </w:r>
-            <w:r>
-              <w:rPr>
-                <w:rFonts w:ascii="Times New Roman" w:hAnsi="Times New Roman"/>
-                <w:sz w:val="24"/>
-                <w:szCs w:val="24"/>
-                <w:lang w:val="en-US"/>
-              </w:rPr>
-              <w:t>:</w:t>
-            </w:r>
-          </w:p>
+              </w:rPr>
+            </w:pPr>
+            <w:r>
+              <w:rPr>
+                <w:rFonts w:ascii="Times New Roman" w:hAnsi="Times New Roman"/>
+                <w:sz w:val="24"/>
+                <w:szCs w:val="24"/>
+              </w:rPr>
+              <w:t xml:space="preserve">Офисный пакет Libre Office </w:t>
+            </w:r>
+          </w:p>
+        </w:tc>
+        <w:tc>
+          <w:tcPr>
+            <w:tcW w:w="4394" w:type="dxa"/>
+            <w:shd w:val="clear" w:color="auto" w:fill="auto"/>
+          </w:tcPr>
           <w:p>
             <w:pPr>
               <w:widowControl w:val="0"/>
@@ -11676,21 +11575,28 @@
               <w:jc w:val="both"/>
               <w:rPr>
                 <w:rFonts w:ascii="Times New Roman" w:hAnsi="Times New Roman"/>
-                <w:sz w:val="24"/>
-                <w:szCs w:val="24"/>
-                <w:lang w:val="en-US"/>
-              </w:rPr>
-            </w:pPr>
-            <w:r>
-              <w:rPr>
-                <w:rFonts w:ascii="Times New Roman" w:hAnsi="Times New Roman"/>
-                <w:sz w:val="24"/>
-                <w:szCs w:val="24"/>
-                <w:lang w:val="en-US"/>
-              </w:rPr>
-              <w:t>Midnight Commander</w:t>
-            </w:r>
-          </w:p>
+                <w:b/>
+                <w:sz w:val="24"/>
+                <w:szCs w:val="24"/>
+              </w:rPr>
+            </w:pPr>
+            <w:r>
+              <w:rPr>
+                <w:rFonts w:ascii="Times New Roman" w:hAnsi="Times New Roman"/>
+                <w:sz w:val="24"/>
+                <w:szCs w:val="24"/>
+              </w:rPr>
+              <w:t xml:space="preserve">Свободно распространяемое ПО</w:t>
+            </w:r>
+          </w:p>
+        </w:tc>
+      </w:tr>
+      <w:tr>
+        <w:tc>
+          <w:tcPr>
+            <w:tcW w:w="4957" w:type="dxa"/>
+            <w:shd w:val="clear" w:color="auto" w:fill="auto"/>
+          </w:tcPr>
           <w:p>
             <w:pPr>
               <w:widowControl w:val="0"/>
@@ -11704,17 +11610,17 @@
                 <w:rFonts w:ascii="Times New Roman" w:hAnsi="Times New Roman"/>
                 <w:sz w:val="24"/>
                 <w:szCs w:val="24"/>
-                <w:lang w:val="en-US"/>
-              </w:rPr>
-            </w:pPr>
-            <w:r>
-              <w:rPr>
-                <w:rFonts w:ascii="Times New Roman" w:hAnsi="Times New Roman"/>
-                <w:sz w:val="24"/>
-                <w:szCs w:val="24"/>
-                <w:lang w:val="en-US"/>
-              </w:rPr>
-              <w:t>Double Commander</w:t>
+              </w:rPr>
+            </w:pPr>
+            <w:r>
+              <w:rPr>
+                <w:rFonts w:ascii="Times New Roman" w:hAnsi="Times New Roman"/>
+                <w:sz w:val="24"/>
+                <w:szCs w:val="24"/>
+              </w:rPr>
+              <w:t xml:space="preserve">Архиватор: </w:t>
+              <w:br/>
+              <w:t xml:space="preserve">Engrampa – Archive Manager </w:t>
             </w:r>
           </w:p>
         </w:tc>
@@ -11734,17 +11640,18 @@
               <w:jc w:val="both"/>
               <w:rPr>
                 <w:rFonts w:ascii="Times New Roman" w:hAnsi="Times New Roman"/>
-                <w:sz w:val="24"/>
-                <w:szCs w:val="24"/>
-              </w:rPr>
-            </w:pPr>
-            <w:r>
-              <w:rPr>
-                <w:rFonts w:ascii="Times New Roman" w:hAnsi="Times New Roman"/>
-                <w:sz w:val="24"/>
-                <w:szCs w:val="24"/>
-              </w:rPr>
-              <w:t>Свободно распространяемое ПО</w:t>
+                <w:b/>
+                <w:sz w:val="24"/>
+                <w:szCs w:val="24"/>
+              </w:rPr>
+            </w:pPr>
+            <w:r>
+              <w:rPr>
+                <w:rFonts w:ascii="Times New Roman" w:hAnsi="Times New Roman"/>
+                <w:sz w:val="24"/>
+                <w:szCs w:val="24"/>
+              </w:rPr>
+              <w:t xml:space="preserve">Свободно распространяемое ПО</w:t>
             </w:r>
           </w:p>
         </w:tc>
@@ -11776,26 +11683,17 @@
                 <w:sz w:val="24"/>
                 <w:szCs w:val="24"/>
               </w:rPr>
-              <w:t>Интернет-браузеры:</w:t>
-            </w:r>
-            <w:r>
-              <w:rPr>
-                <w:rFonts w:ascii="Times New Roman" w:hAnsi="Times New Roman"/>
-                <w:sz w:val="24"/>
-                <w:szCs w:val="24"/>
-              </w:rPr>
+              <w:t xml:space="preserve">Файловые менеджеры:</w:t>
               <w:br/>
-            </w:r>
-            <w:r>
-              <w:rPr>
-                <w:rFonts w:ascii="Times New Roman" w:hAnsi="Times New Roman"/>
-                <w:sz w:val="24"/>
-                <w:szCs w:val="24"/>
-                <w:lang w:val="en-US"/>
-              </w:rPr>
-              <w:t>Chromium</w:t>
-            </w:r>
-          </w:p>
+              <w:t xml:space="preserve">Midnight Commander, Double Commander</w:t>
+            </w:r>
+          </w:p>
+        </w:tc>
+        <w:tc>
+          <w:tcPr>
+            <w:tcW w:w="4394" w:type="dxa"/>
+            <w:shd w:val="clear" w:color="auto" w:fill="auto"/>
+          </w:tcPr>
           <w:p>
             <w:pPr>
               <w:widowControl w:val="0"/>
@@ -11807,24 +11705,26 @@
               <w:jc w:val="both"/>
               <w:rPr>
                 <w:rFonts w:ascii="Times New Roman" w:hAnsi="Times New Roman"/>
-                <w:sz w:val="24"/>
-                <w:szCs w:val="24"/>
-              </w:rPr>
-            </w:pPr>
-            <w:r>
-              <w:rPr>
-                <w:rFonts w:ascii="Times New Roman" w:hAnsi="Times New Roman"/>
-                <w:sz w:val="24"/>
-                <w:szCs w:val="24"/>
-                <w:lang w:val="en-US"/>
-              </w:rPr>
-              <w:t>Firefox</w:t>
-            </w:r>
-          </w:p>
-        </w:tc>
-        <w:tc>
-          <w:tcPr>
-            <w:tcW w:w="4394" w:type="dxa"/>
+                <w:b/>
+                <w:sz w:val="24"/>
+                <w:szCs w:val="24"/>
+              </w:rPr>
+            </w:pPr>
+            <w:r>
+              <w:rPr>
+                <w:rFonts w:ascii="Times New Roman" w:hAnsi="Times New Roman"/>
+                <w:sz w:val="24"/>
+                <w:szCs w:val="24"/>
+              </w:rPr>
+              <w:t xml:space="preserve">Свободно распространяемое ПО</w:t>
+            </w:r>
+          </w:p>
+        </w:tc>
+      </w:tr>
+      <w:tr>
+        <w:tc>
+          <w:tcPr>
+            <w:tcW w:w="4957" w:type="dxa"/>
             <w:shd w:val="clear" w:color="auto" w:fill="auto"/>
           </w:tcPr>
           <w:p>
@@ -11848,18 +11748,15 @@
                 <w:sz w:val="24"/>
                 <w:szCs w:val="24"/>
               </w:rPr>
-              <w:t>Свободно распространяемое ПО</w:t>
-            </w:r>
-          </w:p>
-        </w:tc>
-      </w:tr>
-      <w:tr>
-        <w:trPr>
-          <w:trHeight w:val="599"/>
-        </w:trPr>
-        <w:tc>
-          <w:tcPr>
-            <w:tcW w:w="4957" w:type="dxa"/>
+              <w:t xml:space="preserve">Интернет-браузеры:</w:t>
+              <w:br/>
+              <w:t xml:space="preserve">Chromium, Firefox</w:t>
+            </w:r>
+          </w:p>
+        </w:tc>
+        <w:tc>
+          <w:tcPr>
+            <w:tcW w:w="4394" w:type="dxa"/>
             <w:shd w:val="clear" w:color="auto" w:fill="auto"/>
           </w:tcPr>
           <w:p>
@@ -11873,32 +11770,26 @@
               <w:jc w:val="both"/>
               <w:rPr>
                 <w:rFonts w:ascii="Times New Roman" w:hAnsi="Times New Roman"/>
-                <w:sz w:val="24"/>
-                <w:szCs w:val="24"/>
-              </w:rPr>
-            </w:pPr>
-            <w:r>
-              <w:rPr>
-                <w:rFonts w:ascii="Times New Roman" w:hAnsi="Times New Roman"/>
-                <w:sz w:val="24"/>
-                <w:szCs w:val="24"/>
-              </w:rPr>
-              <w:t xml:space="preserve">Программа для просмотра и редактирования графических файлов </w:t>
-            </w:r>
-            <w:r>
-              <w:rPr>
-                <w:rFonts w:ascii="Times New Roman" w:hAnsi="Times New Roman"/>
-                <w:sz w:val="24"/>
-                <w:szCs w:val="24"/>
-                <w:lang w:val="en-US"/>
-              </w:rPr>
-              <w:t>Pix</w:t>
-            </w:r>
-          </w:p>
-        </w:tc>
-        <w:tc>
-          <w:tcPr>
-            <w:tcW w:w="4394" w:type="dxa"/>
+                <w:b/>
+                <w:sz w:val="24"/>
+                <w:szCs w:val="24"/>
+              </w:rPr>
+            </w:pPr>
+            <w:r>
+              <w:rPr>
+                <w:rFonts w:ascii="Times New Roman" w:hAnsi="Times New Roman"/>
+                <w:sz w:val="24"/>
+                <w:szCs w:val="24"/>
+              </w:rPr>
+              <w:t xml:space="preserve">Свободно распространяемое ПО</w:t>
+            </w:r>
+          </w:p>
+        </w:tc>
+      </w:tr>
+      <w:tr>
+        <w:tc>
+          <w:tcPr>
+            <w:tcW w:w="4957" w:type="dxa"/>
             <w:shd w:val="clear" w:color="auto" w:fill="auto"/>
           </w:tcPr>
           <w:p>
@@ -11922,18 +11813,13 @@
                 <w:sz w:val="24"/>
                 <w:szCs w:val="24"/>
               </w:rPr>
-              <w:t>Свободно распространяемое ПО</w:t>
-            </w:r>
-          </w:p>
-        </w:tc>
-      </w:tr>
-      <w:tr>
-        <w:trPr>
-          <w:trHeight w:val="581"/>
-        </w:trPr>
-        <w:tc>
-          <w:tcPr>
-            <w:tcW w:w="4957" w:type="dxa"/>
+              <w:t xml:space="preserve">Программа для просмотра и редактирования графических файлов Pix</w:t>
+            </w:r>
+          </w:p>
+        </w:tc>
+        <w:tc>
+          <w:tcPr>
+            <w:tcW w:w="4394" w:type="dxa"/>
             <w:shd w:val="clear" w:color="auto" w:fill="auto"/>
           </w:tcPr>
           <w:p>
@@ -11947,76 +11833,26 @@
               <w:jc w:val="both"/>
               <w:rPr>
                 <w:rFonts w:ascii="Times New Roman" w:hAnsi="Times New Roman"/>
-                <w:sz w:val="24"/>
-                <w:szCs w:val="24"/>
-              </w:rPr>
-            </w:pPr>
-            <w:r>
-              <w:rPr>
-                <w:rFonts w:ascii="Times New Roman" w:hAnsi="Times New Roman"/>
-                <w:sz w:val="24"/>
-                <w:szCs w:val="24"/>
-              </w:rPr>
-              <w:t xml:space="preserve">Программа для просмотра и редактирования </w:t>
-            </w:r>
-            <w:r>
-              <w:rPr>
-                <w:rFonts w:ascii="Times New Roman" w:hAnsi="Times New Roman"/>
-                <w:sz w:val="24"/>
-                <w:szCs w:val="24"/>
-              </w:rPr>
-              <w:br/>
-            </w:r>
-            <w:proofErr w:type="spellStart"/>
-            <w:r>
-              <w:rPr>
-                <w:rFonts w:ascii="Times New Roman" w:hAnsi="Times New Roman"/>
-                <w:sz w:val="24"/>
-                <w:szCs w:val="24"/>
-                <w:lang w:val="en-US"/>
-              </w:rPr>
-              <w:t>Atril</w:t>
-            </w:r>
-            <w:proofErr w:type="spellEnd"/>
-            <w:r>
-              <w:rPr>
-                <w:rFonts w:ascii="Times New Roman" w:hAnsi="Times New Roman"/>
-                <w:sz w:val="24"/>
-                <w:szCs w:val="24"/>
-              </w:rPr>
-              <w:t xml:space="preserve"> – </w:t>
-            </w:r>
-            <w:r>
-              <w:rPr>
-                <w:rFonts w:ascii="Times New Roman" w:hAnsi="Times New Roman"/>
-                <w:sz w:val="24"/>
-                <w:szCs w:val="24"/>
-                <w:lang w:val="en-US"/>
-              </w:rPr>
-              <w:t>Document</w:t>
-            </w:r>
-            <w:r>
-              <w:rPr>
-                <w:rFonts w:ascii="Times New Roman" w:hAnsi="Times New Roman"/>
-                <w:sz w:val="24"/>
-                <w:szCs w:val="24"/>
-              </w:rPr>
-              <w:t xml:space="preserve"> </w:t>
-            </w:r>
-            <w:r>
-              <w:rPr>
-                <w:rFonts w:ascii="Times New Roman" w:hAnsi="Times New Roman"/>
-                <w:sz w:val="24"/>
-                <w:szCs w:val="24"/>
-                <w:lang w:val="en-US"/>
-              </w:rPr>
-              <w:t>Viewer</w:t>
-            </w:r>
-          </w:p>
-        </w:tc>
-        <w:tc>
-          <w:tcPr>
-            <w:tcW w:w="4394" w:type="dxa"/>
+                <w:b/>
+                <w:sz w:val="24"/>
+                <w:szCs w:val="24"/>
+              </w:rPr>
+            </w:pPr>
+            <w:r>
+              <w:rPr>
+                <w:rFonts w:ascii="Times New Roman" w:hAnsi="Times New Roman"/>
+                <w:sz w:val="24"/>
+                <w:szCs w:val="24"/>
+              </w:rPr>
+              <w:t xml:space="preserve">Свободно распространяемое ПО</w:t>
+            </w:r>
+          </w:p>
+        </w:tc>
+      </w:tr>
+      <w:tr>
+        <w:tc>
+          <w:tcPr>
+            <w:tcW w:w="4957" w:type="dxa"/>
             <w:shd w:val="clear" w:color="auto" w:fill="auto"/>
           </w:tcPr>
           <w:p>
@@ -12040,18 +11876,15 @@
                 <w:sz w:val="24"/>
                 <w:szCs w:val="24"/>
               </w:rPr>
-              <w:t>Свободно распространяемое ПО</w:t>
-            </w:r>
-          </w:p>
-        </w:tc>
-      </w:tr>
-      <w:tr>
-        <w:trPr>
-          <w:trHeight w:val="357"/>
-        </w:trPr>
-        <w:tc>
-          <w:tcPr>
-            <w:tcW w:w="4957" w:type="dxa"/>
+              <w:t xml:space="preserve">Программа для просмотра и редактирования </w:t>
+              <w:br/>
+              <w:t xml:space="preserve">Atril – Document Viewer</w:t>
+            </w:r>
+          </w:p>
+        </w:tc>
+        <w:tc>
+          <w:tcPr>
+            <w:tcW w:w="4394" w:type="dxa"/>
             <w:shd w:val="clear" w:color="auto" w:fill="auto"/>
           </w:tcPr>
           <w:p>
@@ -12065,50 +11898,26 @@
               <w:jc w:val="both"/>
               <w:rPr>
                 <w:rFonts w:ascii="Times New Roman" w:hAnsi="Times New Roman"/>
-                <w:sz w:val="24"/>
-                <w:szCs w:val="24"/>
-                <w:lang w:val="en-US"/>
-              </w:rPr>
-            </w:pPr>
-            <w:r>
-              <w:rPr>
-                <w:rFonts w:ascii="Times New Roman" w:hAnsi="Times New Roman"/>
-                <w:sz w:val="24"/>
-                <w:szCs w:val="24"/>
-              </w:rPr>
-              <w:t>Медиа</w:t>
-            </w:r>
-            <w:r>
-              <w:rPr>
-                <w:rFonts w:ascii="Times New Roman" w:hAnsi="Times New Roman"/>
-                <w:sz w:val="24"/>
-                <w:szCs w:val="24"/>
-                <w:lang w:val="en-US"/>
-              </w:rPr>
-              <w:t>-</w:t>
-            </w:r>
-            <w:r>
-              <w:rPr>
-                <w:rFonts w:ascii="Times New Roman" w:hAnsi="Times New Roman"/>
-                <w:sz w:val="24"/>
-                <w:szCs w:val="24"/>
-              </w:rPr>
-              <w:t>плеер</w:t>
-            </w:r>
-            <w:r>
-              <w:rPr>
-                <w:rFonts w:ascii="Times New Roman" w:hAnsi="Times New Roman"/>
-                <w:sz w:val="24"/>
-                <w:szCs w:val="24"/>
-                <w:lang w:val="en-US"/>
-              </w:rPr>
-              <w:t xml:space="preserve"> VLC media player </w:t>
-            </w:r>
-          </w:p>
-        </w:tc>
-        <w:tc>
-          <w:tcPr>
-            <w:tcW w:w="4394" w:type="dxa"/>
+                <w:b/>
+                <w:sz w:val="24"/>
+                <w:szCs w:val="24"/>
+              </w:rPr>
+            </w:pPr>
+            <w:r>
+              <w:rPr>
+                <w:rFonts w:ascii="Times New Roman" w:hAnsi="Times New Roman"/>
+                <w:sz w:val="24"/>
+                <w:szCs w:val="24"/>
+              </w:rPr>
+              <w:t xml:space="preserve">Свободно распространяемое ПО</w:t>
+            </w:r>
+          </w:p>
+        </w:tc>
+      </w:tr>
+      <w:tr>
+        <w:tc>
+          <w:tcPr>
+            <w:tcW w:w="4957" w:type="dxa"/>
             <w:shd w:val="clear" w:color="auto" w:fill="auto"/>
           </w:tcPr>
           <w:p>
@@ -12132,18 +11941,13 @@
                 <w:sz w:val="24"/>
                 <w:szCs w:val="24"/>
               </w:rPr>
-              <w:t>Свободно распространяемое ПО</w:t>
-            </w:r>
-          </w:p>
-        </w:tc>
-      </w:tr>
-      <w:tr>
-        <w:trPr>
-          <w:trHeight w:val="357"/>
-        </w:trPr>
-        <w:tc>
-          <w:tcPr>
-            <w:tcW w:w="4957" w:type="dxa"/>
+              <w:t xml:space="preserve">Медиа-плеер VLC media player </w:t>
+            </w:r>
+          </w:p>
+        </w:tc>
+        <w:tc>
+          <w:tcPr>
+            <w:tcW w:w="4394" w:type="dxa"/>
             <w:shd w:val="clear" w:color="auto" w:fill="auto"/>
           </w:tcPr>
           <w:p>
@@ -12157,41 +11961,112 @@
               <w:jc w:val="both"/>
               <w:rPr>
                 <w:rFonts w:ascii="Times New Roman" w:hAnsi="Times New Roman"/>
-                <w:sz w:val="24"/>
-                <w:szCs w:val="24"/>
-              </w:rPr>
-            </w:pPr>
-            <w:r>
-              <w:rPr>
-                <w:rFonts w:ascii="Times New Roman" w:hAnsi="Times New Roman"/>
-                <w:sz w:val="24"/>
-                <w:szCs w:val="24"/>
-              </w:rPr>
-              <w:t xml:space="preserve">Офисный пакет </w:t>
-            </w:r>
-            <w:proofErr w:type="spellStart"/>
-            <w:r>
-              <w:rPr>
-                <w:rFonts w:ascii="Times New Roman" w:hAnsi="Times New Roman"/>
-                <w:sz w:val="24"/>
-                <w:szCs w:val="24"/>
-              </w:rPr>
-              <w:t>Libre</w:t>
-            </w:r>
-            <w:proofErr w:type="spellEnd"/>
-            <w:r>
-              <w:rPr>
-                <w:rFonts w:ascii="Times New Roman" w:hAnsi="Times New Roman"/>
-                <w:sz w:val="24"/>
-                <w:szCs w:val="24"/>
-              </w:rPr>
-              <w:t xml:space="preserve"> Office </w:t>
-            </w:r>
-          </w:p>
-        </w:tc>
-        <w:tc>
-          <w:tcPr>
-            <w:tcW w:w="4394" w:type="dxa"/>
+                <w:b/>
+                <w:sz w:val="24"/>
+                <w:szCs w:val="24"/>
+              </w:rPr>
+            </w:pPr>
+            <w:r>
+              <w:rPr>
+                <w:rFonts w:ascii="Times New Roman" w:hAnsi="Times New Roman"/>
+                <w:sz w:val="24"/>
+                <w:szCs w:val="24"/>
+              </w:rPr>
+              <w:t xml:space="preserve">Свободно распространяемое ПО</w:t>
+            </w:r>
+          </w:p>
+        </w:tc>
+      </w:tr>
+    </w:tbl>
+    <w:p xmlns:w="http://schemas.openxmlformats.org/wordprocessingml/2006/main" xmlns:w14="http://schemas.microsoft.com/office/word/2010/wordml">
+      <w:pPr>
+        <w:spacing w:after="0" w:line="240" w:lineRule="auto"/>
+        <w:ind w:firstLine="567"/>
+        <w:jc w:val="both"/>
+        <w:rPr>
+          <w:rFonts w:ascii="Times New Roman" w:hAnsi="Times New Roman"/>
+          <w:b/>
+          <w:sz w:val="28"/>
+          <w:szCs w:val="28"/>
+        </w:rPr>
+      </w:pPr>
+      <w:r>
+        <w:rPr>
+          <w:rFonts w:ascii="Times New Roman" w:hAnsi="Times New Roman"/>
+          <w:b/>
+          <w:sz w:val="28"/>
+          <w:szCs w:val="28"/>
+        </w:rPr>
+        <w:t xml:space="preserve">Специализированный набор ПО:</w:t>
+      </w:r>
+    </w:p>
+    <w:tbl xmlns:w="http://schemas.openxmlformats.org/wordprocessingml/2006/main" xmlns:w14="http://schemas.microsoft.com/office/word/2010/wordml">
+      <w:tblPr>
+        <w:tblW w:w="9351" w:type="dxa"/>
+        <w:tblBorders>
+          <w:top w:val="single" w:sz="4" w:space="0" w:color="auto"/>
+          <w:left w:val="single" w:sz="4" w:space="0" w:color="auto"/>
+          <w:bottom w:val="single" w:sz="4" w:space="0" w:color="auto"/>
+          <w:right w:val="single" w:sz="4" w:space="0" w:color="auto"/>
+          <w:insideH w:val="single" w:sz="4" w:space="0" w:color="auto"/>
+          <w:insideV w:val="single" w:sz="4" w:space="0" w:color="auto"/>
+        </w:tblBorders>
+        <w:tblLayout w:type="fixed"/>
+        <w:tblLook w:val="04A0" w:firstRow="1" w:lastRow="0" w:firstColumn="1" w:lastColumn="0" w:noHBand="0" w:noVBand="1"/>
+      </w:tblPr>
+      <w:tblGrid>
+        <w:gridCol w:w="4957"/>
+        <w:gridCol w:w="4394"/>
+      </w:tblGrid>
+      <w:tr>
+        <w:trPr>
+          <w:tblHeader/>
+        </w:trPr>
+        <w:tc>
+          <w:tcPr>
+            <w:tcW w:type="dxa" w:w="4957"/>
+            <w:vAlign w:val="center"/>
+          </w:tcPr>
+          <w:p>
+            <w:pPr>
+              <w:spacing w:before="0" w:after="20" w:line="240" w:lineRule="auto"/>
+              <w:jc w:val="center"/>
+            </w:pPr>
+            <w:r>
+              <w:rPr>
+                <w:rFonts w:ascii="Times New Roman" w:hAnsi="Times New Roman"/>
+                <w:b/>
+                <w:sz w:val="24"/>
+              </w:rPr>
+              <w:t xml:space="preserve">Название ПО</w:t>
+            </w:r>
+          </w:p>
+        </w:tc>
+        <w:tc>
+          <w:tcPr>
+            <w:tcW w:type="dxa" w:w="4394"/>
+            <w:vAlign w:val="center"/>
+          </w:tcPr>
+          <w:p>
+            <w:pPr>
+              <w:spacing w:before="0" w:after="20" w:line="240" w:lineRule="auto"/>
+              <w:jc w:val="center"/>
+            </w:pPr>
+            <w:r>
+              <w:rPr>
+                <w:rFonts w:ascii="Times New Roman" w:hAnsi="Times New Roman"/>
+                <w:b/>
+                <w:sz w:val="24"/>
+              </w:rPr>
+              <w:t xml:space="preserve">Основание</w:t>
+            </w:r>
+          </w:p>
+        </w:tc>
+      </w:tr>
+      <w:tr>
+        <w:tc>
+          <w:tcPr>
+            <w:tcW w:w="4957" w:type="dxa"/>
             <w:shd w:val="clear" w:color="auto" w:fill="auto"/>
           </w:tcPr>
           <w:p>
@@ -12205,29 +12080,23 @@
               <w:jc w:val="both"/>
               <w:rPr>
                 <w:rFonts w:ascii="Times New Roman" w:hAnsi="Times New Roman"/>
-                <w:b/>
-                <w:sz w:val="24"/>
-                <w:szCs w:val="24"/>
-              </w:rPr>
-            </w:pPr>
-            <w:r>
-              <w:rPr>
-                <w:rFonts w:ascii="Times New Roman" w:hAnsi="Times New Roman"/>
-                <w:sz w:val="24"/>
-                <w:szCs w:val="24"/>
-              </w:rPr>
-              <w:t>Свободно распространяемое ПО</w:t>
-            </w:r>
-          </w:p>
-        </w:tc>
-      </w:tr>
-      <w:tr>
-        <w:trPr>
-          <w:trHeight w:val="402"/>
-        </w:trPr>
-        <w:tc>
-          <w:tcPr>
-            <w:tcW w:w="4957" w:type="dxa"/>
+                <w:sz w:val="24"/>
+                <w:szCs w:val="24"/>
+              </w:rPr>
+            </w:pPr>
+            <w:r>
+              <w:rPr>
+                <w:rFonts w:ascii="Times New Roman" w:hAnsi="Times New Roman"/>
+                <w:sz w:val="24"/>
+                <w:szCs w:val="24"/>
+              </w:rPr>
+              <w:t xml:space="preserve">GoldenDict</w:t>
+            </w:r>
+          </w:p>
+        </w:tc>
+        <w:tc>
+          <w:tcPr>
+            <w:tcW w:w="4394" w:type="dxa"/>
             <w:shd w:val="clear" w:color="auto" w:fill="auto"/>
           </w:tcPr>
           <w:p>
@@ -12241,111 +12110,44 @@
               <w:jc w:val="both"/>
               <w:rPr>
                 <w:rFonts w:ascii="Times New Roman" w:hAnsi="Times New Roman"/>
-                <w:sz w:val="24"/>
-                <w:szCs w:val="24"/>
-              </w:rPr>
-            </w:pPr>
-            <w:r>
-              <w:rPr>
-                <w:rFonts w:ascii="Times New Roman" w:hAnsi="Times New Roman"/>
-                <w:sz w:val="24"/>
-                <w:szCs w:val="24"/>
-              </w:rPr>
-              <w:t>Система электронного обучения Moodle⃰</w:t>
-            </w:r>
-          </w:p>
-        </w:tc>
-        <w:tc>
-          <w:tcPr>
-            <w:tcW w:w="4394" w:type="dxa"/>
-            <w:shd w:val="clear" w:color="auto" w:fill="auto"/>
-          </w:tcPr>
-          <w:p>
-            <w:pPr>
-              <w:widowControl w:val="0"/>
-              <w:tabs>
-                <w:tab w:val="left" w:pos="708"/>
-              </w:tabs>
-              <w:spacing w:after="0" w:line="240" w:lineRule="auto"/>
-              <w:ind w:firstLine="400"/>
-              <w:jc w:val="both"/>
-              <w:rPr>
-                <w:rFonts w:ascii="Times New Roman" w:hAnsi="Times New Roman"/>
-                <w:sz w:val="24"/>
-                <w:szCs w:val="24"/>
-              </w:rPr>
-            </w:pPr>
-            <w:r>
-              <w:rPr>
-                <w:rFonts w:ascii="Times New Roman" w:hAnsi="Times New Roman"/>
-                <w:sz w:val="24"/>
-                <w:szCs w:val="24"/>
-              </w:rPr>
-              <w:t>Свободно распространяемое ПО</w:t>
+                <w:b/>
+                <w:sz w:val="24"/>
+                <w:szCs w:val="24"/>
+              </w:rPr>
+            </w:pPr>
+            <w:r>
+              <w:rPr>
+                <w:rFonts w:ascii="Times New Roman" w:hAnsi="Times New Roman"/>
+                <w:sz w:val="24"/>
+                <w:szCs w:val="24"/>
+              </w:rPr>
+              <w:t xml:space="preserve">Указано в перечне дополнительного ПО (категория «Словари и системы перевода»).</w:t>
             </w:r>
           </w:p>
         </w:tc>
       </w:tr>
     </w:tbl>
-    <w:p>
-      <w:pPr>
-        <w:spacing w:after="0" w:line="240" w:lineRule="auto"/>
+    <w:p xmlns:w="http://schemas.openxmlformats.org/wordprocessingml/2006/main" xmlns:w14="http://schemas.microsoft.com/office/word/2010/wordml">
+      <w:pPr>
+        <w:ind w:firstLine="567"/>
         <w:jc w:val="both"/>
         <w:rPr>
           <w:rFonts w:ascii="Times New Roman" w:hAnsi="Times New Roman"/>
-          <w:sz w:val="24"/>
-          <w:szCs w:val="24"/>
-        </w:rPr>
-      </w:pPr>
-      <w:r>
-        <w:rPr>
-          <w:rFonts w:ascii="Times New Roman" w:hAnsi="Times New Roman"/>
-          <w:i/>
-          <w:sz w:val="24"/>
-          <w:szCs w:val="24"/>
-        </w:rPr>
-        <w:t xml:space="preserve">⃰ </w:t>
-      </w:r>
-      <w:r>
-        <w:rPr>
-          <w:rFonts w:ascii="Times New Roman" w:hAnsi="Times New Roman"/>
-          <w:sz w:val="24"/>
-          <w:szCs w:val="24"/>
-        </w:rPr>
-        <w:t>При реализации дисциплины с частичным применением дистанционных образовательных технологий</w:t>
-      </w:r>
-    </w:p>
-    <w:bookmarkEnd w:id="1"/>
-    <w:p>
-      <w:pPr>
-        <w:spacing w:after="0" w:line="240" w:lineRule="auto"/>
-        <w:jc w:val="both"/>
-        <w:rPr>
-          <w:rFonts w:ascii="Times New Roman" w:hAnsi="Times New Roman"/>
-          <w:sz w:val="24"/>
-          <w:szCs w:val="24"/>
-        </w:rPr>
-      </w:pPr>
-    </w:p>
-    <w:bookmarkEnd w:id="2"/>
-    <w:p>
-      <w:pPr>
-        <w:spacing w:after="0" w:line="240" w:lineRule="auto"/>
-        <w:jc w:val="both"/>
-        <w:rPr>
-          <w:rFonts w:ascii="Times New Roman" w:hAnsi="Times New Roman"/>
-          <w:sz w:val="24"/>
-          <w:szCs w:val="24"/>
-        </w:rPr>
-      </w:pPr>
-    </w:p>
-    <w:bookmarkEnd w:id="3"/>
-    <w:p>
-      <w:pPr>
-        <w:pStyle w:val="aa"/>
-        <w:spacing w:after="0"/>
-        <w:ind w:firstLine="567"/>
-      </w:pPr>
+          <w:b/>
+          <w:sz w:val="28"/>
+          <w:szCs w:val="28"/>
+        </w:rPr>
+        <w:spacing w:before="0" w:after="0" w:line="20" w:lineRule="exact"/>
+      </w:pPr>
+      <w:r>
+        <w:rPr>
+          <w:rFonts w:ascii="Times New Roman" w:hAnsi="Times New Roman"/>
+          <w:b/>
+          <w:sz w:val="28"/>
+          <w:szCs w:val="28"/>
+        </w:rPr>
+        <w:t xml:space="preserve"/>
+      </w:r>
     </w:p>
     <w:sectPr>
       <w:pgSz w:w="11906" w:h="16838"/>
